--- a/JUMABOYEV MAQSUD PARXOD O‘G‘LI.docx
+++ b/JUMABOYEV MAQSUD PARXOD O‘G‘LI.docx
@@ -1,6 +1,6 @@
 
 <file path=word/document.xml><?xml version="1.0" encoding="utf-8"?>
-<w:document xmlns:wpc="http://schemas.microsoft.com/office/word/2010/wordprocessingCanvas" xmlns:cx="http://schemas.microsoft.com/office/drawing/2014/chartex" xmlns:mc="http://schemas.openxmlformats.org/markup-compatibility/2006" xmlns:o="urn:schemas-microsoft-com:office:office" xmlns:r="http://schemas.openxmlformats.org/officeDocument/2006/relationships" xmlns:m="http://schemas.openxmlformats.org/officeDocument/2006/math" xmlns:v="urn:schemas-microsoft-com:vml" xmlns:wp14="http://schemas.microsoft.com/office/word/2010/wordprocessingDrawing" xmlns:wp="http://schemas.openxmlformats.org/drawingml/2006/wordprocessingDrawing" xmlns:w10="urn:schemas-microsoft-com:office:word" xmlns:w="http://schemas.openxmlformats.org/wordprocessingml/2006/main" xmlns:w14="http://schemas.microsoft.com/office/word/2010/wordml" xmlns:w15="http://schemas.microsoft.com/office/word/2012/wordml" xmlns:w16se="http://schemas.microsoft.com/office/word/2015/wordml/symex" xmlns:wpg="http://schemas.microsoft.com/office/word/2010/wordprocessingGroup" xmlns:wpi="http://schemas.microsoft.com/office/word/2010/wordprocessingInk" xmlns:wne="http://schemas.microsoft.com/office/word/2006/wordml" xmlns:wps="http://schemas.microsoft.com/office/word/2010/wordprocessingShape" mc:Ignorable="w14 w15 w16se wp14">
+<w:document xmlns:wpc="http://schemas.microsoft.com/office/word/2010/wordprocessingCanvas" xmlns:mc="http://schemas.openxmlformats.org/markup-compatibility/2006" xmlns:o="urn:schemas-microsoft-com:office:office" xmlns:r="http://schemas.openxmlformats.org/officeDocument/2006/relationships" xmlns:m="http://schemas.openxmlformats.org/officeDocument/2006/math" xmlns:v="urn:schemas-microsoft-com:vml" xmlns:wp14="http://schemas.microsoft.com/office/word/2010/wordprocessingDrawing" xmlns:wp="http://schemas.openxmlformats.org/drawingml/2006/wordprocessingDrawing" xmlns:w10="urn:schemas-microsoft-com:office:word" xmlns:w="http://schemas.openxmlformats.org/wordprocessingml/2006/main" xmlns:w14="http://schemas.microsoft.com/office/word/2010/wordml" xmlns:w15="http://schemas.microsoft.com/office/word/2012/wordml" xmlns:wpg="http://schemas.microsoft.com/office/word/2010/wordprocessingGroup" xmlns:wpi="http://schemas.microsoft.com/office/word/2010/wordprocessingInk" xmlns:wne="http://schemas.microsoft.com/office/word/2006/wordml" xmlns:wps="http://schemas.microsoft.com/office/word/2010/wordprocessingShape" mc:Ignorable="w14 w15 wp14">
   <w:body>
     <w:p>
       <w:pPr>
@@ -13,25 +13,14 @@
           <w:lang w:val="en-US"/>
         </w:rPr>
       </w:pPr>
-      <w:proofErr w:type="gramStart"/>
-      <w:r>
-        <w:rPr>
-          <w:rFonts w:ascii="Times New Roman" w:hAnsi="Times New Roman" w:cs="Times New Roman"/>
-          <w:b/>
-          <w:sz w:val="28"/>
-          <w:lang w:val="en-US"/>
-        </w:rPr>
-        <w:t>O‘</w:t>
-      </w:r>
-      <w:proofErr w:type="gramEnd"/>
-      <w:r>
-        <w:rPr>
-          <w:rFonts w:ascii="Times New Roman" w:hAnsi="Times New Roman" w:cs="Times New Roman"/>
-          <w:b/>
-          <w:sz w:val="28"/>
-          <w:lang w:val="en-US"/>
-        </w:rPr>
-        <w:t>ZBEKISTON RESPUBLIKASI</w:t>
+      <w:r>
+        <w:rPr>
+          <w:rFonts w:ascii="Times New Roman" w:hAnsi="Times New Roman" w:cs="Times New Roman"/>
+          <w:b/>
+          <w:sz w:val="28"/>
+          <w:lang w:val="en-US"/>
+        </w:rPr>
+        <w:t>O‘ZBEKISTON RESPUBLIKASI</w:t>
       </w:r>
       <w:r>
         <w:rPr>
@@ -159,7 +148,6 @@
           <w:lang w:val="en-US"/>
         </w:rPr>
       </w:pPr>
-      <w:proofErr w:type="gramStart"/>
       <w:r>
         <w:rPr>
           <w:rFonts w:ascii="Times New Roman" w:hAnsi="Times New Roman" w:cs="Times New Roman"/>
@@ -167,30 +155,29 @@
           <w:sz w:val="24"/>
           <w:lang w:val="en-US"/>
         </w:rPr>
-        <w:t>Qo‘</w:t>
-      </w:r>
-      <w:proofErr w:type="gramEnd"/>
-      <w:r>
+        <w:t>Qo‘lyozma huquqida</w:t>
+      </w:r>
+    </w:p>
+    <w:p>
+      <w:pPr>
+        <w:spacing w:after="0" w:line="360" w:lineRule="auto"/>
+        <w:jc w:val="right"/>
         <w:rPr>
           <w:rFonts w:ascii="Times New Roman" w:hAnsi="Times New Roman" w:cs="Times New Roman"/>
           <w:i/>
           <w:sz w:val="24"/>
           <w:lang w:val="en-US"/>
         </w:rPr>
-        <w:t>lyozma huquqida</w:t>
-      </w:r>
-    </w:p>
-    <w:p>
-      <w:pPr>
-        <w:spacing w:after="0" w:line="360" w:lineRule="auto"/>
-        <w:jc w:val="right"/>
+      </w:pPr>
+      <w:r>
         <w:rPr>
           <w:rFonts w:ascii="Times New Roman" w:hAnsi="Times New Roman" w:cs="Times New Roman"/>
           <w:i/>
           <w:sz w:val="24"/>
           <w:lang w:val="en-US"/>
         </w:rPr>
-      </w:pPr>
+        <w:t xml:space="preserve">UDQ: </w:t>
+      </w:r>
       <w:r>
         <w:rPr>
           <w:rFonts w:ascii="Times New Roman" w:hAnsi="Times New Roman" w:cs="Times New Roman"/>
@@ -198,15 +185,6 @@
           <w:sz w:val="24"/>
           <w:lang w:val="en-US"/>
         </w:rPr>
-        <w:t xml:space="preserve">UDQ: </w:t>
-      </w:r>
-      <w:r>
-        <w:rPr>
-          <w:rFonts w:ascii="Times New Roman" w:hAnsi="Times New Roman" w:cs="Times New Roman"/>
-          <w:i/>
-          <w:sz w:val="24"/>
-          <w:lang w:val="en-US"/>
-        </w:rPr>
         <w:t>336.748</w:t>
       </w:r>
     </w:p>
@@ -246,27 +224,16 @@
           <w:sz w:val="28"/>
           <w:lang w:val="en-US"/>
         </w:rPr>
-        <w:t xml:space="preserve">XOD </w:t>
-      </w:r>
-      <w:proofErr w:type="gramStart"/>
-      <w:r>
-        <w:rPr>
-          <w:rFonts w:ascii="Times New Roman" w:hAnsi="Times New Roman" w:cs="Times New Roman"/>
-          <w:b/>
-          <w:sz w:val="28"/>
-          <w:lang w:val="en-US"/>
-        </w:rPr>
-        <w:t>O‘</w:t>
-      </w:r>
-      <w:proofErr w:type="gramEnd"/>
-      <w:r>
-        <w:rPr>
-          <w:rFonts w:ascii="Times New Roman" w:hAnsi="Times New Roman" w:cs="Times New Roman"/>
-          <w:b/>
-          <w:sz w:val="28"/>
-          <w:lang w:val="en-US"/>
-        </w:rPr>
-        <w:t>G‘LI</w:t>
+        <w:t>H</w:t>
+      </w:r>
+      <w:r>
+        <w:rPr>
+          <w:rFonts w:ascii="Times New Roman" w:hAnsi="Times New Roman" w:cs="Times New Roman"/>
+          <w:b/>
+          <w:sz w:val="28"/>
+          <w:lang w:val="en-US"/>
+        </w:rPr>
+        <w:t>OD O‘G‘LI</w:t>
       </w:r>
     </w:p>
     <w:p>
@@ -386,7 +353,16 @@
           <w:sz w:val="28"/>
           <w:lang w:val="en-US"/>
         </w:rPr>
-        <w:t>70410901 - Biznesni boshhqarish (MBA)</w:t>
+        <w:t>70410901 - Biznesni bosh</w:t>
+      </w:r>
+      <w:r>
+        <w:rPr>
+          <w:rFonts w:ascii="Times New Roman" w:hAnsi="Times New Roman" w:cs="Times New Roman"/>
+          <w:b/>
+          <w:sz w:val="28"/>
+          <w:lang w:val="en-US"/>
+        </w:rPr>
+        <w:t>qarish (MBA)</w:t>
       </w:r>
     </w:p>
     <w:p>
@@ -763,7 +739,7 @@
           <w:szCs w:val="28"/>
           <w:lang w:val="en-US"/>
         </w:rPr>
-        <w:t xml:space="preserve">Mazkur magistrlik dissertatsiyasi tijorat banklarida muammoli kreditlarning kelib chiqish sabablari, ularning bank faoliyatiga ta’siri hamda muammoli kreditlarni samarali boshqarishning amaliy va nazariy jihatlarini </w:t>
+        <w:t xml:space="preserve">Mazkur magistrlik dissertatsiyasi tijorat banklarida muammoli kreditlarning kelib chiqish sabablari, ularning bank faoliyatiga ta’siri hamda muammoli kreditlarni samarali boshqarishning amaliy </w:t>
       </w:r>
       <w:proofErr w:type="gramStart"/>
       <w:r>
@@ -773,7 +749,7 @@
           <w:szCs w:val="28"/>
           <w:lang w:val="en-US"/>
         </w:rPr>
-        <w:t>o‘</w:t>
+        <w:t>va</w:t>
       </w:r>
       <w:proofErr w:type="gramEnd"/>
       <w:r>
@@ -783,27 +759,7 @@
           <w:szCs w:val="28"/>
           <w:lang w:val="en-US"/>
         </w:rPr>
-        <w:t xml:space="preserve">rganishga bag‘ishlangan. Tadqiqotda kredit portfelining sifati, risklarni boshqarish mexanizmlari, qarz oluvchilar </w:t>
-      </w:r>
-      <w:proofErr w:type="gramStart"/>
-      <w:r>
-        <w:rPr>
-          <w:rFonts w:ascii="Times New Roman" w:hAnsi="Times New Roman" w:cs="Times New Roman"/>
-          <w:sz w:val="28"/>
-          <w:szCs w:val="28"/>
-          <w:lang w:val="en-US"/>
-        </w:rPr>
-        <w:t>to‘</w:t>
-      </w:r>
-      <w:proofErr w:type="gramEnd"/>
-      <w:r>
-        <w:rPr>
-          <w:rFonts w:ascii="Times New Roman" w:hAnsi="Times New Roman" w:cs="Times New Roman"/>
-          <w:sz w:val="28"/>
-          <w:szCs w:val="28"/>
-          <w:lang w:val="en-US"/>
-        </w:rPr>
-        <w:t>lov intizomi va banklarning ichki boshqaruv tizimi bilan bog‘liq faktorlar chuqur tahlil qilindi.</w:t>
+        <w:t xml:space="preserve"> nazariy jihatlarini o‘rganishga bag‘ishlangan. Tadqiqotda kredit portfelining sifati, risklarni boshqarish mexanizmlari, qarz oluvchilar to‘lov intizomi va banklarning ichki boshqaruv tizimi bilan bog‘liq faktorlar chuqur tahlil qilindi.</w:t>
       </w:r>
     </w:p>
     <w:p>
@@ -824,7 +780,7 @@
           <w:szCs w:val="28"/>
           <w:lang w:val="en-US"/>
         </w:rPr>
-        <w:t xml:space="preserve">Tadqiqot jarayonida </w:t>
+        <w:t xml:space="preserve">Tadqiqot jarayonida O‘zbekiston tijorat banklarining kredit portfeli </w:t>
       </w:r>
       <w:proofErr w:type="gramStart"/>
       <w:r>
@@ -833,7 +789,7 @@
           <w:szCs w:val="28"/>
           <w:lang w:val="en-US"/>
         </w:rPr>
-        <w:t>O‘</w:t>
+        <w:t>bo‘yicha</w:t>
       </w:r>
       <w:proofErr w:type="gramEnd"/>
       <w:r>
@@ -842,7 +798,7 @@
           <w:szCs w:val="28"/>
           <w:lang w:val="en-US"/>
         </w:rPr>
-        <w:t xml:space="preserve">zbekiston tijorat banklarining kredit portfeli bo‘yicha statistik ma’lumotlar, Markaziy bank normativlari, xalqaro bank amaliyoti hamda ilg‘or tajribalar tahlil qilindi. Natijada muammoli kreditlarni erta aniqlash, qaytarish jarayonini takomillashtirish, risk-menejment tizimini modernizatsiya qilish, kredit siyosatini optimallashtirish va garov ta’minotini baholash </w:t>
+        <w:t xml:space="preserve"> statistik ma’lumotlar, Markaziy bank normativlari, xalqaro bank amaliyoti hamda ilg‘or tajribalar tahlil qilindi. Natijada muammoli kreditlarni erta aniqlash, qaytarish jarayonini takomillashtirish, risk-menejment tizimini modernizatsiya qilish, kredit siyosatini optimallashtirish </w:t>
       </w:r>
       <w:proofErr w:type="gramStart"/>
       <w:r>
@@ -851,7 +807,7 @@
           <w:szCs w:val="28"/>
           <w:lang w:val="en-US"/>
         </w:rPr>
-        <w:t>bo‘</w:t>
+        <w:t>va</w:t>
       </w:r>
       <w:proofErr w:type="gramEnd"/>
       <w:r>
@@ -860,7 +816,7 @@
           <w:szCs w:val="28"/>
           <w:lang w:val="en-US"/>
         </w:rPr>
-        <w:t>yicha amaliy takliflar ishlab chiqildi.</w:t>
+        <w:t xml:space="preserve"> garov ta’minotini baholash bo‘yicha amaliy takliflar ishlab chiqildi.</w:t>
       </w:r>
     </w:p>
     <w:p>
@@ -3067,7 +3023,7 @@
           <w:sz w:val="28"/>
           <w:lang w:val="en-US"/>
         </w:rPr>
-        <w:t xml:space="preserve">Hozirgi globallashuv jarayonlari va xalqaro moliya bozorlaridagi </w:t>
+        <w:t xml:space="preserve">Hozirgi globallashuv jarayonlari </w:t>
       </w:r>
       <w:proofErr w:type="gramStart"/>
       <w:r>
@@ -3076,7 +3032,7 @@
           <w:sz w:val="28"/>
           <w:lang w:val="en-US"/>
         </w:rPr>
-        <w:t>o‘</w:t>
+        <w:t>va</w:t>
       </w:r>
       <w:proofErr w:type="gramEnd"/>
       <w:r>
@@ -3085,7 +3041,7 @@
           <w:sz w:val="28"/>
           <w:lang w:val="en-US"/>
         </w:rPr>
-        <w:t xml:space="preserve">zgarishlar tijorat banklari faoliyatini yanada murakkablashtirmoqda. Dunyo miqyosida kredit bozorining kengayishi, banklararo raqobatning kuchayishi, xavf-xatarlar </w:t>
+        <w:t xml:space="preserve"> xalqaro moliya bozorlaridagi o‘zgarishlar tijorat banklari faoliyatini yanada murakkablashtirmoqda. Dunyo miqyosida kredit bozorining kengayishi, banklararo raqobatning kuchayishi, xavf-xatarlar </w:t>
       </w:r>
       <w:proofErr w:type="gramStart"/>
       <w:r>
@@ -3094,7 +3050,7 @@
           <w:sz w:val="28"/>
           <w:lang w:val="en-US"/>
         </w:rPr>
-        <w:t>ko‘</w:t>
+        <w:t>ko‘payishi</w:t>
       </w:r>
       <w:proofErr w:type="gramEnd"/>
       <w:r>
@@ -3103,7 +3059,7 @@
           <w:sz w:val="28"/>
           <w:lang w:val="en-US"/>
         </w:rPr>
-        <w:t xml:space="preserve">payishi hamda global iqtisodiy sikllarning o‘zgaruvchanligi kredit portfellarining sifati masalasini dolzarb muammoga aylantirdi. Xususan, AQSh va Yevropa bank tizimlarida 2008-yilgi moliyaviy inqirozdan </w:t>
+        <w:t xml:space="preserve"> hamda global iqtisodiy sikllarning o‘zgaruvchanligi kredit portfellarining sifati masalasini dolzarb muammoga aylantirdi. Xususan, AQSh </w:t>
       </w:r>
       <w:proofErr w:type="gramStart"/>
       <w:r>
@@ -3112,7 +3068,7 @@
           <w:sz w:val="28"/>
           <w:lang w:val="en-US"/>
         </w:rPr>
-        <w:t>so‘</w:t>
+        <w:t>va</w:t>
       </w:r>
       <w:proofErr w:type="gramEnd"/>
       <w:r>
@@ -3121,25 +3077,7 @@
           <w:sz w:val="28"/>
           <w:lang w:val="en-US"/>
         </w:rPr>
-        <w:t xml:space="preserve">ng muammoli kreditlar keskin oshgani, buning oqibatida ko‘plab banklar faoliyati izdan chiqqani, kredit risklarini boshqarishning zamonaviy mexanizmlari qayta ko‘rib chiqilganini ko‘rsatadi. </w:t>
-      </w:r>
-      <w:proofErr w:type="gramStart"/>
-      <w:r>
-        <w:rPr>
-          <w:rFonts w:ascii="Times New Roman" w:hAnsi="Times New Roman" w:cs="Times New Roman"/>
-          <w:sz w:val="28"/>
-          <w:lang w:val="en-US"/>
-        </w:rPr>
-        <w:t>So‘</w:t>
-      </w:r>
-      <w:proofErr w:type="gramEnd"/>
-      <w:r>
-        <w:rPr>
-          <w:rFonts w:ascii="Times New Roman" w:hAnsi="Times New Roman" w:cs="Times New Roman"/>
-          <w:sz w:val="28"/>
-          <w:lang w:val="en-US"/>
-        </w:rPr>
-        <w:t>nggi yillarda pandemiya va geoiqtisodiy tangliklar ham rivojlangan davlatlarda NPL (non-performing loans) darajasining o‘sishiga olib keldi. Bu jarayon tijorat banklari uchun muammoli kreditlarning oldini olish va samarali boshqarish masalasi global miqyosda hamon dolzarbligicha qolayotganini tasdiqlaydi.</w:t>
+        <w:t xml:space="preserve"> Yevropa bank tizimlarida 2008-yilgi moliyaviy inqirozdan so‘ng muammoli kreditlar keskin oshgani, buning oqibatida ko‘plab banklar faoliyati izdan chiqqani, kredit risklarini boshqarishning zamonaviy mexanizmlari qayta ko‘rib chiqilganini ko‘rsatadi. So‘nggi yillarda pandemiya va geoiqtisodiy tangliklar ham rivojlangan davlatlarda NPL (non-performing loans) darajasining o‘sishiga olib keldi. Bu jarayon tijorat banklari uchun muammoli kreditlarning oldini olish va samarali boshqarish masalasi global miqyosda hamon dolzarbligicha qolayotganini tasdiqlaydi.</w:t>
       </w:r>
     </w:p>
     <w:p>
@@ -3154,6 +3092,14 @@
           <w:lang w:val="en-US"/>
         </w:rPr>
       </w:pPr>
+      <w:r>
+        <w:rPr>
+          <w:rFonts w:ascii="Times New Roman" w:hAnsi="Times New Roman" w:cs="Times New Roman"/>
+          <w:sz w:val="28"/>
+          <w:lang w:val="en-US"/>
+        </w:rPr>
+        <w:t xml:space="preserve">O‘zbekiston bank tizimida ham so‘nggi yillarda iqtisodiy islohotlar natijasida kreditlarning hajmi sezilarli darajada kengaydi. Banklarning iqtisodiyotdagi ulushi ortishi bilan birga kredit portfeli sifati ham markaziy o‘rinda turibdi. Markaziy bank statistik ma’lumotlariga </w:t>
+      </w:r>
       <w:proofErr w:type="gramStart"/>
       <w:r>
         <w:rPr>
@@ -3161,7 +3107,7 @@
           <w:sz w:val="28"/>
           <w:lang w:val="en-US"/>
         </w:rPr>
-        <w:t>O‘</w:t>
+        <w:t>ko‘ra</w:t>
       </w:r>
       <w:proofErr w:type="gramEnd"/>
       <w:r>
@@ -3170,7 +3116,7 @@
           <w:sz w:val="28"/>
           <w:lang w:val="en-US"/>
         </w:rPr>
-        <w:t xml:space="preserve">zbekiston bank tizimida ham so‘nggi yillarda iqtisodiy islohotlar natijasida kreditlarning hajmi sezilarli darajada kengaydi. Banklarning iqtisodiyotdagi ulushi ortishi bilan birga kredit portfeli sifati ham markaziy </w:t>
+        <w:t xml:space="preserve">, ayrim yillarda muammoli kreditlar ulushi oshgan bo‘lib, bunga ayrim tarmoqlarda to‘lov intizomining pastligi, qarz oluvchilarning moliyaviy barqarorligidagi o‘zgarishlar, kredit monitoringining yetarli darajada samarali emasligi va bank risk-menejmenti tizimlarining rivojlanmagan jihatlari sabab bo‘lmoqda. Ayniqsa, kichik biznes </w:t>
       </w:r>
       <w:proofErr w:type="gramStart"/>
       <w:r>
@@ -3179,7 +3125,7 @@
           <w:sz w:val="28"/>
           <w:lang w:val="en-US"/>
         </w:rPr>
-        <w:t>o‘</w:t>
+        <w:t>va</w:t>
       </w:r>
       <w:proofErr w:type="gramEnd"/>
       <w:r>
@@ -3188,43 +3134,7 @@
           <w:sz w:val="28"/>
           <w:lang w:val="en-US"/>
         </w:rPr>
-        <w:t xml:space="preserve">rinda turibdi. Markaziy bank statistik ma’lumotlariga </w:t>
-      </w:r>
-      <w:proofErr w:type="gramStart"/>
-      <w:r>
-        <w:rPr>
-          <w:rFonts w:ascii="Times New Roman" w:hAnsi="Times New Roman" w:cs="Times New Roman"/>
-          <w:sz w:val="28"/>
-          <w:lang w:val="en-US"/>
-        </w:rPr>
-        <w:t>ko‘</w:t>
-      </w:r>
-      <w:proofErr w:type="gramEnd"/>
-      <w:r>
-        <w:rPr>
-          <w:rFonts w:ascii="Times New Roman" w:hAnsi="Times New Roman" w:cs="Times New Roman"/>
-          <w:sz w:val="28"/>
-          <w:lang w:val="en-US"/>
-        </w:rPr>
-        <w:t xml:space="preserve">ra, ayrim yillarda muammoli kreditlar ulushi oshgan bo‘lib, bunga ayrim tarmoqlarda to‘lov intizomining pastligi, qarz oluvchilarning moliyaviy barqarorligidagi o‘zgarishlar, kredit monitoringining yetarli darajada samarali emasligi va bank risk-menejmenti tizimlarining rivojlanmagan jihatlari sabab bo‘lmoqda. Ayniqsa, kichik biznes va jismoniy shaxslar segmentida qaytmayotgan kreditlar ulushi sezilarli </w:t>
-      </w:r>
-      <w:proofErr w:type="gramStart"/>
-      <w:r>
-        <w:rPr>
-          <w:rFonts w:ascii="Times New Roman" w:hAnsi="Times New Roman" w:cs="Times New Roman"/>
-          <w:sz w:val="28"/>
-          <w:lang w:val="en-US"/>
-        </w:rPr>
-        <w:t>o‘</w:t>
-      </w:r>
-      <w:proofErr w:type="gramEnd"/>
-      <w:r>
-        <w:rPr>
-          <w:rFonts w:ascii="Times New Roman" w:hAnsi="Times New Roman" w:cs="Times New Roman"/>
-          <w:sz w:val="28"/>
-          <w:lang w:val="en-US"/>
-        </w:rPr>
-        <w:t>sish tendensiyasini ko‘rsatdi.</w:t>
+        <w:t xml:space="preserve"> jismoniy shaxslar segmentida qaytmayotgan kreditlar ulushi sezilarli o‘sish tendensiyasini ko‘rsatdi.</w:t>
       </w:r>
     </w:p>
     <w:p>
@@ -3245,7 +3155,7 @@
           <w:sz w:val="28"/>
           <w:lang w:val="en-US"/>
         </w:rPr>
-        <w:t xml:space="preserve">Shu nuqtai nazardan, tijorat banklarida muammoli kreditlarning kelib chiqish omillarini aniqlash, ularning iqtisodiyot barqarorligiga ta’sirini tahlil qilish va samarali boshqaruv mexanizmlarini ishlab chiqish bugungi kundagi eng dolzarb masalalardan biridir. Mazkur mavzuning amaliy ahamiyati shundaki, muammoli kreditlarning kamayishi banklarning likvidligi va daromadliligini oshiradi, iqtisodiy </w:t>
+        <w:t xml:space="preserve">Shu nuqtai nazardan, tijorat banklarida muammoli kreditlarning kelib chiqish omillarini aniqlash, ularning iqtisodiyot barqarorligiga ta’sirini tahlil qilish va samarali boshqaruv mexanizmlarini ishlab chiqish bugungi kundagi eng dolzarb masalalardan biridir. Mazkur mavzuning amaliy ahamiyati shundaki, muammoli kreditlarning kamayishi banklarning likvidligi </w:t>
       </w:r>
       <w:proofErr w:type="gramStart"/>
       <w:r>
@@ -3254,7 +3164,7 @@
           <w:sz w:val="28"/>
           <w:lang w:val="en-US"/>
         </w:rPr>
-        <w:t>o‘</w:t>
+        <w:t>va</w:t>
       </w:r>
       <w:proofErr w:type="gramEnd"/>
       <w:r>
@@ -3263,7 +3173,7 @@
           <w:sz w:val="28"/>
           <w:lang w:val="en-US"/>
         </w:rPr>
-        <w:t>sishning barqarorligini ta’minlaydi hamda mamlakat moliya tizimini mustahkamlaydi.</w:t>
+        <w:t xml:space="preserve"> daromadliligini oshiradi, iqtisodiy o‘sishning barqarorligini ta’minlaydi hamda mamlakat moliya tizimini mustahkamlaydi.</w:t>
       </w:r>
     </w:p>
     <w:p>
@@ -3325,7 +3235,7 @@
           <w:szCs w:val="28"/>
           <w:lang w:val="en-US" w:eastAsia="ru-RU"/>
         </w:rPr>
-        <w:t xml:space="preserve"> — tijorat banklarida muammoli kreditlarning kelib chiqish omillarini chuqur ilmiy tahlil qilish, ularning bank faoliyati barqarorligi va moliyaviy </w:t>
+        <w:t xml:space="preserve"> — tijorat banklarida muammoli kreditlarning kelib chiqish omillarini chuqur ilmiy tahlil qilish, ularning bank faoliyati barqarorligi </w:t>
       </w:r>
       <w:proofErr w:type="gramStart"/>
       <w:r>
@@ -3336,7 +3246,7 @@
           <w:szCs w:val="28"/>
           <w:lang w:val="en-US" w:eastAsia="ru-RU"/>
         </w:rPr>
-        <w:t>ko‘</w:t>
+        <w:t>va</w:t>
       </w:r>
       <w:proofErr w:type="gramEnd"/>
       <w:r>
@@ -3347,7 +3257,7 @@
           <w:szCs w:val="28"/>
           <w:lang w:val="en-US" w:eastAsia="ru-RU"/>
         </w:rPr>
-        <w:t>rsatkichlariga ta’sirini baholash, shuningdek, muammoli kreditlarni kamaytirish, oldini olish va samarali boshqarishga qaratilgan taklif hamda amaliy mexanizmlarni ishlab chiqishdan iborat.</w:t>
+        <w:t xml:space="preserve"> moliyaviy ko‘rsatkichlariga ta’sirini baholash, shuningdek, muammoli kreditlarni kamaytirish, oldini olish va samarali boshqarishga qaratilgan taklif hamda amaliy mexanizmlarni ishlab chiqishdan iborat.</w:t>
       </w:r>
     </w:p>
     <w:p>
@@ -3413,16 +3323,6 @@
           <w:lang w:val="en-US" w:eastAsia="ru-RU"/>
         </w:rPr>
       </w:pPr>
-      <w:r>
-        <w:rPr>
-          <w:rFonts w:ascii="Times New Roman" w:eastAsia="Times New Roman" w:hAnsi="Times New Roman" w:cs="Times New Roman"/>
-          <w:color w:val="000000" w:themeColor="text1"/>
-          <w:sz w:val="28"/>
-          <w:szCs w:val="28"/>
-          <w:lang w:val="en-US" w:eastAsia="ru-RU"/>
-        </w:rPr>
-        <w:t xml:space="preserve">tijorat banklarida kreditlash jarayonining nazariy asoslari, kredit sifati va kredit risklarini boshqarish yondashuvlarini </w:t>
-      </w:r>
       <w:proofErr w:type="gramStart"/>
       <w:r>
         <w:rPr>
@@ -3432,7 +3332,7 @@
           <w:szCs w:val="28"/>
           <w:lang w:val="en-US" w:eastAsia="ru-RU"/>
         </w:rPr>
-        <w:t>o‘</w:t>
+        <w:t>tijorat</w:t>
       </w:r>
       <w:proofErr w:type="gramEnd"/>
       <w:r>
@@ -3443,7 +3343,7 @@
           <w:szCs w:val="28"/>
           <w:lang w:val="en-US" w:eastAsia="ru-RU"/>
         </w:rPr>
-        <w:t>rganish.</w:t>
+        <w:t xml:space="preserve"> banklarida kreditlash jarayonining nazariy asoslari, kredit sifati va kredit risklarini boshqarish yondashuvlarini o‘rganish.</w:t>
       </w:r>
     </w:p>
     <w:p>
@@ -3464,16 +3364,6 @@
           <w:lang w:val="en-US" w:eastAsia="ru-RU"/>
         </w:rPr>
       </w:pPr>
-      <w:r>
-        <w:rPr>
-          <w:rFonts w:ascii="Times New Roman" w:eastAsia="Times New Roman" w:hAnsi="Times New Roman" w:cs="Times New Roman"/>
-          <w:color w:val="000000" w:themeColor="text1"/>
-          <w:sz w:val="28"/>
-          <w:szCs w:val="28"/>
-          <w:lang w:val="en-US" w:eastAsia="ru-RU"/>
-        </w:rPr>
-        <w:t xml:space="preserve">muammoli kreditlarning kelib chiqish sabablari, bank ichki boshqaruvi, makroiqtisodiy omillar va qarz oluvchilarning xatti-harakati bilan </w:t>
-      </w:r>
       <w:proofErr w:type="gramStart"/>
       <w:r>
         <w:rPr>
@@ -3483,7 +3373,7 @@
           <w:szCs w:val="28"/>
           <w:lang w:val="en-US" w:eastAsia="ru-RU"/>
         </w:rPr>
-        <w:t>bog‘</w:t>
+        <w:t>muammoli</w:t>
       </w:r>
       <w:proofErr w:type="gramEnd"/>
       <w:r>
@@ -3494,7 +3384,7 @@
           <w:szCs w:val="28"/>
           <w:lang w:val="en-US" w:eastAsia="ru-RU"/>
         </w:rPr>
-        <w:t>liq faktorlarni tizimli tahlil qilish.</w:t>
+        <w:t xml:space="preserve"> kreditlarning kelib chiqish sabablari, bank ichki boshqaruvi, makroiqtisodiy omillar va qarz oluvchilarning xatti-harakati bilan bog‘liq faktorlarni tizimli tahlil qilish.</w:t>
       </w:r>
     </w:p>
     <w:p>
@@ -3515,6 +3405,16 @@
           <w:lang w:val="en-US" w:eastAsia="ru-RU"/>
         </w:rPr>
       </w:pPr>
+      <w:r>
+        <w:rPr>
+          <w:rFonts w:ascii="Times New Roman" w:eastAsia="Times New Roman" w:hAnsi="Times New Roman" w:cs="Times New Roman"/>
+          <w:color w:val="000000" w:themeColor="text1"/>
+          <w:sz w:val="28"/>
+          <w:szCs w:val="28"/>
+          <w:lang w:val="en-US" w:eastAsia="ru-RU"/>
+        </w:rPr>
+        <w:t xml:space="preserve">O‘zbekiston tijorat banklari kredit portfeli misolida muammoli kreditlar ulushi, dinamikasi </w:t>
+      </w:r>
       <w:proofErr w:type="gramStart"/>
       <w:r>
         <w:rPr>
@@ -3524,7 +3424,7 @@
           <w:szCs w:val="28"/>
           <w:lang w:val="en-US" w:eastAsia="ru-RU"/>
         </w:rPr>
-        <w:t>O‘</w:t>
+        <w:t>va</w:t>
       </w:r>
       <w:proofErr w:type="gramEnd"/>
       <w:r>
@@ -3535,7 +3435,7 @@
           <w:szCs w:val="28"/>
           <w:lang w:val="en-US" w:eastAsia="ru-RU"/>
         </w:rPr>
-        <w:t>zbekiston tijorat banklari kredit portfeli misolida muammoli kreditlar ulushi, dinamikasi va tuzilmasini amaliy tahlil qilish.</w:t>
+        <w:t xml:space="preserve"> tuzilmasini amaliy tahlil qilish.</w:t>
       </w:r>
     </w:p>
     <w:p>
@@ -3585,16 +3485,6 @@
           <w:lang w:val="en-US" w:eastAsia="ru-RU"/>
         </w:rPr>
       </w:pPr>
-      <w:r>
-        <w:rPr>
-          <w:rFonts w:ascii="Times New Roman" w:eastAsia="Times New Roman" w:hAnsi="Times New Roman" w:cs="Times New Roman"/>
-          <w:color w:val="000000" w:themeColor="text1"/>
-          <w:sz w:val="28"/>
-          <w:szCs w:val="28"/>
-          <w:lang w:val="en-US" w:eastAsia="ru-RU"/>
-        </w:rPr>
-        <w:t xml:space="preserve">dunyo bank amaliyotida </w:t>
-      </w:r>
       <w:proofErr w:type="gramStart"/>
       <w:r>
         <w:rPr>
@@ -3604,7 +3494,7 @@
           <w:szCs w:val="28"/>
           <w:lang w:val="en-US" w:eastAsia="ru-RU"/>
         </w:rPr>
-        <w:t>qo‘</w:t>
+        <w:t>dunyo</w:t>
       </w:r>
       <w:proofErr w:type="gramEnd"/>
       <w:r>
@@ -3615,7 +3505,7 @@
           <w:szCs w:val="28"/>
           <w:lang w:val="en-US" w:eastAsia="ru-RU"/>
         </w:rPr>
-        <w:t>llanilayotgan muammoli kreditlarni boshqarish strategiyalari va ilg‘or tajribalarni o‘rganish.</w:t>
+        <w:t xml:space="preserve"> bank amaliyotida qo‘llanilayotgan muammoli kreditlarni boshqarish strategiyalari va ilg‘or tajribalarni o‘rganish.</w:t>
       </w:r>
     </w:p>
     <w:p>
@@ -3636,6 +3526,16 @@
           <w:lang w:val="en-US" w:eastAsia="ru-RU"/>
         </w:rPr>
       </w:pPr>
+      <w:r>
+        <w:rPr>
+          <w:rFonts w:ascii="Times New Roman" w:eastAsia="Times New Roman" w:hAnsi="Times New Roman" w:cs="Times New Roman"/>
+          <w:color w:val="000000" w:themeColor="text1"/>
+          <w:sz w:val="28"/>
+          <w:szCs w:val="28"/>
+          <w:lang w:val="en-US" w:eastAsia="ru-RU"/>
+        </w:rPr>
+        <w:t xml:space="preserve">O‘zbekistonda muammoli kreditlarni qisqartirish, qarz oluvchilarni baholash </w:t>
+      </w:r>
       <w:proofErr w:type="gramStart"/>
       <w:r>
         <w:rPr>
@@ -3645,7 +3545,7 @@
           <w:szCs w:val="28"/>
           <w:lang w:val="en-US" w:eastAsia="ru-RU"/>
         </w:rPr>
-        <w:t>O‘</w:t>
+        <w:t>va</w:t>
       </w:r>
       <w:proofErr w:type="gramEnd"/>
       <w:r>
@@ -3656,7 +3556,7 @@
           <w:szCs w:val="28"/>
           <w:lang w:val="en-US" w:eastAsia="ru-RU"/>
         </w:rPr>
-        <w:t>zbekistonda muammoli kreditlarni qisqartirish, qarz oluvchilarni baholash va kredit monitoringini takomillashtirish bo‘yicha ilmiy asoslangan taklif va tavsiyalar ishlab chiqish.</w:t>
+        <w:t xml:space="preserve"> kredit monitoringini takomillashtirish bo‘yicha ilmiy asoslangan taklif va tavsiyalar ishlab chiqish.</w:t>
       </w:r>
     </w:p>
     <w:p>
@@ -3711,7 +3611,7 @@
           <w:szCs w:val="28"/>
           <w:lang w:val="en-US" w:eastAsia="ru-RU"/>
         </w:rPr>
-        <w:t xml:space="preserve">Tijorat banklari kredit portfelida muammoli kreditlar ulushining ortib borishi banklarning likvidligi, daromadliligi va moliyaviy barqarorligiga jiddiy xavf </w:t>
+        <w:t xml:space="preserve">Tijorat banklari kredit portfelida muammoli kreditlar ulushining ortib borishi banklarning likvidligi, daromadliligi </w:t>
       </w:r>
       <w:proofErr w:type="gramStart"/>
       <w:r>
@@ -3722,7 +3622,7 @@
           <w:szCs w:val="28"/>
           <w:lang w:val="en-US" w:eastAsia="ru-RU"/>
         </w:rPr>
-        <w:t>tug‘</w:t>
+        <w:t>va</w:t>
       </w:r>
       <w:proofErr w:type="gramEnd"/>
       <w:r>
@@ -3733,7 +3633,7 @@
           <w:szCs w:val="28"/>
           <w:lang w:val="en-US" w:eastAsia="ru-RU"/>
         </w:rPr>
-        <w:t xml:space="preserve">dirmoqda. Amaliyotda kreditlar sifatini baholash, qarz oluvchilarning </w:t>
+        <w:t xml:space="preserve"> moliyaviy barqarorligiga jiddiy xavf tug‘dirmoqda. Amaliyotda kreditlar sifatini baholash, qarz oluvchilarning to‘lovga qobiliyatini aniqlash </w:t>
       </w:r>
       <w:proofErr w:type="gramStart"/>
       <w:r>
@@ -3744,7 +3644,7 @@
           <w:szCs w:val="28"/>
           <w:lang w:val="en-US" w:eastAsia="ru-RU"/>
         </w:rPr>
-        <w:t>to‘</w:t>
+        <w:t>va</w:t>
       </w:r>
       <w:proofErr w:type="gramEnd"/>
       <w:r>
@@ -3755,7 +3655,7 @@
           <w:szCs w:val="28"/>
           <w:lang w:val="en-US" w:eastAsia="ru-RU"/>
         </w:rPr>
-        <w:t xml:space="preserve">lovga qobiliyatini aniqlash va monitoring tizimining yetarli darajada samarali ishlamasligi natijasida kreditlarning katta qismi qaytmas qarzlarga aylanmoqda. Shu bilan birga, makroiqtisodiy omillar, korxonalarning moliyaviy xatti-harakatlari hamda bank </w:t>
+        <w:t xml:space="preserve"> monitoring tizimining yetarli darajada samarali ishlamasligi natijasida kreditlarning katta qismi qaytmas qarzlarga aylanmoqda. Shu bilan birga, makroiqtisodiy omillar, korxonalarning moliyaviy xatti-harakatlari hamda bank </w:t>
       </w:r>
       <w:r>
         <w:rPr>
@@ -3835,7 +3735,7 @@
           <w:sz w:val="28"/>
           <w:lang w:val="en-US"/>
         </w:rPr>
-        <w:t>Ko‘</w:t>
+        <w:t>Ko‘plab</w:t>
       </w:r>
       <w:proofErr w:type="gramEnd"/>
       <w:r>
@@ -3843,7 +3743,7 @@
           <w:sz w:val="28"/>
           <w:lang w:val="en-US"/>
         </w:rPr>
-        <w:t>plab tijorat banklarida qarz oluvchilarning moliyaviy holatini baholash, kreditni qaytarish imkoniyatlarini prognozlash hamda kredit riskini aniqlash metodlari zamonaviy talablarga to‘liq javob bermaydi.</w:t>
+        <w:t xml:space="preserve"> tijorat banklarida qarz oluvchilarning moliyaviy holatini baholash, kreditni qaytarish imkoniyatlarini prognozlash hamda kredit riskini aniqlash metodlari zamonaviy talablarga to‘liq javob bermaydi.</w:t>
       </w:r>
     </w:p>
     <w:p>
@@ -3879,7 +3779,7 @@
           <w:sz w:val="28"/>
           <w:lang w:val="en-US"/>
         </w:rPr>
-        <w:t xml:space="preserve"> Kredit berilganidan keyin qarz oluvchining faoliyatini kuzatish, </w:t>
+        <w:t xml:space="preserve"> Kredit berilganidan keyin qarz oluvchining faoliyatini kuzatish, to‘lov intizomini nazorat qilish va o‘z vaqtida choralar </w:t>
       </w:r>
       <w:proofErr w:type="gramStart"/>
       <w:r>
@@ -3887,7 +3787,7 @@
           <w:sz w:val="28"/>
           <w:lang w:val="en-US"/>
         </w:rPr>
-        <w:t>to‘</w:t>
+        <w:t>ko‘rish</w:t>
       </w:r>
       <w:proofErr w:type="gramEnd"/>
       <w:r>
@@ -3895,7 +3795,7 @@
           <w:sz w:val="28"/>
           <w:lang w:val="en-US"/>
         </w:rPr>
-        <w:t>lov intizomini nazorat qilish va o‘z vaqtida choralar ko‘rish mexanizmlaridagi kamchiliklar muammoli kreditlarning yuzaga kelishiga sabab bo‘lmoqda.</w:t>
+        <w:t xml:space="preserve"> mexanizmlaridagi kamchiliklar muammoli kreditlarning yuzaga kelishiga sabab bo‘lmoqda.</w:t>
       </w:r>
     </w:p>
     <w:p>
@@ -3924,7 +3824,7 @@
           <w:sz w:val="28"/>
           <w:lang w:val="en-US"/>
         </w:rPr>
-        <w:t xml:space="preserve">Qarz oluvchilarning moliyaviy savodxonligi va </w:t>
+        <w:t xml:space="preserve">Qarz oluvchilarning moliyaviy savodxonligi </w:t>
       </w:r>
       <w:proofErr w:type="gramStart"/>
       <w:r>
@@ -3934,7 +3834,7 @@
           <w:sz w:val="28"/>
           <w:lang w:val="en-US"/>
         </w:rPr>
-        <w:t>to‘</w:t>
+        <w:t>va</w:t>
       </w:r>
       <w:proofErr w:type="gramEnd"/>
       <w:r>
@@ -3944,14 +3844,14 @@
           <w:sz w:val="28"/>
           <w:lang w:val="en-US"/>
         </w:rPr>
-        <w:t>lov intizomining pastligi.</w:t>
-      </w:r>
-      <w:r>
-        <w:rPr>
-          <w:sz w:val="28"/>
-          <w:lang w:val="en-US"/>
-        </w:rPr>
-        <w:t xml:space="preserve"> Yuridik va jismoniy shaxslar tomonidan kreditlardan samarali foydalanmaslik, </w:t>
+        <w:t xml:space="preserve"> to‘lov intizomining pastligi.</w:t>
+      </w:r>
+      <w:r>
+        <w:rPr>
+          <w:sz w:val="28"/>
+          <w:lang w:val="en-US"/>
+        </w:rPr>
+        <w:t xml:space="preserve"> Yuridik </w:t>
       </w:r>
       <w:proofErr w:type="gramStart"/>
       <w:r>
@@ -3959,7 +3859,7 @@
           <w:sz w:val="28"/>
           <w:lang w:val="en-US"/>
         </w:rPr>
-        <w:t>o‘</w:t>
+        <w:t>va</w:t>
       </w:r>
       <w:proofErr w:type="gramEnd"/>
       <w:r>
@@ -3967,7 +3867,7 @@
           <w:sz w:val="28"/>
           <w:lang w:val="en-US"/>
         </w:rPr>
-        <w:t>z zimmasidagi majburiyatlarni to‘liq anglamaslik muammoli kreditlar hajmini oshirmoqda.</w:t>
+        <w:t xml:space="preserve"> jismoniy shaxslar tomonidan kreditlardan samarali foydalanmaslik, o‘z zimmasidagi majburiyatlarni to‘liq anglamaslik muammoli kreditlar hajmini oshirmoqda.</w:t>
       </w:r>
     </w:p>
     <w:p>
@@ -4003,7 +3903,7 @@
           <w:sz w:val="28"/>
           <w:lang w:val="en-US"/>
         </w:rPr>
-        <w:t xml:space="preserve"> Inflyatsiya darajasining </w:t>
+        <w:t xml:space="preserve"> Inflyatsiya darajasining o‘zgarishi, iqtisodiy sikllar, valyuta kursi tebranishlari </w:t>
       </w:r>
       <w:proofErr w:type="gramStart"/>
       <w:r>
@@ -4011,7 +3911,7 @@
           <w:sz w:val="28"/>
           <w:lang w:val="en-US"/>
         </w:rPr>
-        <w:t>o‘</w:t>
+        <w:t>va</w:t>
       </w:r>
       <w:proofErr w:type="gramEnd"/>
       <w:r>
@@ -4019,7 +3919,7 @@
           <w:sz w:val="28"/>
           <w:lang w:val="en-US"/>
         </w:rPr>
-        <w:t>zgarishi, iqtisodiy sikllar, valyuta kursi tebranishlari va tashqi qarzdorlik oshishi kreditlarning qaytishiga salbiy ta’sir ko‘rsatmoqda.</w:t>
+        <w:t xml:space="preserve"> tashqi qarzdorlik oshishi kreditlarning qaytishiga salbiy ta’sir ko‘rsatmoqda.</w:t>
       </w:r>
     </w:p>
     <w:p>
@@ -4055,7 +3955,7 @@
           <w:sz w:val="28"/>
           <w:lang w:val="en-US"/>
         </w:rPr>
-        <w:t xml:space="preserve"> Risk-menejment, komplayens, ichki audit va kredit </w:t>
+        <w:t xml:space="preserve"> Risk-menejment, komplayens, ichki audit </w:t>
       </w:r>
       <w:proofErr w:type="gramStart"/>
       <w:r>
@@ -4063,7 +3963,7 @@
           <w:sz w:val="28"/>
           <w:lang w:val="en-US"/>
         </w:rPr>
-        <w:t>qo‘</w:t>
+        <w:t>va</w:t>
       </w:r>
       <w:proofErr w:type="gramEnd"/>
       <w:r>
@@ -4071,7 +3971,7 @@
           <w:sz w:val="28"/>
           <w:lang w:val="en-US"/>
         </w:rPr>
-        <w:t>mitasi faoliyatining yetarlicha samarali ishlamasligi muammoli kreditlarni aniqlashni kechiktiradi.</w:t>
+        <w:t xml:space="preserve"> kredit qo‘mitasi faoliyatining yetarlicha samarali ishlamasligi muammoli kreditlarni aniqlashni kechiktiradi.</w:t>
       </w:r>
     </w:p>
     <w:p>
@@ -4107,23 +4007,7 @@
           <w:sz w:val="28"/>
           <w:lang w:val="en-US"/>
         </w:rPr>
-        <w:t xml:space="preserve"> Muayyan tarmoqlarga ortiqcha kredit </w:t>
-      </w:r>
-      <w:proofErr w:type="gramStart"/>
-      <w:r>
-        <w:rPr>
-          <w:sz w:val="28"/>
-          <w:lang w:val="en-US"/>
-        </w:rPr>
-        <w:t>yo‘</w:t>
-      </w:r>
-      <w:proofErr w:type="gramEnd"/>
-      <w:r>
-        <w:rPr>
-          <w:sz w:val="28"/>
-          <w:lang w:val="en-US"/>
-        </w:rPr>
-        <w:t>naltirilishi, diversifikatsiyaning pastligi kredit risklarini oshiradi.</w:t>
+        <w:t xml:space="preserve"> Muayyan tarmoqlarga ortiqcha kredit yo‘naltirilishi, diversifikatsiyaning pastligi kredit risklarini oshiradi.</w:t>
       </w:r>
     </w:p>
     <w:p>
@@ -4152,7 +4036,7 @@
           <w:sz w:val="28"/>
           <w:lang w:val="en-US"/>
         </w:rPr>
-        <w:t xml:space="preserve">Xalqaro </w:t>
+        <w:t xml:space="preserve">Xalqaro ilg‘or tajribalarni qo‘llashdagi </w:t>
       </w:r>
       <w:proofErr w:type="gramStart"/>
       <w:r>
@@ -4162,7 +4046,7 @@
           <w:sz w:val="28"/>
           <w:lang w:val="en-US"/>
         </w:rPr>
-        <w:t>ilg‘</w:t>
+        <w:t>bo‘shliqlar</w:t>
       </w:r>
       <w:proofErr w:type="gramEnd"/>
       <w:r>
@@ -4172,14 +4056,14 @@
           <w:sz w:val="28"/>
           <w:lang w:val="en-US"/>
         </w:rPr>
-        <w:t>or tajribalarni qo‘llashdagi bo‘shliqlar.</w:t>
-      </w:r>
-      <w:r>
-        <w:rPr>
-          <w:sz w:val="28"/>
-          <w:lang w:val="en-US"/>
-        </w:rPr>
-        <w:t xml:space="preserve"> Muammoli kreditlarni restrukturizatsiya qilish, qaytarish va realizatsiya qilish </w:t>
+        <w:t>.</w:t>
+      </w:r>
+      <w:r>
+        <w:rPr>
+          <w:sz w:val="28"/>
+          <w:lang w:val="en-US"/>
+        </w:rPr>
+        <w:t xml:space="preserve"> Muammoli kreditlarni restrukturizatsiya qilish, qaytarish </w:t>
       </w:r>
       <w:proofErr w:type="gramStart"/>
       <w:r>
@@ -4187,7 +4071,7 @@
           <w:sz w:val="28"/>
           <w:lang w:val="en-US"/>
         </w:rPr>
-        <w:t>bo‘</w:t>
+        <w:t>va</w:t>
       </w:r>
       <w:proofErr w:type="gramEnd"/>
       <w:r>
@@ -4195,7 +4079,7 @@
           <w:sz w:val="28"/>
           <w:lang w:val="en-US"/>
         </w:rPr>
-        <w:t>yicha jahon amaliyotidagi mexanizmlar to‘liq joriy etilmagan.</w:t>
+        <w:t xml:space="preserve"> realizatsiya qilish bo‘yicha jahon amaliyotidagi mexanizmlar to‘liq joriy etilmagan.</w:t>
       </w:r>
     </w:p>
     <w:p>
@@ -4290,7 +4174,7 @@
           <w:szCs w:val="28"/>
           <w:lang w:val="en-US"/>
         </w:rPr>
-        <w:t>ko‘</w:t>
+        <w:t>ko‘rsatadi</w:t>
       </w:r>
       <w:proofErr w:type="gramEnd"/>
       <w:r>
@@ -4299,7 +4183,7 @@
           <w:szCs w:val="28"/>
           <w:lang w:val="en-US"/>
         </w:rPr>
-        <w:t>rsatadi.</w:t>
+        <w:t>.</w:t>
       </w:r>
     </w:p>
     <w:p>
@@ -4357,7 +4241,7 @@
           <w:szCs w:val="28"/>
           <w:lang w:val="en-US"/>
         </w:rPr>
-        <w:t>bo‘</w:t>
+        <w:t>bo‘lib</w:t>
       </w:r>
       <w:proofErr w:type="gramEnd"/>
       <w:r>
@@ -4366,7 +4250,7 @@
           <w:szCs w:val="28"/>
           <w:lang w:val="en-US"/>
         </w:rPr>
-        <w:t>lib, quyidagi muhim savollarni o‘rtaga chiqarmoqda:</w:t>
+        <w:t>, quyidagi muhim savollarni o‘rtaga chiqarmoqda:</w:t>
       </w:r>
     </w:p>
     <w:p>
@@ -4447,7 +4331,7 @@
           <w:szCs w:val="28"/>
           <w:lang w:val="en-US" w:eastAsia="ru-RU"/>
         </w:rPr>
-        <w:t xml:space="preserve">Qarz oluvchilarning </w:t>
+        <w:t xml:space="preserve">Qarz oluvchilarning to‘lov intizomi </w:t>
       </w:r>
       <w:proofErr w:type="gramStart"/>
       <w:r>
@@ -4458,7 +4342,7 @@
           <w:szCs w:val="28"/>
           <w:lang w:val="en-US" w:eastAsia="ru-RU"/>
         </w:rPr>
-        <w:t>to‘</w:t>
+        <w:t>va</w:t>
       </w:r>
       <w:proofErr w:type="gramEnd"/>
       <w:r>
@@ -4469,7 +4353,7 @@
           <w:szCs w:val="28"/>
           <w:lang w:val="en-US" w:eastAsia="ru-RU"/>
         </w:rPr>
-        <w:t>lov intizomi va moliyaviy madaniyatini oshirish muammoli kreditlar ulushini kamaytirishga qanchalik ta’sir qiladi?</w:t>
+        <w:t xml:space="preserve"> moliyaviy madaniyatini oshirish muammoli kreditlar ulushini kamaytirishga qanchalik ta’sir qiladi?</w:t>
       </w:r>
     </w:p>
     <w:p>
@@ -4507,7 +4391,7 @@
           <w:szCs w:val="28"/>
           <w:lang w:val="en-US" w:eastAsia="ru-RU"/>
         </w:rPr>
-        <w:t>ko‘</w:t>
+        <w:t>ko‘payishiga</w:t>
       </w:r>
       <w:proofErr w:type="gramEnd"/>
       <w:r>
@@ -4518,7 +4402,7 @@
           <w:szCs w:val="28"/>
           <w:lang w:val="en-US" w:eastAsia="ru-RU"/>
         </w:rPr>
-        <w:t>payishiga qanday ta’sir ko‘rsatadi?</w:t>
+        <w:t xml:space="preserve"> qanday ta’sir ko‘rsatadi?</w:t>
       </w:r>
     </w:p>
     <w:p>
@@ -4545,7 +4429,7 @@
           <w:szCs w:val="28"/>
           <w:lang w:val="en-US" w:eastAsia="ru-RU"/>
         </w:rPr>
-        <w:t xml:space="preserve">Banklar tomonidan garov ta’minotini baholashning zamonaviy usullari qay darajada </w:t>
+        <w:t xml:space="preserve">Banklar tomonidan garov ta’minotini baholashning zamonaviy usullari qay darajada qo‘llanilmoqda </w:t>
       </w:r>
       <w:proofErr w:type="gramStart"/>
       <w:r>
@@ -4556,7 +4440,7 @@
           <w:szCs w:val="28"/>
           <w:lang w:val="en-US" w:eastAsia="ru-RU"/>
         </w:rPr>
-        <w:t>qo‘</w:t>
+        <w:t>va</w:t>
       </w:r>
       <w:proofErr w:type="gramEnd"/>
       <w:r>
@@ -4567,7 +4451,7 @@
           <w:szCs w:val="28"/>
           <w:lang w:val="en-US" w:eastAsia="ru-RU"/>
         </w:rPr>
-        <w:t>llanilmoqda va ularni takomillashtirish nimani talab qiladi?</w:t>
+        <w:t xml:space="preserve"> ularni takomillashtirish nimani talab qiladi?</w:t>
       </w:r>
     </w:p>
     <w:p>
@@ -4605,7 +4489,7 @@
           <w:szCs w:val="28"/>
           <w:lang w:val="en-US" w:eastAsia="ru-RU"/>
         </w:rPr>
-        <w:t>bo‘</w:t>
+        <w:t>bo‘yicha</w:t>
       </w:r>
       <w:proofErr w:type="gramEnd"/>
       <w:r>
@@ -4616,7 +4500,7 @@
           <w:szCs w:val="28"/>
           <w:lang w:val="en-US" w:eastAsia="ru-RU"/>
         </w:rPr>
-        <w:t>yicha qanday ilg‘or tajribalar mavjud va ularni O‘zbekiston sharoitida qo‘llash mumkinmi?</w:t>
+        <w:t xml:space="preserve"> qanday ilg‘or tajribalar mavjud va ularni O‘zbekiston sharoitida qo‘llash mumkinmi?</w:t>
       </w:r>
     </w:p>
     <w:p>
@@ -4670,7 +4554,7 @@
           <w:szCs w:val="28"/>
           <w:lang w:val="en-US" w:eastAsia="ru-RU"/>
         </w:rPr>
-        <w:t xml:space="preserve">Banklarning ichki nazorat va monitoring tizimidagi zaif jihatlar muammoli kreditlar </w:t>
+        <w:t xml:space="preserve">Banklarning ichki nazorat </w:t>
       </w:r>
       <w:proofErr w:type="gramStart"/>
       <w:r>
@@ -4681,7 +4565,7 @@
           <w:szCs w:val="28"/>
           <w:lang w:val="en-US" w:eastAsia="ru-RU"/>
         </w:rPr>
-        <w:t>ko‘</w:t>
+        <w:t>va</w:t>
       </w:r>
       <w:proofErr w:type="gramEnd"/>
       <w:r>
@@ -4692,7 +4576,7 @@
           <w:szCs w:val="28"/>
           <w:lang w:val="en-US" w:eastAsia="ru-RU"/>
         </w:rPr>
-        <w:t>payishiga qanday hissa qo‘shadi?</w:t>
+        <w:t xml:space="preserve"> monitoring tizimidagi zaif jihatlar muammoli kreditlar ko‘payishiga qanday hissa qo‘shadi?</w:t>
       </w:r>
     </w:p>
     <w:p>
@@ -4719,7 +4603,7 @@
           <w:szCs w:val="28"/>
           <w:lang w:val="en-US" w:eastAsia="ru-RU"/>
         </w:rPr>
-        <w:t xml:space="preserve">Makroiqtisodiy omillar (inflyatsiya, iqtisodiy </w:t>
+        <w:t xml:space="preserve">Makroiqtisodiy omillar (inflyatsiya, iqtisodiy o‘sish sur’atlari, valyuta kursi tebranishlari) muammoli kreditlar dinamikasiga qanday ta’sir </w:t>
       </w:r>
       <w:proofErr w:type="gramStart"/>
       <w:r>
@@ -4730,7 +4614,7 @@
           <w:szCs w:val="28"/>
           <w:lang w:val="en-US" w:eastAsia="ru-RU"/>
         </w:rPr>
-        <w:t>o‘</w:t>
+        <w:t>ko‘rsatmoqda</w:t>
       </w:r>
       <w:proofErr w:type="gramEnd"/>
       <w:r>
@@ -4741,7 +4625,7 @@
           <w:szCs w:val="28"/>
           <w:lang w:val="en-US" w:eastAsia="ru-RU"/>
         </w:rPr>
-        <w:t>sish sur’atlari, valyuta kursi tebranishlari) muammoli kreditlar dinamikasiga qanday ta’sir ko‘rsatmoqda?</w:t>
+        <w:t>?</w:t>
       </w:r>
     </w:p>
     <w:p>
@@ -4768,7 +4652,7 @@
           <w:szCs w:val="28"/>
           <w:lang w:val="en-US" w:eastAsia="ru-RU"/>
         </w:rPr>
-        <w:t xml:space="preserve">Muammoli kreditlarni kamaytirish va oldini olish uchun </w:t>
+        <w:t xml:space="preserve">Muammoli kreditlarni kamaytirish </w:t>
       </w:r>
       <w:proofErr w:type="gramStart"/>
       <w:r>
@@ -4779,7 +4663,7 @@
           <w:szCs w:val="28"/>
           <w:lang w:val="en-US" w:eastAsia="ru-RU"/>
         </w:rPr>
-        <w:t>O‘</w:t>
+        <w:t>va</w:t>
       </w:r>
       <w:proofErr w:type="gramEnd"/>
       <w:r>
@@ -4790,7 +4674,7 @@
           <w:szCs w:val="28"/>
           <w:lang w:val="en-US" w:eastAsia="ru-RU"/>
         </w:rPr>
-        <w:t>zbekiston tijorat banklarida qanday amaliy va institutsional islohotlar talab etiladi?</w:t>
+        <w:t xml:space="preserve"> oldini olish uchun O‘zbekiston tijorat banklarida qanday amaliy va institutsional islohotlar talab etiladi?</w:t>
       </w:r>
     </w:p>
     <w:p>
@@ -4841,29 +4725,7 @@
           <w:szCs w:val="28"/>
           <w:lang w:val="en-US" w:eastAsia="ru-RU"/>
         </w:rPr>
-        <w:t xml:space="preserve">Tadqiqotning obyekti — </w:t>
-      </w:r>
-      <w:proofErr w:type="gramStart"/>
-      <w:r>
-        <w:rPr>
-          <w:rFonts w:ascii="Times New Roman" w:eastAsia="Times New Roman" w:hAnsi="Times New Roman" w:cs="Times New Roman"/>
-          <w:color w:val="000000" w:themeColor="text1"/>
-          <w:sz w:val="28"/>
-          <w:szCs w:val="28"/>
-          <w:lang w:val="en-US" w:eastAsia="ru-RU"/>
-        </w:rPr>
-        <w:t>O‘</w:t>
-      </w:r>
-      <w:proofErr w:type="gramEnd"/>
-      <w:r>
-        <w:rPr>
-          <w:rFonts w:ascii="Times New Roman" w:eastAsia="Times New Roman" w:hAnsi="Times New Roman" w:cs="Times New Roman"/>
-          <w:color w:val="000000" w:themeColor="text1"/>
-          <w:sz w:val="28"/>
-          <w:szCs w:val="28"/>
-          <w:lang w:val="en-US" w:eastAsia="ru-RU"/>
-        </w:rPr>
-        <w:t>zbekiston tijorat banklarining kredit faoliyati, xususan, kredit portfeli sifati, kredit risklarini boshqarish jarayonlari va muammoli kreditlar bilan bog‘liq amaliyotdir.</w:t>
+        <w:t>Tadqiqotning obyekti — O‘zbekiston tijorat banklarining kredit faoliyati, xususan, kredit portfeli sifati, kredit risklarini boshqarish jarayonlari va muammoli kreditlar bilan bog‘liq amaliyotdir.</w:t>
       </w:r>
     </w:p>
     <w:p>
@@ -4974,7 +4836,7 @@
           <w:szCs w:val="28"/>
           <w:lang w:val="en-US" w:eastAsia="ru-RU"/>
         </w:rPr>
-        <w:t>bo‘</w:t>
+        <w:t>bo‘yicha</w:t>
       </w:r>
       <w:proofErr w:type="gramEnd"/>
       <w:r>
@@ -4985,7 +4847,7 @@
           <w:szCs w:val="28"/>
           <w:lang w:val="en-US" w:eastAsia="ru-RU"/>
         </w:rPr>
-        <w:t xml:space="preserve">yicha ilmiy asoslangan tasnif ishlab chiqiladi. Bu bank kredit portfelining sifati bilan </w:t>
+        <w:t xml:space="preserve"> ilmiy asoslangan tasnif ishlab chiqiladi. Bu bank kredit portfelining sifati bilan bog‘liq xavflarni aniqlash </w:t>
       </w:r>
       <w:proofErr w:type="gramStart"/>
       <w:r>
@@ -4996,7 +4858,7 @@
           <w:szCs w:val="28"/>
           <w:lang w:val="en-US" w:eastAsia="ru-RU"/>
         </w:rPr>
-        <w:t>bog‘</w:t>
+        <w:t>va</w:t>
       </w:r>
       <w:proofErr w:type="gramEnd"/>
       <w:r>
@@ -5007,7 +4869,7 @@
           <w:szCs w:val="28"/>
           <w:lang w:val="en-US" w:eastAsia="ru-RU"/>
         </w:rPr>
-        <w:t>liq xavflarni aniqlash va ularning shakllanish mexanizmlarini yanada aniqroq tushunishga imkon beradi.</w:t>
+        <w:t xml:space="preserve"> ularning shakllanish mexanizmlarini yanada aniqroq tushunishga imkon beradi.</w:t>
       </w:r>
     </w:p>
     <w:p>
@@ -5031,29 +4893,7 @@
           <w:szCs w:val="28"/>
           <w:lang w:val="en-US" w:eastAsia="ru-RU"/>
         </w:rPr>
-        <w:t xml:space="preserve">Tijorat banklari faoliyatida kredit risklarini boshqarishning nazariy modeli takomillashtiriladi. Unda kreditlash jarayonining barcha bosqichlarida (tahlil, baholash, monitoring, qaytarish) yuzaga keladigan risklarning </w:t>
-      </w:r>
-      <w:proofErr w:type="gramStart"/>
-      <w:r>
-        <w:rPr>
-          <w:rFonts w:ascii="Times New Roman" w:eastAsia="Times New Roman" w:hAnsi="Times New Roman" w:cs="Times New Roman"/>
-          <w:color w:val="000000" w:themeColor="text1"/>
-          <w:sz w:val="28"/>
-          <w:szCs w:val="28"/>
-          <w:lang w:val="en-US" w:eastAsia="ru-RU"/>
-        </w:rPr>
-        <w:t>o‘</w:t>
-      </w:r>
-      <w:proofErr w:type="gramEnd"/>
-      <w:r>
-        <w:rPr>
-          <w:rFonts w:ascii="Times New Roman" w:eastAsia="Times New Roman" w:hAnsi="Times New Roman" w:cs="Times New Roman"/>
-          <w:color w:val="000000" w:themeColor="text1"/>
-          <w:sz w:val="28"/>
-          <w:szCs w:val="28"/>
-          <w:lang w:val="en-US" w:eastAsia="ru-RU"/>
-        </w:rPr>
-        <w:t>zaro bog‘liqligi ilmiy asosda yoritiladi.</w:t>
+        <w:t>Tijorat banklari faoliyatida kredit risklarini boshqarishning nazariy modeli takomillashtiriladi. Unda kreditlash jarayonining barcha bosqichlarida (tahlil, baholash, monitoring, qaytarish) yuzaga keladigan risklarning o‘zaro bog‘liqligi ilmiy asosda yoritiladi.</w:t>
       </w:r>
     </w:p>
     <w:p>
@@ -5077,7 +4917,7 @@
           <w:szCs w:val="28"/>
           <w:lang w:val="en-US" w:eastAsia="ru-RU"/>
         </w:rPr>
-        <w:t xml:space="preserve">Muammoli kreditlarning banklarning likvidlik, rentabellik va moliyaviy barqarorligiga ta’sirini baholash </w:t>
+        <w:t xml:space="preserve">Muammoli kreditlarning banklarning likvidlik, rentabellik </w:t>
       </w:r>
       <w:proofErr w:type="gramStart"/>
       <w:r>
@@ -5088,7 +4928,7 @@
           <w:szCs w:val="28"/>
           <w:lang w:val="en-US" w:eastAsia="ru-RU"/>
         </w:rPr>
-        <w:t>bo‘</w:t>
+        <w:t>va</w:t>
       </w:r>
       <w:proofErr w:type="gramEnd"/>
       <w:r>
@@ -5099,7 +4939,7 @@
           <w:szCs w:val="28"/>
           <w:lang w:val="en-US" w:eastAsia="ru-RU"/>
         </w:rPr>
-        <w:t>yicha nazariy yondashuvlar kengaytiriladi. Bu bank tizimining tizimli barqarorligini tahlil qilish uchun ilmiy-metodik asos yaratadi.</w:t>
+        <w:t xml:space="preserve"> moliyaviy barqarorligiga ta’sirini baholash bo‘yicha nazariy yondashuvlar kengaytiriladi. Bu bank tizimining tizimli barqarorligini tahlil qilish uchun ilmiy-metodik asos yaratadi.</w:t>
       </w:r>
     </w:p>
     <w:p>
@@ -5123,7 +4963,7 @@
           <w:szCs w:val="28"/>
           <w:lang w:val="en-US" w:eastAsia="ru-RU"/>
         </w:rPr>
-        <w:t xml:space="preserve">Xalqaro tajribalarni </w:t>
+        <w:t xml:space="preserve">Xalqaro tajribalarni o‘rganish asosida muammoli kreditlarni kamaytirish va boshqarish jarayoniga oid ilmiy konseptlar uyg‘unlashtiriladi. Bu O‘zbekiston bank tizimida qo‘llanishi mumkin </w:t>
       </w:r>
       <w:proofErr w:type="gramStart"/>
       <w:r>
@@ -5134,7 +4974,7 @@
           <w:szCs w:val="28"/>
           <w:lang w:val="en-US" w:eastAsia="ru-RU"/>
         </w:rPr>
-        <w:t>o‘</w:t>
+        <w:t>bo‘lgan</w:t>
       </w:r>
       <w:proofErr w:type="gramEnd"/>
       <w:r>
@@ -5145,29 +4985,7 @@
           <w:szCs w:val="28"/>
           <w:lang w:val="en-US" w:eastAsia="ru-RU"/>
         </w:rPr>
-        <w:t xml:space="preserve">rganish asosida muammoli kreditlarni kamaytirish va boshqarish jarayoniga oid ilmiy konseptlar uyg‘unlashtiriladi. Bu </w:t>
-      </w:r>
-      <w:proofErr w:type="gramStart"/>
-      <w:r>
-        <w:rPr>
-          <w:rFonts w:ascii="Times New Roman" w:eastAsia="Times New Roman" w:hAnsi="Times New Roman" w:cs="Times New Roman"/>
-          <w:color w:val="000000" w:themeColor="text1"/>
-          <w:sz w:val="28"/>
-          <w:szCs w:val="28"/>
-          <w:lang w:val="en-US" w:eastAsia="ru-RU"/>
-        </w:rPr>
-        <w:t>O‘</w:t>
-      </w:r>
-      <w:proofErr w:type="gramEnd"/>
-      <w:r>
-        <w:rPr>
-          <w:rFonts w:ascii="Times New Roman" w:eastAsia="Times New Roman" w:hAnsi="Times New Roman" w:cs="Times New Roman"/>
-          <w:color w:val="000000" w:themeColor="text1"/>
-          <w:sz w:val="28"/>
-          <w:szCs w:val="28"/>
-          <w:lang w:val="en-US" w:eastAsia="ru-RU"/>
-        </w:rPr>
-        <w:t>zbekiston bank tizimida qo‘llanishi mumkin bo‘lgan moslashtirilgan nazariy yechimlarni shakllantiradi.</w:t>
+        <w:t xml:space="preserve"> moslashtirilgan nazariy yechimlarni shakllantiradi.</w:t>
       </w:r>
     </w:p>
     <w:p>
@@ -5226,7 +5044,7 @@
           <w:szCs w:val="28"/>
           <w:lang w:val="en-US" w:eastAsia="ru-RU"/>
         </w:rPr>
-        <w:t>bo‘</w:t>
+        <w:t>bo‘yicha</w:t>
       </w:r>
       <w:proofErr w:type="gramEnd"/>
       <w:r>
@@ -5237,7 +5055,7 @@
           <w:szCs w:val="28"/>
           <w:lang w:val="en-US" w:eastAsia="ru-RU"/>
         </w:rPr>
-        <w:t>yicha yangi nazariy qarashlarni shakllantiradi va milliy bank tizimi rivojlanishi uchun muhim metodologik asos yaratadi.</w:t>
+        <w:t xml:space="preserve"> yangi nazariy qarashlarni shakllantiradi va milliy bank tizimi rivojlanishi uchun muhim metodologik asos yaratadi.</w:t>
       </w:r>
     </w:p>
     <w:p>
@@ -5290,7 +5108,7 @@
           <w:highlight w:val="yellow"/>
           <w:lang w:val="en-US" w:eastAsia="ru-RU"/>
         </w:rPr>
-        <w:t xml:space="preserve">Dissertatsiya ishi tarkibiy jihatdan kirish, beshta bob, xulosa va takliflar, foydalanilgan adabiyotlar </w:t>
+        <w:t xml:space="preserve">Dissertatsiya ishi tarkibiy jihatdan kirish, beshta bob, xulosa </w:t>
       </w:r>
       <w:proofErr w:type="gramStart"/>
       <w:r>
@@ -5302,7 +5120,7 @@
           <w:highlight w:val="yellow"/>
           <w:lang w:val="en-US" w:eastAsia="ru-RU"/>
         </w:rPr>
-        <w:t>ro‘</w:t>
+        <w:t>va</w:t>
       </w:r>
       <w:proofErr w:type="gramEnd"/>
       <w:r>
@@ -5314,7 +5132,7 @@
           <w:highlight w:val="yellow"/>
           <w:lang w:val="en-US" w:eastAsia="ru-RU"/>
         </w:rPr>
-        <w:t xml:space="preserve">yxatidan iborat. Dissertatsiyaning hajmi 76 sahifadan iborat </w:t>
+        <w:t xml:space="preserve"> takliflar, foydalanilgan adabiyotlar ro‘yxatidan iborat. Dissertatsiyaning hajmi 76 sahifadan iborat </w:t>
       </w:r>
       <w:proofErr w:type="gramStart"/>
       <w:r>
@@ -5326,7 +5144,7 @@
           <w:highlight w:val="yellow"/>
           <w:lang w:val="en-US" w:eastAsia="ru-RU"/>
         </w:rPr>
-        <w:t>bo‘</w:t>
+        <w:t>bo‘lib</w:t>
       </w:r>
       <w:proofErr w:type="gramEnd"/>
       <w:r>
@@ -5338,7 +5156,7 @@
           <w:highlight w:val="yellow"/>
           <w:lang w:val="en-US" w:eastAsia="ru-RU"/>
         </w:rPr>
-        <w:t>lib, unda 9 ta jadval va 11 ta rasm mavjud</w:t>
+        <w:t>, unda 9 ta jadval va 11 ta rasm mavjud</w:t>
       </w:r>
     </w:p>
     <w:p>
@@ -5612,35 +5430,7 @@
           <w:szCs w:val="28"/>
           <w:lang w:val="en-US" w:eastAsia="ru-RU"/>
         </w:rPr>
-        <w:t xml:space="preserve"> BANKLARIDA MUAMMOLI KREDITLAR PAYDO </w:t>
-      </w:r>
-      <w:proofErr w:type="gramStart"/>
-      <w:r>
-        <w:rPr>
-          <w:rFonts w:ascii="Times New Roman" w:eastAsia="Times New Roman" w:hAnsi="Times New Roman" w:cs="Times New Roman"/>
-          <w:b/>
-          <w:bCs/>
-          <w:color w:val="000000" w:themeColor="text1"/>
-          <w:kern w:val="36"/>
-          <w:sz w:val="28"/>
-          <w:szCs w:val="28"/>
-          <w:lang w:val="en-US" w:eastAsia="ru-RU"/>
-        </w:rPr>
-        <w:t>BO‘</w:t>
-      </w:r>
-      <w:proofErr w:type="gramEnd"/>
-      <w:r>
-        <w:rPr>
-          <w:rFonts w:ascii="Times New Roman" w:eastAsia="Times New Roman" w:hAnsi="Times New Roman" w:cs="Times New Roman"/>
-          <w:b/>
-          <w:bCs/>
-          <w:color w:val="000000" w:themeColor="text1"/>
-          <w:kern w:val="36"/>
-          <w:sz w:val="28"/>
-          <w:szCs w:val="28"/>
-          <w:lang w:val="en-US" w:eastAsia="ru-RU"/>
-        </w:rPr>
-        <w:t>LISH MEXANIZMI VA ULARNI KAMAYTIRISHNING ILG‘OR MEXANIZMLARI</w:t>
+        <w:t xml:space="preserve"> BANKLARIDA MUAMMOLI KREDITLAR PAYDO BO‘LISH MEXANIZMI VA ULARNI KAMAYTIRISHNING ILG‘OR MEXANIZMLARI</w:t>
       </w:r>
       <w:bookmarkEnd w:id="11"/>
     </w:p>
@@ -6043,7 +5833,7 @@
           <w:kern w:val="36"/>
           <w:sz w:val="28"/>
           <w:szCs w:val="28"/>
-          <w:lang w:eastAsia="ru-RU"/>
+          <w:lang w:val="en-US" w:eastAsia="ru-RU"/>
         </w:rPr>
       </w:pPr>
       <w:bookmarkStart w:id="18" w:name="_Toc219022409"/>
@@ -6070,7 +5860,7 @@
           <w:kern w:val="36"/>
           <w:sz w:val="28"/>
           <w:szCs w:val="28"/>
-          <w:lang w:eastAsia="ru-RU"/>
+          <w:lang w:val="en-US" w:eastAsia="ru-RU"/>
         </w:rPr>
         <w:t xml:space="preserve"> ADABIYOTLAR ROʻYXATI</w:t>
       </w:r>
@@ -6087,7 +5877,7 @@
           <w:kern w:val="36"/>
           <w:sz w:val="28"/>
           <w:szCs w:val="28"/>
-          <w:lang w:eastAsia="ru-RU"/>
+          <w:lang w:val="en-US" w:eastAsia="ru-RU"/>
         </w:rPr>
       </w:pPr>
     </w:p>
@@ -6102,7 +5892,7 @@
           <w:kern w:val="36"/>
           <w:sz w:val="28"/>
           <w:szCs w:val="28"/>
-          <w:lang w:eastAsia="ru-RU"/>
+          <w:lang w:val="en-US" w:eastAsia="ru-RU"/>
         </w:rPr>
       </w:pPr>
     </w:p>
@@ -6256,6 +6046,17 @@
           <w:lang w:val="en-US" w:eastAsia="ru-RU"/>
         </w:rPr>
       </w:pPr>
+      <w:r>
+        <w:rPr>
+          <w:rFonts w:ascii="Times New Roman" w:eastAsia="Times New Roman" w:hAnsi="Times New Roman" w:cs="Times New Roman"/>
+          <w:b/>
+          <w:bCs/>
+          <w:sz w:val="28"/>
+          <w:szCs w:val="28"/>
+          <w:lang w:val="en-US" w:eastAsia="ru-RU"/>
+        </w:rPr>
+        <w:t>1. “Tijorat banklarida muammoli kreditlar bilan ishlash mexanizmini takomillashtirish” — Maxmudov R. H. (dissertatsiya)</w:t>
+      </w:r>
     </w:p>
     <w:p>
       <w:pPr>
@@ -6264,24 +6065,271 @@
         <w:jc w:val="both"/>
         <w:rPr>
           <w:rFonts w:ascii="Times New Roman" w:eastAsia="Times New Roman" w:hAnsi="Times New Roman" w:cs="Times New Roman"/>
-          <w:b/>
-          <w:bCs/>
-          <w:sz w:val="28"/>
-          <w:szCs w:val="28"/>
-          <w:lang w:val="en-US" w:eastAsia="ru-RU"/>
-        </w:rPr>
-      </w:pPr>
-      <w:r>
-        <w:rPr>
-          <w:rFonts w:ascii="Times New Roman" w:eastAsia="Times New Roman" w:hAnsi="Times New Roman" w:cs="Times New Roman"/>
-          <w:b/>
-          <w:bCs/>
-          <w:sz w:val="28"/>
-          <w:szCs w:val="28"/>
-          <w:lang w:val="en-US" w:eastAsia="ru-RU"/>
-        </w:rPr>
-        <w:t>1. “Tijorat banklarida muammoli kreditlar bilan ishlash mexanizmini takomillashtirish” — Maxmudov R. H. (dissertatsiya)</w:t>
-      </w:r>
+          <w:sz w:val="28"/>
+          <w:szCs w:val="28"/>
+          <w:lang w:val="en-US" w:eastAsia="ru-RU"/>
+        </w:rPr>
+      </w:pPr>
+      <w:r>
+        <w:rPr>
+          <w:rFonts w:ascii="Times New Roman" w:eastAsia="Times New Roman" w:hAnsi="Times New Roman" w:cs="Times New Roman"/>
+          <w:sz w:val="28"/>
+          <w:szCs w:val="28"/>
+          <w:lang w:val="en-US" w:eastAsia="ru-RU"/>
+        </w:rPr>
+        <w:t xml:space="preserve">Bu ilmiy ish tijorat banklarida </w:t>
+      </w:r>
+      <w:r>
+        <w:rPr>
+          <w:rFonts w:ascii="Times New Roman" w:eastAsia="Times New Roman" w:hAnsi="Times New Roman" w:cs="Times New Roman"/>
+          <w:b/>
+          <w:bCs/>
+          <w:sz w:val="28"/>
+          <w:szCs w:val="28"/>
+          <w:lang w:val="en-US" w:eastAsia="ru-RU"/>
+        </w:rPr>
+        <w:t>muammoli kreditlar (NPL)</w:t>
+      </w:r>
+      <w:r>
+        <w:rPr>
+          <w:rFonts w:ascii="Times New Roman" w:eastAsia="Times New Roman" w:hAnsi="Times New Roman" w:cs="Times New Roman"/>
+          <w:sz w:val="28"/>
+          <w:szCs w:val="28"/>
+          <w:lang w:val="en-US" w:eastAsia="ru-RU"/>
+        </w:rPr>
+        <w:t xml:space="preserve"> bilan ishlash jarayonlari, ularni tasniflash yo‘nalishlari, risklarni boshqarish strategiyalari va amaliy chora-tadbirlar tahliliga bag‘ishlangan. Muallif kredit qo‘mitalari faoliyati, ta’minot sifati va kredit monitoringi kabi ichki bank mexanizmlari ta’sirini o‘rgangan. Ta’kidlanishicha, muammoli kreditlar banklarning moliyaviy barqarorligiga salbiy ta’sir </w:t>
+      </w:r>
+      <w:proofErr w:type="gramStart"/>
+      <w:r>
+        <w:rPr>
+          <w:rFonts w:ascii="Times New Roman" w:eastAsia="Times New Roman" w:hAnsi="Times New Roman" w:cs="Times New Roman"/>
+          <w:sz w:val="28"/>
+          <w:szCs w:val="28"/>
+          <w:lang w:val="en-US" w:eastAsia="ru-RU"/>
+        </w:rPr>
+        <w:t>ko‘rsatadi</w:t>
+      </w:r>
+      <w:proofErr w:type="gramEnd"/>
+      <w:r>
+        <w:rPr>
+          <w:rFonts w:ascii="Times New Roman" w:eastAsia="Times New Roman" w:hAnsi="Times New Roman" w:cs="Times New Roman"/>
+          <w:sz w:val="28"/>
+          <w:szCs w:val="28"/>
+          <w:lang w:val="en-US" w:eastAsia="ru-RU"/>
+        </w:rPr>
+        <w:t xml:space="preserve"> va ularni samarali boshqarish tizimini yaratish zarur. Bu ish, ehtimol magistrlik dissertatsiyasi </w:t>
+      </w:r>
+      <w:proofErr w:type="gramStart"/>
+      <w:r>
+        <w:rPr>
+          <w:rFonts w:ascii="Times New Roman" w:eastAsia="Times New Roman" w:hAnsi="Times New Roman" w:cs="Times New Roman"/>
+          <w:sz w:val="28"/>
+          <w:szCs w:val="28"/>
+          <w:lang w:val="en-US" w:eastAsia="ru-RU"/>
+        </w:rPr>
+        <w:t>bo‘lishi</w:t>
+      </w:r>
+      <w:proofErr w:type="gramEnd"/>
+      <w:r>
+        <w:rPr>
+          <w:rFonts w:ascii="Times New Roman" w:eastAsia="Times New Roman" w:hAnsi="Times New Roman" w:cs="Times New Roman"/>
+          <w:sz w:val="28"/>
+          <w:szCs w:val="28"/>
+          <w:lang w:val="en-US" w:eastAsia="ru-RU"/>
+        </w:rPr>
+        <w:t xml:space="preserve"> mumkin yoki akademik loyiha sifatida yaratilgan. </w:t>
+      </w:r>
+    </w:p>
+    <w:p>
+      <w:pPr>
+        <w:spacing w:line="360" w:lineRule="auto"/>
+        <w:ind w:firstLine="709"/>
+        <w:jc w:val="both"/>
+        <w:rPr>
+          <w:rFonts w:ascii="Times New Roman" w:eastAsia="Times New Roman" w:hAnsi="Times New Roman" w:cs="Times New Roman"/>
+          <w:b/>
+          <w:bCs/>
+          <w:sz w:val="28"/>
+          <w:szCs w:val="28"/>
+          <w:lang w:val="en-US" w:eastAsia="ru-RU"/>
+        </w:rPr>
+      </w:pPr>
+    </w:p>
+    <w:p>
+      <w:pPr>
+        <w:spacing w:line="360" w:lineRule="auto"/>
+        <w:ind w:firstLine="709"/>
+        <w:jc w:val="both"/>
+        <w:rPr>
+          <w:rFonts w:ascii="Times New Roman" w:eastAsia="Times New Roman" w:hAnsi="Times New Roman" w:cs="Times New Roman"/>
+          <w:b/>
+          <w:bCs/>
+          <w:sz w:val="28"/>
+          <w:szCs w:val="28"/>
+          <w:lang w:val="en-US" w:eastAsia="ru-RU"/>
+        </w:rPr>
+      </w:pPr>
+      <w:r>
+        <w:rPr>
+          <w:rFonts w:ascii="Times New Roman" w:eastAsia="Times New Roman" w:hAnsi="Times New Roman" w:cs="Times New Roman"/>
+          <w:b/>
+          <w:bCs/>
+          <w:sz w:val="28"/>
+          <w:szCs w:val="28"/>
+          <w:lang w:val="en-US" w:eastAsia="ru-RU"/>
+        </w:rPr>
+        <w:t>2</w:t>
+      </w:r>
+      <w:r>
+        <w:rPr>
+          <w:rFonts w:ascii="Times New Roman" w:eastAsia="Times New Roman" w:hAnsi="Times New Roman" w:cs="Times New Roman"/>
+          <w:b/>
+          <w:bCs/>
+          <w:sz w:val="28"/>
+          <w:szCs w:val="28"/>
+          <w:lang w:val="en-US" w:eastAsia="ru-RU"/>
+        </w:rPr>
+        <w:t xml:space="preserve">. Paul, M. (2022). </w:t>
+      </w:r>
+      <w:r>
+        <w:rPr>
+          <w:rFonts w:ascii="Times New Roman" w:eastAsia="Times New Roman" w:hAnsi="Times New Roman" w:cs="Times New Roman"/>
+          <w:b/>
+          <w:bCs/>
+          <w:i/>
+          <w:iCs/>
+          <w:sz w:val="28"/>
+          <w:szCs w:val="28"/>
+          <w:lang w:val="en-US" w:eastAsia="ru-RU"/>
+        </w:rPr>
+        <w:t>The Determinants of Non-Performing Loans: Evidence from African Banking Systems</w:t>
+      </w:r>
+      <w:r>
+        <w:rPr>
+          <w:rFonts w:ascii="Times New Roman" w:eastAsia="Times New Roman" w:hAnsi="Times New Roman" w:cs="Times New Roman"/>
+          <w:b/>
+          <w:bCs/>
+          <w:sz w:val="28"/>
+          <w:szCs w:val="28"/>
+          <w:lang w:val="en-US" w:eastAsia="ru-RU"/>
+        </w:rPr>
+        <w:t>. Master’s Dissertation, University of Cape Town.</w:t>
+      </w:r>
+    </w:p>
+    <w:p>
+      <w:pPr>
+        <w:spacing w:before="100" w:beforeAutospacing="1" w:after="100" w:afterAutospacing="1" w:line="360" w:lineRule="auto"/>
+        <w:ind w:firstLine="709"/>
+        <w:jc w:val="both"/>
+        <w:rPr>
+          <w:rFonts w:ascii="Times New Roman" w:eastAsia="Times New Roman" w:hAnsi="Times New Roman" w:cs="Times New Roman"/>
+          <w:sz w:val="28"/>
+          <w:szCs w:val="28"/>
+          <w:lang w:val="en-US" w:eastAsia="ru-RU"/>
+        </w:rPr>
+      </w:pPr>
+      <w:r>
+        <w:rPr>
+          <w:rFonts w:ascii="Times New Roman" w:eastAsia="Times New Roman" w:hAnsi="Times New Roman" w:cs="Times New Roman"/>
+          <w:sz w:val="28"/>
+          <w:szCs w:val="28"/>
+          <w:lang w:val="en-US" w:eastAsia="ru-RU"/>
+        </w:rPr>
+        <w:t xml:space="preserve">Bu ish Afrika bank tizimi </w:t>
+      </w:r>
+      <w:proofErr w:type="gramStart"/>
+      <w:r>
+        <w:rPr>
+          <w:rFonts w:ascii="Times New Roman" w:eastAsia="Times New Roman" w:hAnsi="Times New Roman" w:cs="Times New Roman"/>
+          <w:sz w:val="28"/>
+          <w:szCs w:val="28"/>
+          <w:lang w:val="en-US" w:eastAsia="ru-RU"/>
+        </w:rPr>
+        <w:t>bo‘yicha</w:t>
+      </w:r>
+      <w:proofErr w:type="gramEnd"/>
+      <w:r>
+        <w:rPr>
+          <w:rFonts w:ascii="Times New Roman" w:eastAsia="Times New Roman" w:hAnsi="Times New Roman" w:cs="Times New Roman"/>
+          <w:sz w:val="28"/>
+          <w:szCs w:val="28"/>
+          <w:lang w:val="en-US" w:eastAsia="ru-RU"/>
+        </w:rPr>
+        <w:t xml:space="preserve"> NPL darajasiga ta’sir etuvchi omillarni aniqlashga qaratilgan. Muallif makroiqtisodiy (YaIM o‘sishi, inflyatsiya, ishsizlik) va bankka xos ko‘rsatkichlar (kapital yetarliligi, rentabellik, kredit o‘sishi</w:t>
+      </w:r>
+      <w:proofErr w:type="gramStart"/>
+      <w:r>
+        <w:rPr>
+          <w:rFonts w:ascii="Times New Roman" w:eastAsia="Times New Roman" w:hAnsi="Times New Roman" w:cs="Times New Roman"/>
+          <w:sz w:val="28"/>
+          <w:szCs w:val="28"/>
+          <w:lang w:val="en-US" w:eastAsia="ru-RU"/>
+        </w:rPr>
+        <w:t>)ni</w:t>
+      </w:r>
+      <w:proofErr w:type="gramEnd"/>
+      <w:r>
+        <w:rPr>
+          <w:rFonts w:ascii="Times New Roman" w:eastAsia="Times New Roman" w:hAnsi="Times New Roman" w:cs="Times New Roman"/>
+          <w:sz w:val="28"/>
+          <w:szCs w:val="28"/>
+          <w:lang w:val="en-US" w:eastAsia="ru-RU"/>
+        </w:rPr>
+        <w:t xml:space="preserve"> panel ma’lumotlar asosida empirik tahlil qiladi. Natijalar NPL darajasi yuqori </w:t>
+      </w:r>
+      <w:proofErr w:type="gramStart"/>
+      <w:r>
+        <w:rPr>
+          <w:rFonts w:ascii="Times New Roman" w:eastAsia="Times New Roman" w:hAnsi="Times New Roman" w:cs="Times New Roman"/>
+          <w:sz w:val="28"/>
+          <w:szCs w:val="28"/>
+          <w:lang w:val="en-US" w:eastAsia="ru-RU"/>
+        </w:rPr>
+        <w:t>bo‘lgan</w:t>
+      </w:r>
+      <w:proofErr w:type="gramEnd"/>
+      <w:r>
+        <w:rPr>
+          <w:rFonts w:ascii="Times New Roman" w:eastAsia="Times New Roman" w:hAnsi="Times New Roman" w:cs="Times New Roman"/>
+          <w:sz w:val="28"/>
+          <w:szCs w:val="28"/>
+          <w:lang w:val="en-US" w:eastAsia="ru-RU"/>
+        </w:rPr>
+        <w:t xml:space="preserve"> banklarda kredit sifati va risk-menejment amaliyotlari sust ekanini ko‘rsatadi. Bu dissertatsiya muammoli kreditlarning kelib chiqish omillarini tizimlashtirish </w:t>
+      </w:r>
+      <w:proofErr w:type="gramStart"/>
+      <w:r>
+        <w:rPr>
+          <w:rFonts w:ascii="Times New Roman" w:eastAsia="Times New Roman" w:hAnsi="Times New Roman" w:cs="Times New Roman"/>
+          <w:sz w:val="28"/>
+          <w:szCs w:val="28"/>
+          <w:lang w:val="en-US" w:eastAsia="ru-RU"/>
+        </w:rPr>
+        <w:t>va</w:t>
+      </w:r>
+      <w:proofErr w:type="gramEnd"/>
+      <w:r>
+        <w:rPr>
+          <w:rFonts w:ascii="Times New Roman" w:eastAsia="Times New Roman" w:hAnsi="Times New Roman" w:cs="Times New Roman"/>
+          <w:sz w:val="28"/>
+          <w:szCs w:val="28"/>
+          <w:lang w:val="en-US" w:eastAsia="ru-RU"/>
+        </w:rPr>
+        <w:t xml:space="preserve"> omillarni “bank ichki / makro” guruhlariga ajratishda metodik asos bo‘la oladi. </w:t>
+      </w:r>
+    </w:p>
+    <w:p>
+      <w:pPr>
+        <w:spacing w:after="0" w:line="360" w:lineRule="auto"/>
+        <w:jc w:val="both"/>
+        <w:rPr>
+          <w:rFonts w:ascii="Times New Roman" w:eastAsia="Times New Roman" w:hAnsi="Times New Roman" w:cs="Times New Roman"/>
+          <w:bCs/>
+          <w:sz w:val="28"/>
+          <w:szCs w:val="28"/>
+          <w:lang w:val="en-US" w:eastAsia="ru-RU"/>
+        </w:rPr>
+      </w:pPr>
     </w:p>
     <w:p>
       <w:pPr>
@@ -6290,311 +6338,24 @@
         <w:jc w:val="both"/>
         <w:rPr>
           <w:rFonts w:ascii="Times New Roman" w:eastAsia="Times New Roman" w:hAnsi="Times New Roman" w:cs="Times New Roman"/>
-          <w:sz w:val="28"/>
-          <w:szCs w:val="28"/>
-          <w:lang w:val="en-US" w:eastAsia="ru-RU"/>
-        </w:rPr>
-      </w:pPr>
-      <w:r>
-        <w:rPr>
-          <w:rFonts w:ascii="Times New Roman" w:eastAsia="Times New Roman" w:hAnsi="Times New Roman" w:cs="Times New Roman"/>
-          <w:sz w:val="28"/>
-          <w:szCs w:val="28"/>
-          <w:lang w:val="en-US" w:eastAsia="ru-RU"/>
-        </w:rPr>
-        <w:t xml:space="preserve">Bu ilmiy ish tijorat banklarida </w:t>
-      </w:r>
-      <w:r>
-        <w:rPr>
-          <w:rFonts w:ascii="Times New Roman" w:eastAsia="Times New Roman" w:hAnsi="Times New Roman" w:cs="Times New Roman"/>
-          <w:b/>
-          <w:bCs/>
-          <w:sz w:val="28"/>
-          <w:szCs w:val="28"/>
-          <w:lang w:val="en-US" w:eastAsia="ru-RU"/>
-        </w:rPr>
-        <w:t>muammoli kreditlar (NPL)</w:t>
-      </w:r>
-      <w:r>
-        <w:rPr>
-          <w:rFonts w:ascii="Times New Roman" w:eastAsia="Times New Roman" w:hAnsi="Times New Roman" w:cs="Times New Roman"/>
-          <w:sz w:val="28"/>
-          <w:szCs w:val="28"/>
-          <w:lang w:val="en-US" w:eastAsia="ru-RU"/>
-        </w:rPr>
-        <w:t xml:space="preserve"> bilan ishlash jarayonlari, ularni tasniflash </w:t>
-      </w:r>
-      <w:proofErr w:type="gramStart"/>
-      <w:r>
-        <w:rPr>
-          <w:rFonts w:ascii="Times New Roman" w:eastAsia="Times New Roman" w:hAnsi="Times New Roman" w:cs="Times New Roman"/>
-          <w:sz w:val="28"/>
-          <w:szCs w:val="28"/>
-          <w:lang w:val="en-US" w:eastAsia="ru-RU"/>
-        </w:rPr>
-        <w:t>yo‘</w:t>
-      </w:r>
-      <w:proofErr w:type="gramEnd"/>
-      <w:r>
-        <w:rPr>
-          <w:rFonts w:ascii="Times New Roman" w:eastAsia="Times New Roman" w:hAnsi="Times New Roman" w:cs="Times New Roman"/>
-          <w:sz w:val="28"/>
-          <w:szCs w:val="28"/>
-          <w:lang w:val="en-US" w:eastAsia="ru-RU"/>
-        </w:rPr>
-        <w:t xml:space="preserve">nalishlari, risklarni boshqarish strategiyalari va amaliy chora-tadbirlar tahliliga bag‘ishlangan. Muallif kredit </w:t>
-      </w:r>
-      <w:proofErr w:type="gramStart"/>
-      <w:r>
-        <w:rPr>
-          <w:rFonts w:ascii="Times New Roman" w:eastAsia="Times New Roman" w:hAnsi="Times New Roman" w:cs="Times New Roman"/>
-          <w:sz w:val="28"/>
-          <w:szCs w:val="28"/>
-          <w:lang w:val="en-US" w:eastAsia="ru-RU"/>
-        </w:rPr>
-        <w:t>qo‘</w:t>
-      </w:r>
-      <w:proofErr w:type="gramEnd"/>
-      <w:r>
-        <w:rPr>
-          <w:rFonts w:ascii="Times New Roman" w:eastAsia="Times New Roman" w:hAnsi="Times New Roman" w:cs="Times New Roman"/>
-          <w:sz w:val="28"/>
-          <w:szCs w:val="28"/>
-          <w:lang w:val="en-US" w:eastAsia="ru-RU"/>
-        </w:rPr>
-        <w:t xml:space="preserve">mitalari faoliyati, ta’minot sifati va kredit monitoringi kabi ichki bank mexanizmlari ta’sirini o‘rgangan. Ta’kidlanishicha, muammoli kreditlar banklarning moliyaviy barqarorligiga salbiy ta’sir </w:t>
-      </w:r>
-      <w:proofErr w:type="gramStart"/>
-      <w:r>
-        <w:rPr>
-          <w:rFonts w:ascii="Times New Roman" w:eastAsia="Times New Roman" w:hAnsi="Times New Roman" w:cs="Times New Roman"/>
-          <w:sz w:val="28"/>
-          <w:szCs w:val="28"/>
-          <w:lang w:val="en-US" w:eastAsia="ru-RU"/>
-        </w:rPr>
-        <w:t>ko‘</w:t>
-      </w:r>
-      <w:proofErr w:type="gramEnd"/>
-      <w:r>
-        <w:rPr>
-          <w:rFonts w:ascii="Times New Roman" w:eastAsia="Times New Roman" w:hAnsi="Times New Roman" w:cs="Times New Roman"/>
-          <w:sz w:val="28"/>
-          <w:szCs w:val="28"/>
-          <w:lang w:val="en-US" w:eastAsia="ru-RU"/>
-        </w:rPr>
-        <w:t xml:space="preserve">rsatadi va ularni samarali boshqarish tizimini yaratish zarur. Bu ish, ehtimol magistrlik dissertatsiyasi </w:t>
-      </w:r>
-      <w:proofErr w:type="gramStart"/>
-      <w:r>
-        <w:rPr>
-          <w:rFonts w:ascii="Times New Roman" w:eastAsia="Times New Roman" w:hAnsi="Times New Roman" w:cs="Times New Roman"/>
-          <w:sz w:val="28"/>
-          <w:szCs w:val="28"/>
-          <w:lang w:val="en-US" w:eastAsia="ru-RU"/>
-        </w:rPr>
-        <w:t>bo‘</w:t>
-      </w:r>
-      <w:proofErr w:type="gramEnd"/>
-      <w:r>
-        <w:rPr>
-          <w:rFonts w:ascii="Times New Roman" w:eastAsia="Times New Roman" w:hAnsi="Times New Roman" w:cs="Times New Roman"/>
-          <w:sz w:val="28"/>
-          <w:szCs w:val="28"/>
-          <w:lang w:val="en-US" w:eastAsia="ru-RU"/>
-        </w:rPr>
-        <w:t xml:space="preserve">lishi mumkin yoki akademik loyiha sifatida yaratilgan. </w:t>
-      </w:r>
-    </w:p>
-    <w:p>
-      <w:pPr>
-        <w:spacing w:line="360" w:lineRule="auto"/>
-        <w:ind w:firstLine="709"/>
-        <w:jc w:val="both"/>
-        <w:rPr>
-          <w:rFonts w:ascii="Times New Roman" w:eastAsia="Times New Roman" w:hAnsi="Times New Roman" w:cs="Times New Roman"/>
-          <w:b/>
-          <w:bCs/>
-          <w:sz w:val="28"/>
-          <w:szCs w:val="28"/>
-          <w:lang w:val="en-US" w:eastAsia="ru-RU"/>
-        </w:rPr>
-      </w:pPr>
-    </w:p>
-    <w:p>
-      <w:pPr>
-        <w:spacing w:line="360" w:lineRule="auto"/>
-        <w:ind w:firstLine="709"/>
-        <w:jc w:val="both"/>
-        <w:rPr>
-          <w:rFonts w:ascii="Times New Roman" w:eastAsia="Times New Roman" w:hAnsi="Times New Roman" w:cs="Times New Roman"/>
-          <w:b/>
-          <w:bCs/>
-          <w:sz w:val="28"/>
-          <w:szCs w:val="28"/>
-          <w:lang w:val="en-US" w:eastAsia="ru-RU"/>
-        </w:rPr>
-      </w:pPr>
-      <w:r>
-        <w:rPr>
-          <w:rFonts w:ascii="Times New Roman" w:eastAsia="Times New Roman" w:hAnsi="Times New Roman" w:cs="Times New Roman"/>
-          <w:b/>
-          <w:bCs/>
-          <w:sz w:val="28"/>
-          <w:szCs w:val="28"/>
-          <w:lang w:val="en-US" w:eastAsia="ru-RU"/>
-        </w:rPr>
-        <w:t>2</w:t>
-      </w:r>
-      <w:r>
-        <w:rPr>
-          <w:rFonts w:ascii="Times New Roman" w:eastAsia="Times New Roman" w:hAnsi="Times New Roman" w:cs="Times New Roman"/>
-          <w:b/>
-          <w:bCs/>
-          <w:sz w:val="28"/>
-          <w:szCs w:val="28"/>
-          <w:lang w:val="en-US" w:eastAsia="ru-RU"/>
-        </w:rPr>
-        <w:t xml:space="preserve">. Paul, M. (2022). </w:t>
-      </w:r>
-      <w:r>
-        <w:rPr>
-          <w:rFonts w:ascii="Times New Roman" w:eastAsia="Times New Roman" w:hAnsi="Times New Roman" w:cs="Times New Roman"/>
-          <w:b/>
-          <w:bCs/>
-          <w:i/>
-          <w:iCs/>
-          <w:sz w:val="28"/>
-          <w:szCs w:val="28"/>
-          <w:lang w:val="en-US" w:eastAsia="ru-RU"/>
-        </w:rPr>
-        <w:t>The Determinants of Non-Performing Loans: Evidence from African Banking Systems</w:t>
-      </w:r>
-      <w:r>
-        <w:rPr>
-          <w:rFonts w:ascii="Times New Roman" w:eastAsia="Times New Roman" w:hAnsi="Times New Roman" w:cs="Times New Roman"/>
-          <w:b/>
-          <w:bCs/>
-          <w:sz w:val="28"/>
-          <w:szCs w:val="28"/>
-          <w:lang w:val="en-US" w:eastAsia="ru-RU"/>
-        </w:rPr>
-        <w:t>. Master’s Dissertation, University of Cape Town.</w:t>
-      </w:r>
-    </w:p>
-    <w:p>
-      <w:pPr>
-        <w:spacing w:before="100" w:beforeAutospacing="1" w:after="100" w:afterAutospacing="1" w:line="360" w:lineRule="auto"/>
-        <w:ind w:firstLine="709"/>
-        <w:jc w:val="both"/>
-        <w:rPr>
-          <w:rFonts w:ascii="Times New Roman" w:eastAsia="Times New Roman" w:hAnsi="Times New Roman" w:cs="Times New Roman"/>
-          <w:sz w:val="28"/>
-          <w:szCs w:val="28"/>
-          <w:lang w:val="en-US" w:eastAsia="ru-RU"/>
-        </w:rPr>
-      </w:pPr>
-      <w:r>
-        <w:rPr>
-          <w:rFonts w:ascii="Times New Roman" w:eastAsia="Times New Roman" w:hAnsi="Times New Roman" w:cs="Times New Roman"/>
-          <w:sz w:val="28"/>
-          <w:szCs w:val="28"/>
-          <w:lang w:val="en-US" w:eastAsia="ru-RU"/>
-        </w:rPr>
-        <w:t xml:space="preserve">Bu ish Afrika bank tizimi </w:t>
-      </w:r>
-      <w:proofErr w:type="gramStart"/>
-      <w:r>
-        <w:rPr>
-          <w:rFonts w:ascii="Times New Roman" w:eastAsia="Times New Roman" w:hAnsi="Times New Roman" w:cs="Times New Roman"/>
-          <w:sz w:val="28"/>
-          <w:szCs w:val="28"/>
-          <w:lang w:val="en-US" w:eastAsia="ru-RU"/>
-        </w:rPr>
-        <w:t>bo‘</w:t>
-      </w:r>
-      <w:proofErr w:type="gramEnd"/>
-      <w:r>
-        <w:rPr>
-          <w:rFonts w:ascii="Times New Roman" w:eastAsia="Times New Roman" w:hAnsi="Times New Roman" w:cs="Times New Roman"/>
-          <w:sz w:val="28"/>
-          <w:szCs w:val="28"/>
-          <w:lang w:val="en-US" w:eastAsia="ru-RU"/>
-        </w:rPr>
-        <w:t xml:space="preserve">yicha NPL darajasiga ta’sir etuvchi omillarni aniqlashga qaratilgan. Muallif makroiqtisodiy (YaIM </w:t>
-      </w:r>
-      <w:proofErr w:type="gramStart"/>
-      <w:r>
-        <w:rPr>
-          <w:rFonts w:ascii="Times New Roman" w:eastAsia="Times New Roman" w:hAnsi="Times New Roman" w:cs="Times New Roman"/>
-          <w:sz w:val="28"/>
-          <w:szCs w:val="28"/>
-          <w:lang w:val="en-US" w:eastAsia="ru-RU"/>
-        </w:rPr>
-        <w:t>o‘</w:t>
-      </w:r>
-      <w:proofErr w:type="gramEnd"/>
-      <w:r>
-        <w:rPr>
-          <w:rFonts w:ascii="Times New Roman" w:eastAsia="Times New Roman" w:hAnsi="Times New Roman" w:cs="Times New Roman"/>
-          <w:sz w:val="28"/>
-          <w:szCs w:val="28"/>
-          <w:lang w:val="en-US" w:eastAsia="ru-RU"/>
-        </w:rPr>
-        <w:t xml:space="preserve">sishi, inflyatsiya, ishsizlik) va bankka xos ko‘rsatkichlar (kapital yetarliligi, rentabellik, kredit o‘sishi)ni panel ma’lumotlar asosida empirik tahlil qiladi. Natijalar NPL darajasi yuqori </w:t>
-      </w:r>
-      <w:proofErr w:type="gramStart"/>
-      <w:r>
-        <w:rPr>
-          <w:rFonts w:ascii="Times New Roman" w:eastAsia="Times New Roman" w:hAnsi="Times New Roman" w:cs="Times New Roman"/>
-          <w:sz w:val="28"/>
-          <w:szCs w:val="28"/>
-          <w:lang w:val="en-US" w:eastAsia="ru-RU"/>
-        </w:rPr>
-        <w:t>bo‘</w:t>
-      </w:r>
-      <w:proofErr w:type="gramEnd"/>
-      <w:r>
-        <w:rPr>
-          <w:rFonts w:ascii="Times New Roman" w:eastAsia="Times New Roman" w:hAnsi="Times New Roman" w:cs="Times New Roman"/>
-          <w:sz w:val="28"/>
-          <w:szCs w:val="28"/>
-          <w:lang w:val="en-US" w:eastAsia="ru-RU"/>
-        </w:rPr>
-        <w:t xml:space="preserve">lgan banklarda kredit sifati va risk-menejment amaliyotlari sust ekanini ko‘rsatadi. Bu dissertatsiya muammoli kreditlarning kelib chiqish omillarini tizimlashtirish va omillarni “bank ichki / makro” guruhlariga ajratishda metodik asos </w:t>
-      </w:r>
-      <w:proofErr w:type="gramStart"/>
-      <w:r>
-        <w:rPr>
-          <w:rFonts w:ascii="Times New Roman" w:eastAsia="Times New Roman" w:hAnsi="Times New Roman" w:cs="Times New Roman"/>
-          <w:sz w:val="28"/>
-          <w:szCs w:val="28"/>
-          <w:lang w:val="en-US" w:eastAsia="ru-RU"/>
-        </w:rPr>
-        <w:t>bo‘</w:t>
-      </w:r>
-      <w:proofErr w:type="gramEnd"/>
-      <w:r>
-        <w:rPr>
-          <w:rFonts w:ascii="Times New Roman" w:eastAsia="Times New Roman" w:hAnsi="Times New Roman" w:cs="Times New Roman"/>
-          <w:sz w:val="28"/>
-          <w:szCs w:val="28"/>
-          <w:lang w:val="en-US" w:eastAsia="ru-RU"/>
-        </w:rPr>
-        <w:t xml:space="preserve">la oladi. </w:t>
-      </w:r>
-    </w:p>
-    <w:p>
-      <w:pPr>
-        <w:spacing w:after="0" w:line="360" w:lineRule="auto"/>
-        <w:jc w:val="both"/>
-        <w:rPr>
-          <w:rFonts w:ascii="Times New Roman" w:eastAsia="Times New Roman" w:hAnsi="Times New Roman" w:cs="Times New Roman"/>
-          <w:bCs/>
-          <w:sz w:val="28"/>
-          <w:szCs w:val="28"/>
-          <w:lang w:val="en-US" w:eastAsia="ru-RU"/>
-        </w:rPr>
-      </w:pPr>
+          <w:b/>
+          <w:bCs/>
+          <w:sz w:val="28"/>
+          <w:szCs w:val="28"/>
+          <w:lang w:val="en-US" w:eastAsia="ru-RU"/>
+        </w:rPr>
+      </w:pPr>
+      <w:r>
+        <w:rPr>
+          <w:rFonts w:ascii="Times New Roman" w:eastAsia="Times New Roman" w:hAnsi="Times New Roman" w:cs="Times New Roman"/>
+          <w:b/>
+          <w:bCs/>
+          <w:sz w:val="28"/>
+          <w:szCs w:val="28"/>
+          <w:lang w:val="en-US" w:eastAsia="ru-RU"/>
+        </w:rPr>
+        <w:t>3. Bezuchová, A. (2022). Feedback Effects of Non-Performing Loans in EMU: A Panel VAR Approach. Master’s Thesis, Charles University, Prague.</w:t>
+      </w:r>
     </w:p>
     <w:p>
       <w:pPr>
@@ -6603,23 +6364,98 @@
         <w:jc w:val="both"/>
         <w:rPr>
           <w:rFonts w:ascii="Times New Roman" w:eastAsia="Times New Roman" w:hAnsi="Times New Roman" w:cs="Times New Roman"/>
-          <w:b/>
-          <w:bCs/>
-          <w:sz w:val="28"/>
-          <w:szCs w:val="28"/>
-          <w:lang w:val="en-US" w:eastAsia="ru-RU"/>
-        </w:rPr>
-      </w:pPr>
-      <w:r>
-        <w:rPr>
-          <w:rFonts w:ascii="Times New Roman" w:eastAsia="Times New Roman" w:hAnsi="Times New Roman" w:cs="Times New Roman"/>
-          <w:b/>
-          <w:bCs/>
-          <w:sz w:val="28"/>
-          <w:szCs w:val="28"/>
-          <w:lang w:val="en-US" w:eastAsia="ru-RU"/>
-        </w:rPr>
-        <w:t>3. Bezuchová, A. (2022). Feedback Effects of Non-Performing Loans in EMU: A Panel VAR Approach. Master’s Thesis, Charles University, Prague.</w:t>
+          <w:bCs/>
+          <w:sz w:val="28"/>
+          <w:szCs w:val="28"/>
+          <w:lang w:val="en-US" w:eastAsia="ru-RU"/>
+        </w:rPr>
+      </w:pPr>
+      <w:r>
+        <w:rPr>
+          <w:rFonts w:ascii="Times New Roman" w:eastAsia="Times New Roman" w:hAnsi="Times New Roman" w:cs="Times New Roman"/>
+          <w:bCs/>
+          <w:sz w:val="28"/>
+          <w:szCs w:val="28"/>
+          <w:lang w:val="en-US" w:eastAsia="ru-RU"/>
+        </w:rPr>
+        <w:t xml:space="preserve">Mazkur dissertatsiyada Yevro hududida NPLlar </w:t>
+      </w:r>
+      <w:proofErr w:type="gramStart"/>
+      <w:r>
+        <w:rPr>
+          <w:rFonts w:ascii="Times New Roman" w:eastAsia="Times New Roman" w:hAnsi="Times New Roman" w:cs="Times New Roman"/>
+          <w:bCs/>
+          <w:sz w:val="28"/>
+          <w:szCs w:val="28"/>
+          <w:lang w:val="en-US" w:eastAsia="ru-RU"/>
+        </w:rPr>
+        <w:t>va</w:t>
+      </w:r>
+      <w:proofErr w:type="gramEnd"/>
+      <w:r>
+        <w:rPr>
+          <w:rFonts w:ascii="Times New Roman" w:eastAsia="Times New Roman" w:hAnsi="Times New Roman" w:cs="Times New Roman"/>
+          <w:bCs/>
+          <w:sz w:val="28"/>
+          <w:szCs w:val="28"/>
+          <w:lang w:val="en-US" w:eastAsia="ru-RU"/>
+        </w:rPr>
+        <w:t xml:space="preserve"> ularning determinantlari o‘rtasidagi ikki tomonlama (feedback) bog‘liqlik panel VAR modeli orqali tahlil qilinadi. Natijalarga </w:t>
+      </w:r>
+      <w:proofErr w:type="gramStart"/>
+      <w:r>
+        <w:rPr>
+          <w:rFonts w:ascii="Times New Roman" w:eastAsia="Times New Roman" w:hAnsi="Times New Roman" w:cs="Times New Roman"/>
+          <w:bCs/>
+          <w:sz w:val="28"/>
+          <w:szCs w:val="28"/>
+          <w:lang w:val="en-US" w:eastAsia="ru-RU"/>
+        </w:rPr>
+        <w:t>ko‘ra</w:t>
+      </w:r>
+      <w:proofErr w:type="gramEnd"/>
+      <w:r>
+        <w:rPr>
+          <w:rFonts w:ascii="Times New Roman" w:eastAsia="Times New Roman" w:hAnsi="Times New Roman" w:cs="Times New Roman"/>
+          <w:bCs/>
+          <w:sz w:val="28"/>
+          <w:szCs w:val="28"/>
+          <w:lang w:val="en-US" w:eastAsia="ru-RU"/>
+        </w:rPr>
+        <w:t xml:space="preserve">, YaIM o‘sishi pasayishi, ishsizlikning ortishi va fiskal balansning yomonlashuvi NPL darajasini oshiradi; aksincha, NPLlardagi salbiy </w:t>
+      </w:r>
+      <w:r>
+        <w:rPr>
+          <w:rFonts w:ascii="Times New Roman" w:eastAsia="Times New Roman" w:hAnsi="Times New Roman" w:cs="Times New Roman"/>
+          <w:bCs/>
+          <w:sz w:val="28"/>
+          <w:szCs w:val="28"/>
+          <w:lang w:val="en-US" w:eastAsia="ru-RU"/>
+        </w:rPr>
+        <w:lastRenderedPageBreak/>
+        <w:t xml:space="preserve">shoklar ishsizlik va risk ko‘rsatkichlariga o‘z navbatida ta’sir ko‘rsatadi. Shuningdek, “core” va “periphery” mamlakatlarda shoklarga javob kuchi turlicha ekani aniqlanadi, bu moliyaviy fragmentatsiyani </w:t>
+      </w:r>
+      <w:proofErr w:type="gramStart"/>
+      <w:r>
+        <w:rPr>
+          <w:rFonts w:ascii="Times New Roman" w:eastAsia="Times New Roman" w:hAnsi="Times New Roman" w:cs="Times New Roman"/>
+          <w:bCs/>
+          <w:sz w:val="28"/>
+          <w:szCs w:val="28"/>
+          <w:lang w:val="en-US" w:eastAsia="ru-RU"/>
+        </w:rPr>
+        <w:t>ko‘rsatadi</w:t>
+      </w:r>
+      <w:proofErr w:type="gramEnd"/>
+      <w:r>
+        <w:rPr>
+          <w:rFonts w:ascii="Times New Roman" w:eastAsia="Times New Roman" w:hAnsi="Times New Roman" w:cs="Times New Roman"/>
+          <w:bCs/>
+          <w:sz w:val="28"/>
+          <w:szCs w:val="28"/>
+          <w:lang w:val="en-US" w:eastAsia="ru-RU"/>
+        </w:rPr>
+        <w:t>.</w:t>
       </w:r>
     </w:p>
     <w:p>
@@ -6643,7 +6479,7 @@
           <w:szCs w:val="28"/>
           <w:lang w:val="en-US" w:eastAsia="ru-RU"/>
         </w:rPr>
-        <w:t xml:space="preserve">Mazkur dissertatsiyada Yevro hududida NPLlar va ularning determinantlari </w:t>
+        <w:t xml:space="preserve">Bu ish muammoli kreditlarni faqat bank ichidagi muammo emas, balki real sektor </w:t>
       </w:r>
       <w:proofErr w:type="gramStart"/>
       <w:r>
@@ -6654,7 +6490,7 @@
           <w:szCs w:val="28"/>
           <w:lang w:val="en-US" w:eastAsia="ru-RU"/>
         </w:rPr>
-        <w:t>o‘</w:t>
+        <w:t>va</w:t>
       </w:r>
       <w:proofErr w:type="gramEnd"/>
       <w:r>
@@ -6665,62 +6501,7 @@
           <w:szCs w:val="28"/>
           <w:lang w:val="en-US" w:eastAsia="ru-RU"/>
         </w:rPr>
-        <w:t xml:space="preserve">rtasidagi ikki tomonlama (feedback) bog‘liqlik panel VAR modeli orqali tahlil qilinadi. Natijalarga </w:t>
-      </w:r>
-      <w:proofErr w:type="gramStart"/>
-      <w:r>
-        <w:rPr>
-          <w:rFonts w:ascii="Times New Roman" w:eastAsia="Times New Roman" w:hAnsi="Times New Roman" w:cs="Times New Roman"/>
-          <w:bCs/>
-          <w:sz w:val="28"/>
-          <w:szCs w:val="28"/>
-          <w:lang w:val="en-US" w:eastAsia="ru-RU"/>
-        </w:rPr>
-        <w:t>ko‘</w:t>
-      </w:r>
-      <w:proofErr w:type="gramEnd"/>
-      <w:r>
-        <w:rPr>
-          <w:rFonts w:ascii="Times New Roman" w:eastAsia="Times New Roman" w:hAnsi="Times New Roman" w:cs="Times New Roman"/>
-          <w:bCs/>
-          <w:sz w:val="28"/>
-          <w:szCs w:val="28"/>
-          <w:lang w:val="en-US" w:eastAsia="ru-RU"/>
-        </w:rPr>
-        <w:t xml:space="preserve">ra, YaIM o‘sishi pasayishi, ishsizlikning ortishi va fiskal </w:t>
-      </w:r>
-      <w:r>
-        <w:rPr>
-          <w:rFonts w:ascii="Times New Roman" w:eastAsia="Times New Roman" w:hAnsi="Times New Roman" w:cs="Times New Roman"/>
-          <w:bCs/>
-          <w:sz w:val="28"/>
-          <w:szCs w:val="28"/>
-          <w:lang w:val="en-US" w:eastAsia="ru-RU"/>
-        </w:rPr>
-        <w:lastRenderedPageBreak/>
-        <w:t xml:space="preserve">balansning yomonlashuvi NPL darajasini oshiradi; aksincha, NPLlardagi salbiy shoklar ishsizlik va risk ko‘rsatkichlariga o‘z navbatida ta’sir ko‘rsatadi. Shuningdek, “core” va “periphery” mamlakatlarda shoklarga javob kuchi turlicha ekani aniqlanadi, bu moliyaviy fragmentatsiyani </w:t>
-      </w:r>
-      <w:proofErr w:type="gramStart"/>
-      <w:r>
-        <w:rPr>
-          <w:rFonts w:ascii="Times New Roman" w:eastAsia="Times New Roman" w:hAnsi="Times New Roman" w:cs="Times New Roman"/>
-          <w:bCs/>
-          <w:sz w:val="28"/>
-          <w:szCs w:val="28"/>
-          <w:lang w:val="en-US" w:eastAsia="ru-RU"/>
-        </w:rPr>
-        <w:t>ko‘</w:t>
-      </w:r>
-      <w:proofErr w:type="gramEnd"/>
-      <w:r>
-        <w:rPr>
-          <w:rFonts w:ascii="Times New Roman" w:eastAsia="Times New Roman" w:hAnsi="Times New Roman" w:cs="Times New Roman"/>
-          <w:bCs/>
-          <w:sz w:val="28"/>
-          <w:szCs w:val="28"/>
-          <w:lang w:val="en-US" w:eastAsia="ru-RU"/>
-        </w:rPr>
-        <w:t>rsatadi.</w:t>
+        <w:t xml:space="preserve"> makrobarqarorlik bilan o‘zaro ta’sirda bo‘lgan tizimli hodisa sifatida yoritishda yordam beradi.</w:t>
       </w:r>
     </w:p>
     <w:p>
@@ -6730,43 +6511,58 @@
         <w:jc w:val="both"/>
         <w:rPr>
           <w:rFonts w:ascii="Times New Roman" w:eastAsia="Times New Roman" w:hAnsi="Times New Roman" w:cs="Times New Roman"/>
-          <w:bCs/>
-          <w:sz w:val="28"/>
-          <w:szCs w:val="28"/>
-          <w:lang w:val="en-US" w:eastAsia="ru-RU"/>
-        </w:rPr>
-      </w:pPr>
-      <w:r>
-        <w:rPr>
-          <w:rFonts w:ascii="Times New Roman" w:eastAsia="Times New Roman" w:hAnsi="Times New Roman" w:cs="Times New Roman"/>
-          <w:bCs/>
-          <w:sz w:val="28"/>
-          <w:szCs w:val="28"/>
-          <w:lang w:val="en-US" w:eastAsia="ru-RU"/>
-        </w:rPr>
-        <w:t xml:space="preserve">Bu ish muammoli kreditlarni faqat bank ichidagi muammo emas, balki real sektor va makrobarqarorlik bilan </w:t>
-      </w:r>
-      <w:proofErr w:type="gramStart"/>
-      <w:r>
-        <w:rPr>
-          <w:rFonts w:ascii="Times New Roman" w:eastAsia="Times New Roman" w:hAnsi="Times New Roman" w:cs="Times New Roman"/>
-          <w:bCs/>
-          <w:sz w:val="28"/>
-          <w:szCs w:val="28"/>
-          <w:lang w:val="en-US" w:eastAsia="ru-RU"/>
-        </w:rPr>
-        <w:t>o‘</w:t>
-      </w:r>
-      <w:proofErr w:type="gramEnd"/>
-      <w:r>
-        <w:rPr>
-          <w:rFonts w:ascii="Times New Roman" w:eastAsia="Times New Roman" w:hAnsi="Times New Roman" w:cs="Times New Roman"/>
-          <w:bCs/>
-          <w:sz w:val="28"/>
-          <w:szCs w:val="28"/>
-          <w:lang w:val="en-US" w:eastAsia="ru-RU"/>
-        </w:rPr>
-        <w:t>zaro ta’sirda bo‘lgan tizimli hodisa sifatida yoritishda yordam beradi.</w:t>
+          <w:b/>
+          <w:bCs/>
+          <w:sz w:val="28"/>
+          <w:szCs w:val="28"/>
+          <w:lang w:val="en-US" w:eastAsia="ru-RU"/>
+        </w:rPr>
+      </w:pPr>
+      <w:r>
+        <w:rPr>
+          <w:rFonts w:ascii="Times New Roman" w:eastAsia="Times New Roman" w:hAnsi="Times New Roman" w:cs="Times New Roman"/>
+          <w:b/>
+          <w:bCs/>
+          <w:sz w:val="28"/>
+          <w:szCs w:val="28"/>
+          <w:lang w:val="en-US" w:eastAsia="ru-RU"/>
+        </w:rPr>
+        <w:t>4</w:t>
+      </w:r>
+      <w:r>
+        <w:rPr>
+          <w:rFonts w:ascii="Times New Roman" w:eastAsia="Times New Roman" w:hAnsi="Times New Roman" w:cs="Times New Roman"/>
+          <w:b/>
+          <w:bCs/>
+          <w:sz w:val="28"/>
+          <w:szCs w:val="28"/>
+          <w:lang w:val="en-US" w:eastAsia="ru-RU"/>
+        </w:rPr>
+        <w:t xml:space="preserve">. Gupta, S. (2024). </w:t>
+      </w:r>
+      <w:r>
+        <w:rPr>
+          <w:rFonts w:ascii="Times New Roman" w:eastAsia="Times New Roman" w:hAnsi="Times New Roman" w:cs="Times New Roman"/>
+          <w:b/>
+          <w:bCs/>
+          <w:i/>
+          <w:iCs/>
+          <w:sz w:val="28"/>
+          <w:szCs w:val="28"/>
+          <w:lang w:val="en-US" w:eastAsia="ru-RU"/>
+        </w:rPr>
+        <w:t>Loan Growth and Its Impact on Non-Performing Loans and Profitability: Understanding the Trade-off – A Study of the Indian Banking Sector</w:t>
+      </w:r>
+      <w:r>
+        <w:rPr>
+          <w:rFonts w:ascii="Times New Roman" w:eastAsia="Times New Roman" w:hAnsi="Times New Roman" w:cs="Times New Roman"/>
+          <w:b/>
+          <w:bCs/>
+          <w:sz w:val="28"/>
+          <w:szCs w:val="28"/>
+          <w:lang w:val="en-US" w:eastAsia="ru-RU"/>
+        </w:rPr>
+        <w:t>. PhD Thesis, Rajiv Gandhi Institute of Petroleum Technology.</w:t>
       </w:r>
     </w:p>
     <w:p>
@@ -6776,58 +6572,43 @@
         <w:jc w:val="both"/>
         <w:rPr>
           <w:rFonts w:ascii="Times New Roman" w:eastAsia="Times New Roman" w:hAnsi="Times New Roman" w:cs="Times New Roman"/>
-          <w:b/>
-          <w:bCs/>
-          <w:sz w:val="28"/>
-          <w:szCs w:val="28"/>
-          <w:lang w:val="en-US" w:eastAsia="ru-RU"/>
-        </w:rPr>
-      </w:pPr>
-      <w:r>
-        <w:rPr>
-          <w:rFonts w:ascii="Times New Roman" w:eastAsia="Times New Roman" w:hAnsi="Times New Roman" w:cs="Times New Roman"/>
-          <w:b/>
-          <w:bCs/>
-          <w:sz w:val="28"/>
-          <w:szCs w:val="28"/>
-          <w:lang w:val="en-US" w:eastAsia="ru-RU"/>
-        </w:rPr>
-        <w:t>4</w:t>
-      </w:r>
-      <w:r>
-        <w:rPr>
-          <w:rFonts w:ascii="Times New Roman" w:eastAsia="Times New Roman" w:hAnsi="Times New Roman" w:cs="Times New Roman"/>
-          <w:b/>
-          <w:bCs/>
-          <w:sz w:val="28"/>
-          <w:szCs w:val="28"/>
-          <w:lang w:val="en-US" w:eastAsia="ru-RU"/>
-        </w:rPr>
-        <w:t xml:space="preserve">. Gupta, S. (2024). </w:t>
-      </w:r>
-      <w:r>
-        <w:rPr>
-          <w:rFonts w:ascii="Times New Roman" w:eastAsia="Times New Roman" w:hAnsi="Times New Roman" w:cs="Times New Roman"/>
-          <w:b/>
-          <w:bCs/>
-          <w:i/>
-          <w:iCs/>
-          <w:sz w:val="28"/>
-          <w:szCs w:val="28"/>
-          <w:lang w:val="en-US" w:eastAsia="ru-RU"/>
-        </w:rPr>
-        <w:t>Loan Growth and Its Impact on Non-Performing Loans and Profitability: Understanding the Trade-off – A Study of the Indian Banking Sector</w:t>
-      </w:r>
-      <w:r>
-        <w:rPr>
-          <w:rFonts w:ascii="Times New Roman" w:eastAsia="Times New Roman" w:hAnsi="Times New Roman" w:cs="Times New Roman"/>
-          <w:b/>
-          <w:bCs/>
-          <w:sz w:val="28"/>
-          <w:szCs w:val="28"/>
-          <w:lang w:val="en-US" w:eastAsia="ru-RU"/>
-        </w:rPr>
-        <w:t>. PhD Thesis, Rajiv Gandhi Institute of Petroleum Technology.</w:t>
+          <w:bCs/>
+          <w:sz w:val="28"/>
+          <w:szCs w:val="28"/>
+          <w:lang w:val="en-US" w:eastAsia="ru-RU"/>
+        </w:rPr>
+      </w:pPr>
+      <w:r>
+        <w:rPr>
+          <w:rFonts w:ascii="Times New Roman" w:eastAsia="Times New Roman" w:hAnsi="Times New Roman" w:cs="Times New Roman"/>
+          <w:bCs/>
+          <w:sz w:val="28"/>
+          <w:szCs w:val="28"/>
+          <w:lang w:val="en-US" w:eastAsia="ru-RU"/>
+        </w:rPr>
+        <w:t xml:space="preserve">Doktorlik dissertatsiyasi Hindiston bank sektorida kredit o‘sishi, NPLlar va bank rentabelligi o‘rtasidagi trade-offni chuqur empirik tahlil qiladi. 2006–2021 yillar ma’lumotlari </w:t>
+      </w:r>
+      <w:proofErr w:type="gramStart"/>
+      <w:r>
+        <w:rPr>
+          <w:rFonts w:ascii="Times New Roman" w:eastAsia="Times New Roman" w:hAnsi="Times New Roman" w:cs="Times New Roman"/>
+          <w:bCs/>
+          <w:sz w:val="28"/>
+          <w:szCs w:val="28"/>
+          <w:lang w:val="en-US" w:eastAsia="ru-RU"/>
+        </w:rPr>
+        <w:t>bo‘yicha</w:t>
+      </w:r>
+      <w:proofErr w:type="gramEnd"/>
+      <w:r>
+        <w:rPr>
+          <w:rFonts w:ascii="Times New Roman" w:eastAsia="Times New Roman" w:hAnsi="Times New Roman" w:cs="Times New Roman"/>
+          <w:bCs/>
+          <w:sz w:val="28"/>
+          <w:szCs w:val="28"/>
+          <w:lang w:val="en-US" w:eastAsia="ru-RU"/>
+        </w:rPr>
+        <w:t xml:space="preserve"> 29 ta bank misolida SYS-GMM va strukturaviy tenglamalar modellash (SEM) qo‘llanadi; natijalar kredit o‘sishi dastlab rentabellikni oshirishi, lekin ma’lum chegaradan keyin NPLlarning keskin ko‘payishi orqali foydani pasaytirishini ko‘rsatadi. </w:t>
       </w:r>
     </w:p>
     <w:p>
@@ -6851,7 +6632,7 @@
           <w:szCs w:val="28"/>
           <w:lang w:val="en-US" w:eastAsia="ru-RU"/>
         </w:rPr>
-        <w:t xml:space="preserve">Doktorlik dissertatsiyasi Hindiston bank sektorida kredit </w:t>
+        <w:t xml:space="preserve">Bu dissertatsiya “agressiv kreditlash siyosati – muammoli kreditlar </w:t>
       </w:r>
       <w:proofErr w:type="gramStart"/>
       <w:r>
@@ -6862,7 +6643,7 @@
           <w:szCs w:val="28"/>
           <w:lang w:val="en-US" w:eastAsia="ru-RU"/>
         </w:rPr>
-        <w:t>o‘</w:t>
+        <w:t>ko‘payishi</w:t>
       </w:r>
       <w:proofErr w:type="gramEnd"/>
       <w:r>
@@ -6873,29 +6654,7 @@
           <w:szCs w:val="28"/>
           <w:lang w:val="en-US" w:eastAsia="ru-RU"/>
         </w:rPr>
-        <w:t xml:space="preserve">sishi, NPLlar va bank rentabelligi o‘rtasidagi trade-offni chuqur empirik tahlil qiladi. 2006–2021 yillar ma’lumotlari </w:t>
-      </w:r>
-      <w:proofErr w:type="gramStart"/>
-      <w:r>
-        <w:rPr>
-          <w:rFonts w:ascii="Times New Roman" w:eastAsia="Times New Roman" w:hAnsi="Times New Roman" w:cs="Times New Roman"/>
-          <w:bCs/>
-          <w:sz w:val="28"/>
-          <w:szCs w:val="28"/>
-          <w:lang w:val="en-US" w:eastAsia="ru-RU"/>
-        </w:rPr>
-        <w:t>bo‘</w:t>
-      </w:r>
-      <w:proofErr w:type="gramEnd"/>
-      <w:r>
-        <w:rPr>
-          <w:rFonts w:ascii="Times New Roman" w:eastAsia="Times New Roman" w:hAnsi="Times New Roman" w:cs="Times New Roman"/>
-          <w:bCs/>
-          <w:sz w:val="28"/>
-          <w:szCs w:val="28"/>
-          <w:lang w:val="en-US" w:eastAsia="ru-RU"/>
-        </w:rPr>
-        <w:t xml:space="preserve">yicha 29 ta bank misolida SYS-GMM va strukturaviy tenglamalar modellash (SEM) qo‘llanadi; natijalar kredit o‘sishi dastlab rentabellikni oshirishi, lekin ma’lum chegaradan keyin NPLlarning keskin ko‘payishi orqali foydani pasaytirishini ko‘rsatadi. </w:t>
+        <w:t>” mexanizmini nazariy va empirik jihatdan asoslash uchun juda foydali, ayniqsa kredit siyosatini optimallashtirish bo‘limida.</w:t>
       </w:r>
     </w:p>
     <w:p>
@@ -6911,52 +6670,6 @@
           <w:lang w:val="en-US" w:eastAsia="ru-RU"/>
         </w:rPr>
       </w:pPr>
-      <w:r>
-        <w:rPr>
-          <w:rFonts w:ascii="Times New Roman" w:eastAsia="Times New Roman" w:hAnsi="Times New Roman" w:cs="Times New Roman"/>
-          <w:bCs/>
-          <w:sz w:val="28"/>
-          <w:szCs w:val="28"/>
-          <w:lang w:val="en-US" w:eastAsia="ru-RU"/>
-        </w:rPr>
-        <w:t xml:space="preserve">Bu dissertatsiya “agressiv kreditlash siyosati – muammoli kreditlar </w:t>
-      </w:r>
-      <w:proofErr w:type="gramStart"/>
-      <w:r>
-        <w:rPr>
-          <w:rFonts w:ascii="Times New Roman" w:eastAsia="Times New Roman" w:hAnsi="Times New Roman" w:cs="Times New Roman"/>
-          <w:bCs/>
-          <w:sz w:val="28"/>
-          <w:szCs w:val="28"/>
-          <w:lang w:val="en-US" w:eastAsia="ru-RU"/>
-        </w:rPr>
-        <w:t>ko‘</w:t>
-      </w:r>
-      <w:proofErr w:type="gramEnd"/>
-      <w:r>
-        <w:rPr>
-          <w:rFonts w:ascii="Times New Roman" w:eastAsia="Times New Roman" w:hAnsi="Times New Roman" w:cs="Times New Roman"/>
-          <w:bCs/>
-          <w:sz w:val="28"/>
-          <w:szCs w:val="28"/>
-          <w:lang w:val="en-US" w:eastAsia="ru-RU"/>
-        </w:rPr>
-        <w:t>payishi” mexanizmini nazariy va empirik jihatdan asoslash uchun juda foydali, ayniqsa kredit siyosatini optimallashtirish bo‘limida.</w:t>
-      </w:r>
-    </w:p>
-    <w:p>
-      <w:pPr>
-        <w:spacing w:after="0" w:line="360" w:lineRule="auto"/>
-        <w:ind w:firstLine="709"/>
-        <w:jc w:val="both"/>
-        <w:rPr>
-          <w:rFonts w:ascii="Times New Roman" w:eastAsia="Times New Roman" w:hAnsi="Times New Roman" w:cs="Times New Roman"/>
-          <w:bCs/>
-          <w:sz w:val="28"/>
-          <w:szCs w:val="28"/>
-          <w:lang w:val="en-US" w:eastAsia="ru-RU"/>
-        </w:rPr>
-      </w:pPr>
     </w:p>
     <w:p>
       <w:pPr>
@@ -7061,7 +6774,7 @@
           <w:szCs w:val="28"/>
           <w:lang w:val="en-US" w:eastAsia="ru-RU"/>
         </w:rPr>
-        <w:t>bo‘</w:t>
+        <w:t>bo‘lgan</w:t>
       </w:r>
       <w:proofErr w:type="gramEnd"/>
       <w:r>
@@ -7072,7 +6785,7 @@
           <w:szCs w:val="28"/>
           <w:lang w:val="en-US" w:eastAsia="ru-RU"/>
         </w:rPr>
-        <w:t xml:space="preserve">lgan yangi NPL to‘lqini fonida bank tizimi barqarorligini ta’minlash uchun qanday yechimlar zarurligini tahlil qiladi. Mualliflar global miqyosda NPL dinamikasini, pandemiya davridagi moratoriylar va davlat </w:t>
+        <w:t xml:space="preserve"> yangi NPL to‘lqini fonida bank tizimi barqarorligini ta’minlash uchun qanday yechimlar zarurligini tahlil qiladi. Mualliflar global miqyosda NPL dinamikasini, pandemiya davridagi moratoriylar </w:t>
       </w:r>
       <w:proofErr w:type="gramStart"/>
       <w:r>
@@ -7083,7 +6796,7 @@
           <w:szCs w:val="28"/>
           <w:lang w:val="en-US" w:eastAsia="ru-RU"/>
         </w:rPr>
-        <w:t>qo‘</w:t>
+        <w:t>va</w:t>
       </w:r>
       <w:proofErr w:type="gramEnd"/>
       <w:r>
@@ -7094,7 +6807,7 @@
           <w:szCs w:val="28"/>
           <w:lang w:val="en-US" w:eastAsia="ru-RU"/>
         </w:rPr>
-        <w:t xml:space="preserve">llab-quvvatlash paketlarining kredit sifatiga ta’sirini baholaydi. </w:t>
+        <w:t xml:space="preserve"> davlat qo‘llab-quvvatlash paketlarining kredit sifatiga ta’sirini baholaydi. </w:t>
       </w:r>
     </w:p>
     <w:p>
@@ -7176,27 +6889,7 @@
           <w:szCs w:val="28"/>
           <w:lang w:val="en-US" w:eastAsia="ru-RU"/>
         </w:rPr>
-        <w:t xml:space="preserve"> (proaktiv qayta tasniflash, </w:t>
-      </w:r>
-      <w:proofErr w:type="gramStart"/>
-      <w:r>
-        <w:rPr>
-          <w:rFonts w:ascii="Times New Roman" w:eastAsia="Times New Roman" w:hAnsi="Times New Roman" w:cs="Times New Roman"/>
-          <w:sz w:val="28"/>
-          <w:szCs w:val="28"/>
-          <w:lang w:val="en-US" w:eastAsia="ru-RU"/>
-        </w:rPr>
-        <w:t>qo‘</w:t>
-      </w:r>
-      <w:proofErr w:type="gramEnd"/>
-      <w:r>
-        <w:rPr>
-          <w:rFonts w:ascii="Times New Roman" w:eastAsia="Times New Roman" w:hAnsi="Times New Roman" w:cs="Times New Roman"/>
-          <w:sz w:val="28"/>
-          <w:szCs w:val="28"/>
-          <w:lang w:val="en-US" w:eastAsia="ru-RU"/>
-        </w:rPr>
-        <w:t>shimcha zaxiralar, restrukturizatsiya),</w:t>
+        <w:t xml:space="preserve"> (proaktiv qayta tasniflash, qo‘shimcha zaxiralar, restrukturizatsiya),</w:t>
       </w:r>
     </w:p>
     <w:p>
@@ -7261,15 +6954,6 @@
           <w:lang w:val="en-US" w:eastAsia="ru-RU"/>
         </w:rPr>
       </w:pPr>
-      <w:r>
-        <w:rPr>
-          <w:rFonts w:ascii="Times New Roman" w:eastAsia="Times New Roman" w:hAnsi="Times New Roman" w:cs="Times New Roman"/>
-          <w:sz w:val="28"/>
-          <w:szCs w:val="28"/>
-          <w:lang w:val="en-US" w:eastAsia="ru-RU"/>
-        </w:rPr>
-        <w:t xml:space="preserve">hamda ularga oid huquqiy va institutsional </w:t>
-      </w:r>
       <w:proofErr w:type="gramStart"/>
       <w:r>
         <w:rPr>
@@ -7278,7 +6962,7 @@
           <w:szCs w:val="28"/>
           <w:lang w:val="en-US" w:eastAsia="ru-RU"/>
         </w:rPr>
-        <w:t>to‘</w:t>
+        <w:t>hamda</w:t>
       </w:r>
       <w:proofErr w:type="gramEnd"/>
       <w:r>
@@ -7288,7 +6972,7 @@
           <w:szCs w:val="28"/>
           <w:lang w:val="en-US" w:eastAsia="ru-RU"/>
         </w:rPr>
-        <w:t>siqlar batafsil ko‘riladi.</w:t>
+        <w:t xml:space="preserve"> ularga oid huquqiy va institutsional to‘siqlar batafsil ko‘riladi.</w:t>
       </w:r>
     </w:p>
     <w:p>
@@ -7318,7 +7002,7 @@
           <w:szCs w:val="28"/>
           <w:lang w:val="en-US" w:eastAsia="ru-RU"/>
         </w:rPr>
-        <w:t xml:space="preserve">Magistrlik ishida tijorat banklarida muammoli kreditlarni hal etish </w:t>
+        <w:t xml:space="preserve">Magistrlik ishida tijorat banklarida muammoli kreditlarni hal etish yo‘llari </w:t>
       </w:r>
       <w:proofErr w:type="gramStart"/>
       <w:r>
@@ -7328,7 +7012,7 @@
           <w:szCs w:val="28"/>
           <w:lang w:val="en-US" w:eastAsia="ru-RU"/>
         </w:rPr>
-        <w:t>yo‘</w:t>
+        <w:t>bo‘limida</w:t>
       </w:r>
       <w:proofErr w:type="gramEnd"/>
       <w:r>
@@ -7338,7 +7022,7 @@
           <w:szCs w:val="28"/>
           <w:lang w:val="en-US" w:eastAsia="ru-RU"/>
         </w:rPr>
-        <w:t xml:space="preserve">llari bo‘limida </w:t>
+        <w:t xml:space="preserve"> </w:t>
       </w:r>
       <w:r>
         <w:rPr>
@@ -7449,7 +7133,7 @@
           <w:szCs w:val="28"/>
           <w:lang w:val="en-US" w:eastAsia="ru-RU"/>
         </w:rPr>
-        <w:t>bo‘</w:t>
+        <w:t>bo‘yicha</w:t>
       </w:r>
       <w:proofErr w:type="gramEnd"/>
       <w:r>
@@ -7460,7 +7144,7 @@
           <w:szCs w:val="28"/>
           <w:lang w:val="en-US" w:eastAsia="ru-RU"/>
         </w:rPr>
-        <w:t>yicha mamlakatlar kesimidagi statistik ko‘rsatkichlar, kredit-YaIM nisbatlari, sektorlar kesimidagi risklar (KOB, iste’mol kreditlari, ko‘chmas mulk) bo‘yicha batafsil ma’lumotlar keltirilgan.</w:t>
+        <w:t xml:space="preserve"> mamlakatlar kesimidagi statistik ko‘rsatkichlar, kredit-YaIM nisbatlari, sektorlar kesimidagi risklar (KOB, iste’mol kreditlari, ko‘chmas mulk) bo‘yicha batafsil ma’lumotlar keltirilgan.</w:t>
       </w:r>
     </w:p>
     <w:p>
@@ -7495,7 +7179,7 @@
           <w:szCs w:val="28"/>
           <w:lang w:val="en-US" w:eastAsia="ru-RU"/>
         </w:rPr>
-        <w:t>bo‘</w:t>
+        <w:t>bo‘yicha</w:t>
       </w:r>
       <w:proofErr w:type="gramEnd"/>
       <w:r>
@@ -7506,7 +7190,7 @@
           <w:szCs w:val="28"/>
           <w:lang w:val="en-US" w:eastAsia="ru-RU"/>
         </w:rPr>
-        <w:t>yicha bir qator yaxshi amaliyotlarni – riskga yo‘naltirilgan monitoring, kreditlarni erta qayta tuzish, maqsadli qo‘llab-quvvatlash dasturlari, bank nazoratini kuchaytirish kabi choralarni tahlil qilib, qaysi yondashuvlar muvaffaqiyatli bo‘lganini ko‘rsatadi. Bu asar:</w:t>
+        <w:t xml:space="preserve"> bir qator yaxshi amaliyotlarni – riskga yo‘naltirilgan monitoring, kreditlarni erta qayta tuzish, maqsadli qo‘llab-quvvatlash dasturlari, bank nazoratini kuchaytirish kabi choralarni tahlil qilib, qaysi yondashuvlar muvaffaqiyatli bo‘lganini ko‘rsatadi. Bu asar:</w:t>
       </w:r>
     </w:p>
     <w:p>
@@ -7585,16 +7269,6 @@
           <w:lang w:val="en-US" w:eastAsia="ru-RU"/>
         </w:rPr>
       </w:pPr>
-      <w:r>
-        <w:rPr>
-          <w:rFonts w:ascii="Times New Roman" w:eastAsia="Times New Roman" w:hAnsi="Times New Roman" w:cs="Times New Roman"/>
-          <w:bCs/>
-          <w:sz w:val="28"/>
-          <w:szCs w:val="28"/>
-          <w:lang w:val="en-US" w:eastAsia="ru-RU"/>
-        </w:rPr>
-        <w:t xml:space="preserve">tushuntirishda nazariy va amaliy asos </w:t>
-      </w:r>
       <w:proofErr w:type="gramStart"/>
       <w:r>
         <w:rPr>
@@ -7604,7 +7278,7 @@
           <w:szCs w:val="28"/>
           <w:lang w:val="en-US" w:eastAsia="ru-RU"/>
         </w:rPr>
-        <w:t>bo‘</w:t>
+        <w:t>tushuntirishda</w:t>
       </w:r>
       <w:proofErr w:type="gramEnd"/>
       <w:r>
@@ -7615,7 +7289,7 @@
           <w:szCs w:val="28"/>
           <w:lang w:val="en-US" w:eastAsia="ru-RU"/>
         </w:rPr>
-        <w:t>la oladi.</w:t>
+        <w:t xml:space="preserve"> nazariy va amaliy asos bo‘la oladi.</w:t>
       </w:r>
     </w:p>
     <w:p>
@@ -7777,7 +7451,18 @@
           <w:szCs w:val="28"/>
           <w:lang w:val="en-US" w:eastAsia="ru-RU"/>
         </w:rPr>
-        <w:t xml:space="preserve">1. Ozili, P. K. (2025). </w:t>
+        <w:t>1. Ozili</w:t>
+      </w:r>
+      <w:r>
+        <w:rPr>
+          <w:rFonts w:ascii="Times New Roman" w:eastAsia="Times New Roman" w:hAnsi="Times New Roman" w:cs="Times New Roman"/>
+          <w:b/>
+          <w:bCs/>
+          <w:sz w:val="28"/>
+          <w:szCs w:val="28"/>
+          <w:lang w:val="en-US" w:eastAsia="ru-RU"/>
+        </w:rPr>
+        <w:t xml:space="preserve"> P. K. (2025). </w:t>
       </w:r>
       <w:r>
         <w:rPr>
@@ -7831,7 +7516,7 @@
           <w:szCs w:val="28"/>
           <w:lang w:val="en-US" w:eastAsia="ru-RU"/>
         </w:rPr>
-        <w:t>bo‘</w:t>
+        <w:t>bo‘yicha</w:t>
       </w:r>
       <w:proofErr w:type="gramEnd"/>
       <w:r>
@@ -7841,7 +7526,7 @@
           <w:szCs w:val="28"/>
           <w:lang w:val="en-US" w:eastAsia="ru-RU"/>
         </w:rPr>
-        <w:t xml:space="preserve">yicha NPL bo‘yicha bibliometrik va tizimli sharh beradi, yangi determinantlar sifatida fintech, moliyaviy inklyuziya, siyosiy risklar, pandemiya, soyabank tizimi kabi omillarni ajratib ko‘rsatadi. Ishda NPL dinamikasini tushuntirishda agentlik nazariyasi, axborot assimetriyasi, moral xazard kabi nazariy yondashuvlardan foydalaniladi. Ushbu maqola </w:t>
+        <w:t xml:space="preserve"> NPL bo‘yicha bibliometrik va tizimli sharh beradi, yangi determinantlar sifatida fintech, moliyaviy inklyuziya, siyosiy risklar, pandemiya, soyabank tizimi kabi omillarni ajratib ko‘rsatadi. Ishda NPL dinamikasini tushuntirishda agentlik nazariyasi, axborot assimetriyasi, moral xazard kabi nazariy yondashuvlardan foydalaniladi. Ushbu maqola </w:t>
       </w:r>
       <w:r>
         <w:rPr>
@@ -7860,7 +7545,7 @@
           <w:szCs w:val="28"/>
           <w:lang w:val="en-US" w:eastAsia="ru-RU"/>
         </w:rPr>
-        <w:t>bo‘</w:t>
+        <w:t>bo‘limi</w:t>
       </w:r>
       <w:proofErr w:type="gramEnd"/>
       <w:r>
@@ -7870,15 +7555,6 @@
           <w:szCs w:val="28"/>
           <w:lang w:val="en-US" w:eastAsia="ru-RU"/>
         </w:rPr>
-        <w:t>limi</w:t>
-      </w:r>
-      <w:r>
-        <w:rPr>
-          <w:rFonts w:ascii="Times New Roman" w:eastAsia="Times New Roman" w:hAnsi="Times New Roman" w:cs="Times New Roman"/>
-          <w:sz w:val="28"/>
-          <w:szCs w:val="28"/>
-          <w:lang w:val="en-US" w:eastAsia="ru-RU"/>
-        </w:rPr>
         <w:t xml:space="preserve"> uchun global konseptual asos bo‘lib xizmat qiladi.</w:t>
       </w:r>
     </w:p>
@@ -7901,7 +7577,18 @@
           <w:szCs w:val="28"/>
           <w:lang w:val="en-US" w:eastAsia="ru-RU"/>
         </w:rPr>
-        <w:t xml:space="preserve">2. Salas, M. B. (2024). </w:t>
+        <w:t>2. Salas</w:t>
+      </w:r>
+      <w:r>
+        <w:rPr>
+          <w:rFonts w:ascii="Times New Roman" w:eastAsia="Times New Roman" w:hAnsi="Times New Roman" w:cs="Times New Roman"/>
+          <w:b/>
+          <w:bCs/>
+          <w:sz w:val="28"/>
+          <w:szCs w:val="28"/>
+          <w:lang w:val="en-US" w:eastAsia="ru-RU"/>
+        </w:rPr>
+        <w:t xml:space="preserve"> M. B. (2024). </w:t>
       </w:r>
       <w:r>
         <w:rPr>
@@ -7925,38 +7612,7 @@
           <w:szCs w:val="28"/>
           <w:lang w:val="en-US" w:eastAsia="ru-RU"/>
         </w:rPr>
-        <w:t xml:space="preserve"> (Working Paper).</w:t>
-      </w:r>
-      <w:r>
-        <w:rPr>
-          <w:rFonts w:ascii="Times New Roman" w:eastAsia="Times New Roman" w:hAnsi="Times New Roman" w:cs="Times New Roman"/>
-          <w:sz w:val="28"/>
-          <w:szCs w:val="28"/>
-          <w:lang w:val="en-US" w:eastAsia="ru-RU"/>
-        </w:rPr>
-        <w:t xml:space="preserve"> (</w:t>
-      </w:r>
-      <w:hyperlink r:id="rId9" w:tooltip="Determinants of Nonperforming Loans: A Global Data ..." w:history="1">
-        <w:r>
-          <w:rPr>
-            <w:rFonts w:ascii="Times New Roman" w:eastAsia="Times New Roman" w:hAnsi="Times New Roman" w:cs="Times New Roman"/>
-            <w:color w:val="0000FF"/>
-            <w:sz w:val="28"/>
-            <w:szCs w:val="28"/>
-            <w:u w:val="single"/>
-            <w:lang w:val="en-US" w:eastAsia="ru-RU"/>
-          </w:rPr>
-          <w:t>d-nb.info</w:t>
-        </w:r>
-      </w:hyperlink>
-      <w:r>
-        <w:rPr>
-          <w:rFonts w:ascii="Times New Roman" w:eastAsia="Times New Roman" w:hAnsi="Times New Roman" w:cs="Times New Roman"/>
-          <w:sz w:val="28"/>
-          <w:szCs w:val="28"/>
-          <w:lang w:val="en-US" w:eastAsia="ru-RU"/>
-        </w:rPr>
-        <w:t>)</w:t>
+        <w:t>.</w:t>
       </w:r>
     </w:p>
     <w:p>
@@ -7986,7 +7642,7 @@
           <w:szCs w:val="28"/>
           <w:lang w:val="en-US" w:eastAsia="ru-RU"/>
         </w:rPr>
-        <w:t>ko‘</w:t>
+        <w:t>ko‘plab</w:t>
       </w:r>
       <w:proofErr w:type="gramEnd"/>
       <w:r>
@@ -7996,27 +7652,7 @@
           <w:szCs w:val="28"/>
           <w:lang w:val="en-US" w:eastAsia="ru-RU"/>
         </w:rPr>
-        <w:t xml:space="preserve">plab mamlakatlar bo‘yicha panel ma’lumotlar asosida bank-xususiy va makroiqtisodiy omillarning NPL ga ta’siri baholanadi. Natijalar ROA, kapital yetarliligi, kredit </w:t>
-      </w:r>
-      <w:proofErr w:type="gramStart"/>
-      <w:r>
-        <w:rPr>
-          <w:rFonts w:ascii="Times New Roman" w:eastAsia="Times New Roman" w:hAnsi="Times New Roman" w:cs="Times New Roman"/>
-          <w:sz w:val="28"/>
-          <w:szCs w:val="28"/>
-          <w:lang w:val="en-US" w:eastAsia="ru-RU"/>
-        </w:rPr>
-        <w:t>o‘</w:t>
-      </w:r>
-      <w:proofErr w:type="gramEnd"/>
-      <w:r>
-        <w:rPr>
-          <w:rFonts w:ascii="Times New Roman" w:eastAsia="Times New Roman" w:hAnsi="Times New Roman" w:cs="Times New Roman"/>
-          <w:sz w:val="28"/>
-          <w:szCs w:val="28"/>
-          <w:lang w:val="en-US" w:eastAsia="ru-RU"/>
-        </w:rPr>
-        <w:t xml:space="preserve">sishi, inflyatsiya va real YaIM o‘sishi NPL darajasini sezilarli darajada o‘zgartirishini ko‘rsatadi. </w:t>
+        <w:t xml:space="preserve"> mamlakatlar bo‘yicha panel ma’lumotlar asosida bank-xususiy va makroiqtisodiy omillarning NPL ga ta’siri baholanadi. Natijalar ROA, kapital yetarliligi, kredit o‘sishi, inflyatsiya va real YaIM o‘sishi NPL darajasini sezilarli darajada o‘zgartirishini ko‘rsatadi. </w:t>
       </w:r>
     </w:p>
     <w:p>
@@ -8038,7 +7674,18 @@
           <w:szCs w:val="28"/>
           <w:lang w:val="en-US" w:eastAsia="ru-RU"/>
         </w:rPr>
-        <w:t xml:space="preserve">3. Ferreira, C. (2022). </w:t>
+        <w:t>3. Ferreira</w:t>
+      </w:r>
+      <w:r>
+        <w:rPr>
+          <w:rFonts w:ascii="Times New Roman" w:eastAsia="Times New Roman" w:hAnsi="Times New Roman" w:cs="Times New Roman"/>
+          <w:b/>
+          <w:bCs/>
+          <w:sz w:val="28"/>
+          <w:szCs w:val="28"/>
+          <w:lang w:val="en-US" w:eastAsia="ru-RU"/>
+        </w:rPr>
+        <w:t xml:space="preserve"> C. (2022). </w:t>
       </w:r>
       <w:r>
         <w:rPr>
@@ -8062,38 +7709,7 @@
           <w:szCs w:val="28"/>
           <w:lang w:val="en-US" w:eastAsia="ru-RU"/>
         </w:rPr>
-        <w:t>. REM Working Paper.</w:t>
-      </w:r>
-      <w:r>
-        <w:rPr>
-          <w:rFonts w:ascii="Times New Roman" w:eastAsia="Times New Roman" w:hAnsi="Times New Roman" w:cs="Times New Roman"/>
-          <w:sz w:val="28"/>
-          <w:szCs w:val="28"/>
-          <w:lang w:val="en-US" w:eastAsia="ru-RU"/>
-        </w:rPr>
-        <w:t xml:space="preserve"> (</w:t>
-      </w:r>
-      <w:hyperlink r:id="rId10" w:tooltip="Determinants of non-performing loans: a panel data ..." w:history="1">
-        <w:r>
-          <w:rPr>
-            <w:rFonts w:ascii="Times New Roman" w:eastAsia="Times New Roman" w:hAnsi="Times New Roman" w:cs="Times New Roman"/>
-            <w:color w:val="0000FF"/>
-            <w:sz w:val="28"/>
-            <w:szCs w:val="28"/>
-            <w:u w:val="single"/>
-            <w:lang w:val="en-US" w:eastAsia="ru-RU"/>
-          </w:rPr>
-          <w:t>ideas.repec.org</w:t>
-        </w:r>
-      </w:hyperlink>
-      <w:r>
-        <w:rPr>
-          <w:rFonts w:ascii="Times New Roman" w:eastAsia="Times New Roman" w:hAnsi="Times New Roman" w:cs="Times New Roman"/>
-          <w:sz w:val="28"/>
-          <w:szCs w:val="28"/>
-          <w:lang w:val="en-US" w:eastAsia="ru-RU"/>
-        </w:rPr>
-        <w:t>)</w:t>
+        <w:t>.</w:t>
       </w:r>
     </w:p>
     <w:p>
@@ -8123,7 +7739,7 @@
           <w:szCs w:val="28"/>
           <w:lang w:val="en-US" w:eastAsia="ru-RU"/>
         </w:rPr>
-        <w:t>bo‘</w:t>
+        <w:t>bo‘yicha</w:t>
       </w:r>
       <w:proofErr w:type="gramEnd"/>
       <w:r>
@@ -8133,7 +7749,7 @@
           <w:szCs w:val="28"/>
           <w:lang w:val="en-US" w:eastAsia="ru-RU"/>
         </w:rPr>
-        <w:t xml:space="preserve">yicha NPL/umumiy kreditlar nisbatini uch toifa ko‘rsatkich (bank ko‘rsatkichlari, bozor sharoiti, iqtisodiy o‘sish) orqali tushuntiradi. Panel regressiya natijalariga </w:t>
+        <w:t xml:space="preserve"> NPL/umumiy kreditlar nisbatini uch toifa ko‘rsatkich (bank ko‘rsatkichlari, bozor sharoiti, iqtisodiy o‘sish) orqali tushuntiradi. Panel regressiya natijalariga </w:t>
       </w:r>
       <w:proofErr w:type="gramStart"/>
       <w:r>
@@ -8143,7 +7759,7 @@
           <w:szCs w:val="28"/>
           <w:lang w:val="en-US" w:eastAsia="ru-RU"/>
         </w:rPr>
-        <w:t>ko‘</w:t>
+        <w:t>ko‘ra</w:t>
       </w:r>
       <w:proofErr w:type="gramEnd"/>
       <w:r>
@@ -8153,7 +7769,7 @@
           <w:szCs w:val="28"/>
           <w:lang w:val="en-US" w:eastAsia="ru-RU"/>
         </w:rPr>
-        <w:t xml:space="preserve">ra, xarajat/daromad nisbati, bank konsentratsiyasi va YaIM jon boshiga ko‘rsatkichi NPL ga sezilarli ta’sir ko‘rsatadi. </w:t>
+        <w:t xml:space="preserve">, xarajat/daromad nisbati, bank konsentratsiyasi va YaIM jon boshiga ko‘rsatkichi NPL ga sezilarli ta’sir ko‘rsatadi. </w:t>
       </w:r>
     </w:p>
     <w:p>
@@ -8175,7 +7791,18 @@
           <w:szCs w:val="28"/>
           <w:lang w:val="en-US" w:eastAsia="ru-RU"/>
         </w:rPr>
-        <w:t xml:space="preserve">4. Nazu, N. (2022). </w:t>
+        <w:t>4. Nazu</w:t>
+      </w:r>
+      <w:r>
+        <w:rPr>
+          <w:rFonts w:ascii="Times New Roman" w:eastAsia="Times New Roman" w:hAnsi="Times New Roman" w:cs="Times New Roman"/>
+          <w:b/>
+          <w:bCs/>
+          <w:sz w:val="28"/>
+          <w:szCs w:val="28"/>
+          <w:lang w:val="en-US" w:eastAsia="ru-RU"/>
+        </w:rPr>
+        <w:t xml:space="preserve"> N. (2022). </w:t>
       </w:r>
       <w:r>
         <w:rPr>
@@ -8199,38 +7826,7 @@
           <w:szCs w:val="28"/>
           <w:lang w:val="en-US" w:eastAsia="ru-RU"/>
         </w:rPr>
-        <w:t>. Heliyon (preprint).</w:t>
-      </w:r>
-      <w:r>
-        <w:rPr>
-          <w:rFonts w:ascii="Times New Roman" w:eastAsia="Times New Roman" w:hAnsi="Times New Roman" w:cs="Times New Roman"/>
-          <w:sz w:val="28"/>
-          <w:szCs w:val="28"/>
-          <w:lang w:val="en-US" w:eastAsia="ru-RU"/>
-        </w:rPr>
-        <w:t xml:space="preserve"> (</w:t>
-      </w:r>
-      <w:hyperlink r:id="rId11" w:tooltip="Determinants of Commercial Bank's Non-Performing Loans in Bangladesh: An Empirical Study by Nazmoon Nazu :: SSRN" w:history="1">
-        <w:r>
-          <w:rPr>
-            <w:rFonts w:ascii="Times New Roman" w:eastAsia="Times New Roman" w:hAnsi="Times New Roman" w:cs="Times New Roman"/>
-            <w:color w:val="0000FF"/>
-            <w:sz w:val="28"/>
-            <w:szCs w:val="28"/>
-            <w:u w:val="single"/>
-            <w:lang w:val="en-US" w:eastAsia="ru-RU"/>
-          </w:rPr>
-          <w:t>SSRN</w:t>
-        </w:r>
-      </w:hyperlink>
-      <w:r>
-        <w:rPr>
-          <w:rFonts w:ascii="Times New Roman" w:eastAsia="Times New Roman" w:hAnsi="Times New Roman" w:cs="Times New Roman"/>
-          <w:sz w:val="28"/>
-          <w:szCs w:val="28"/>
-          <w:lang w:val="en-US" w:eastAsia="ru-RU"/>
-        </w:rPr>
-        <w:t>)</w:t>
+        <w:t xml:space="preserve">. </w:t>
       </w:r>
     </w:p>
     <w:p>
@@ -8260,7 +7856,7 @@
           <w:szCs w:val="28"/>
           <w:lang w:val="en-US" w:eastAsia="ru-RU"/>
         </w:rPr>
-        <w:t>bo‘</w:t>
+        <w:t>bo‘yicha</w:t>
       </w:r>
       <w:proofErr w:type="gramEnd"/>
       <w:r>
@@ -8270,7 +7866,7 @@
           <w:szCs w:val="28"/>
           <w:lang w:val="en-US" w:eastAsia="ru-RU"/>
         </w:rPr>
-        <w:t xml:space="preserve">yicha 2011–2020 yillar panel ma’lumotlari asosida NPL determinantlari o‘rganilgan. Natijalarga </w:t>
+        <w:t xml:space="preserve"> 2011–2020 yillar panel ma’lumotlari asosida NPL determinantlari o‘rganilgan. Natijalarga </w:t>
       </w:r>
       <w:proofErr w:type="gramStart"/>
       <w:r>
@@ -8280,7 +7876,7 @@
           <w:szCs w:val="28"/>
           <w:lang w:val="en-US" w:eastAsia="ru-RU"/>
         </w:rPr>
-        <w:t>ko‘</w:t>
+        <w:t>ko‘ra</w:t>
       </w:r>
       <w:proofErr w:type="gramEnd"/>
       <w:r>
@@ -8290,7 +7886,7 @@
           <w:szCs w:val="28"/>
           <w:lang w:val="en-US" w:eastAsia="ru-RU"/>
         </w:rPr>
-        <w:t xml:space="preserve">ra, kapital yetarliligi, aktivlar hajmi, kreditlar/depozitlar nisbati, inflyatsiya va YaIM NPL darajasiga sezilarli ta’sir qiladi. Ish bank ichki </w:t>
+        <w:t xml:space="preserve">, kapital yetarliligi, aktivlar hajmi, kreditlar/depozitlar nisbati, inflyatsiya va YaIM NPL darajasiga sezilarli ta’sir qiladi. Ish bank ichki </w:t>
       </w:r>
       <w:proofErr w:type="gramStart"/>
       <w:r>
@@ -8300,7 +7896,7 @@
           <w:szCs w:val="28"/>
           <w:lang w:val="en-US" w:eastAsia="ru-RU"/>
         </w:rPr>
-        <w:t>ko‘</w:t>
+        <w:t>ko‘rsatkichlari</w:t>
       </w:r>
       <w:proofErr w:type="gramEnd"/>
       <w:r>
@@ -8310,7 +7906,7 @@
           <w:szCs w:val="28"/>
           <w:lang w:val="en-US" w:eastAsia="ru-RU"/>
         </w:rPr>
-        <w:t>rsatkichlari va makro ko‘rsatkichlarning kombinatsiyasini olish bo‘yicha yaxshi namuna.</w:t>
+        <w:t xml:space="preserve"> va makro ko‘rsatkichlarning kombinatsiyasini olish bo‘yicha yaxshi namuna.</w:t>
       </w:r>
     </w:p>
     <w:p>
@@ -8371,7 +7967,7 @@
           <w:szCs w:val="28"/>
           <w:lang w:val="en-US" w:eastAsia="ru-RU"/>
         </w:rPr>
-        <w:t>ko‘</w:t>
+        <w:t>ko‘rib</w:t>
       </w:r>
       <w:proofErr w:type="gramEnd"/>
       <w:r>
@@ -8381,7 +7977,7 @@
           <w:szCs w:val="28"/>
           <w:lang w:val="en-US" w:eastAsia="ru-RU"/>
         </w:rPr>
-        <w:t xml:space="preserve">rib chiqiladi. Makro omillar (YaIM, inflyatsiya, valyuta kursi) bilan birga, bank boshqaruvi va kredit siyosatining </w:t>
+        <w:t xml:space="preserve"> chiqiladi. Makro omillar (YaIM, inflyatsiya, valyuta kursi) bilan birga, bank boshqaruvi </w:t>
       </w:r>
       <w:proofErr w:type="gramStart"/>
       <w:r>
@@ -8391,7 +7987,7 @@
           <w:szCs w:val="28"/>
           <w:lang w:val="en-US" w:eastAsia="ru-RU"/>
         </w:rPr>
-        <w:t>o‘</w:t>
+        <w:t>va</w:t>
       </w:r>
       <w:proofErr w:type="gramEnd"/>
       <w:r>
@@ -8401,7 +7997,7 @@
           <w:szCs w:val="28"/>
           <w:lang w:val="en-US" w:eastAsia="ru-RU"/>
         </w:rPr>
-        <w:t xml:space="preserve">rni ham </w:t>
+        <w:t xml:space="preserve"> kredit siyosatining o‘rni ham </w:t>
       </w:r>
       <w:r>
         <w:rPr>
@@ -8471,7 +8067,18 @@
           <w:szCs w:val="28"/>
           <w:lang w:val="en-US" w:eastAsia="ru-RU"/>
         </w:rPr>
-        <w:t xml:space="preserve">6. Viet, H. P. (2023). </w:t>
+        <w:t>6. Viet</w:t>
+      </w:r>
+      <w:r>
+        <w:rPr>
+          <w:rFonts w:ascii="Times New Roman" w:eastAsia="Times New Roman" w:hAnsi="Times New Roman" w:cs="Times New Roman"/>
+          <w:b/>
+          <w:bCs/>
+          <w:sz w:val="28"/>
+          <w:szCs w:val="28"/>
+          <w:lang w:val="en-US" w:eastAsia="ru-RU"/>
+        </w:rPr>
+        <w:t xml:space="preserve"> H. P. (2023). </w:t>
       </w:r>
       <w:r>
         <w:rPr>
@@ -8524,27 +8131,7 @@
           <w:szCs w:val="28"/>
           <w:lang w:val="en-US" w:eastAsia="ru-RU"/>
         </w:rPr>
-        <w:t xml:space="preserve">2015–2021 yillar mobaynida Vetnam aksiyadorlik tijorat banklarida NPL koeffitsientiga mikro va makro omillar ta’siri regressiya yordamida baholanadi. Tadqiqot kredit </w:t>
-      </w:r>
-      <w:proofErr w:type="gramStart"/>
-      <w:r>
-        <w:rPr>
-          <w:rFonts w:ascii="Times New Roman" w:eastAsia="Times New Roman" w:hAnsi="Times New Roman" w:cs="Times New Roman"/>
-          <w:sz w:val="28"/>
-          <w:szCs w:val="28"/>
-          <w:lang w:val="en-US" w:eastAsia="ru-RU"/>
-        </w:rPr>
-        <w:t>o‘</w:t>
-      </w:r>
-      <w:proofErr w:type="gramEnd"/>
-      <w:r>
-        <w:rPr>
-          <w:rFonts w:ascii="Times New Roman" w:eastAsia="Times New Roman" w:hAnsi="Times New Roman" w:cs="Times New Roman"/>
-          <w:sz w:val="28"/>
-          <w:szCs w:val="28"/>
-          <w:lang w:val="en-US" w:eastAsia="ru-RU"/>
-        </w:rPr>
-        <w:t>sishi va aktivlar sifati ko‘rsatkichlari noto‘g‘ri boshqarilganda NPL oshishiga olib kelishini ko‘rsatadi. Bank tuzilmasi va bozordagi raqobat darajasi ham muhim faktor sifatida qayd etiladi.</w:t>
+        <w:t>2015–2021 yillar mobaynida Vetnam aksiyadorlik tijorat banklarida NPL koeffitsientiga mikro va makro omillar ta’siri regressiya yordamida baholanadi. Tadqiqot kredit o‘sishi va aktivlar sifati ko‘rsatkichlari noto‘g‘ri boshqarilganda NPL oshishiga olib kelishini ko‘rsatadi. Bank tuzilmasi va bozordagi raqobat darajasi ham muhim faktor sifatida qayd etiladi.</w:t>
       </w:r>
     </w:p>
     <w:p>
@@ -8568,7 +8155,18 @@
           <w:szCs w:val="28"/>
           <w:lang w:val="en-US" w:eastAsia="ru-RU"/>
         </w:rPr>
-        <w:t xml:space="preserve">7. Dung, D. T. M. (2024). </w:t>
+        <w:t>7. Dung</w:t>
+      </w:r>
+      <w:r>
+        <w:rPr>
+          <w:rFonts w:ascii="Times New Roman" w:eastAsia="Times New Roman" w:hAnsi="Times New Roman" w:cs="Times New Roman"/>
+          <w:b/>
+          <w:bCs/>
+          <w:sz w:val="28"/>
+          <w:szCs w:val="28"/>
+          <w:lang w:val="en-US" w:eastAsia="ru-RU"/>
+        </w:rPr>
+        <w:t xml:space="preserve"> D. T. M. (2024). </w:t>
       </w:r>
       <w:r>
         <w:rPr>
@@ -8622,7 +8220,7 @@
           <w:szCs w:val="28"/>
           <w:lang w:val="en-US" w:eastAsia="ru-RU"/>
         </w:rPr>
-        <w:t>ko‘</w:t>
+        <w:t>ko‘rsatkichlarining</w:t>
       </w:r>
       <w:proofErr w:type="gramEnd"/>
       <w:r>
@@ -8632,7 +8230,7 @@
           <w:szCs w:val="28"/>
           <w:lang w:val="en-US" w:eastAsia="ru-RU"/>
         </w:rPr>
-        <w:t xml:space="preserve">rsatkichlarining (kapital yetarliligi, NPL, qarzlarning qoplanish darajasi) bank rentabelligiga ta’sirini o‘rganadi. Natijalar samarali risk-menejment foydalilik </w:t>
+        <w:t xml:space="preserve"> (kapital yetarliligi, NPL, qarzlarning qoplanish darajasi) bank rentabelligiga ta’sirini o‘rganadi. Natijalar samarali risk-menejment foydalilik </w:t>
       </w:r>
       <w:proofErr w:type="gramStart"/>
       <w:r>
@@ -8642,7 +8240,7 @@
           <w:szCs w:val="28"/>
           <w:lang w:val="en-US" w:eastAsia="ru-RU"/>
         </w:rPr>
-        <w:t>ko‘</w:t>
+        <w:t>ko‘rsatkichlarini</w:t>
       </w:r>
       <w:proofErr w:type="gramEnd"/>
       <w:r>
@@ -8652,7 +8250,7 @@
           <w:szCs w:val="28"/>
           <w:lang w:val="en-US" w:eastAsia="ru-RU"/>
         </w:rPr>
-        <w:t xml:space="preserve">rsatkichlarini oshirishini tasdiqlaydi. </w:t>
+        <w:t xml:space="preserve"> oshirishini tasdiqlaydi. </w:t>
       </w:r>
       <w:r>
         <w:rPr>
@@ -8680,7 +8278,7 @@
           <w:szCs w:val="28"/>
           <w:lang w:val="en-US" w:eastAsia="ru-RU"/>
         </w:rPr>
-        <w:t>bo‘</w:t>
+        <w:t>bo‘ladi</w:t>
       </w:r>
       <w:proofErr w:type="gramEnd"/>
       <w:r>
@@ -8690,7 +8288,7 @@
           <w:szCs w:val="28"/>
           <w:lang w:val="en-US" w:eastAsia="ru-RU"/>
         </w:rPr>
-        <w:t>ladi.</w:t>
+        <w:t>.</w:t>
       </w:r>
     </w:p>
     <w:p>
@@ -8712,7 +8310,18 @@
           <w:szCs w:val="28"/>
           <w:lang w:val="en-US" w:eastAsia="ru-RU"/>
         </w:rPr>
-        <w:t xml:space="preserve">8. Oyasor, E. I. (2025). </w:t>
+        <w:t>8. Oyasor</w:t>
+      </w:r>
+      <w:r>
+        <w:rPr>
+          <w:rFonts w:ascii="Times New Roman" w:eastAsia="Times New Roman" w:hAnsi="Times New Roman" w:cs="Times New Roman"/>
+          <w:b/>
+          <w:bCs/>
+          <w:sz w:val="28"/>
+          <w:szCs w:val="28"/>
+          <w:lang w:val="en-US" w:eastAsia="ru-RU"/>
+        </w:rPr>
+        <w:t xml:space="preserve"> E. I. (2025). </w:t>
       </w:r>
       <w:r>
         <w:rPr>
@@ -8775,7 +8384,7 @@
           <w:szCs w:val="28"/>
           <w:lang w:val="en-US" w:eastAsia="ru-RU"/>
         </w:rPr>
-        <w:t>bo‘</w:t>
+        <w:t>bo‘yicha</w:t>
       </w:r>
       <w:proofErr w:type="gramEnd"/>
       <w:r>
@@ -8785,7 +8394,7 @@
           <w:szCs w:val="28"/>
           <w:lang w:val="en-US" w:eastAsia="ru-RU"/>
         </w:rPr>
-        <w:t xml:space="preserve">yicha CAR, NPL, xarajat/daromad nisbati kabi ko‘rsatkichlarning bank samaradorligiga ta’siri tahlil qilingan. Muallif yuqori kapital yetarliligi va NPL ni boshqarish samaradorligi moliyaviy natijalarni yaxshilashini </w:t>
+        <w:t xml:space="preserve"> CAR, NPL, xarajat/daromad nisbati kabi ko‘rsatkichlarning bank samaradorligiga ta’siri tahlil qilingan. Muallif yuqori kapital yetarliligi </w:t>
       </w:r>
       <w:proofErr w:type="gramStart"/>
       <w:r>
@@ -8795,7 +8404,7 @@
           <w:szCs w:val="28"/>
           <w:lang w:val="en-US" w:eastAsia="ru-RU"/>
         </w:rPr>
-        <w:t>ko‘</w:t>
+        <w:t>va</w:t>
       </w:r>
       <w:proofErr w:type="gramEnd"/>
       <w:r>
@@ -8805,89 +8414,7 @@
           <w:szCs w:val="28"/>
           <w:lang w:val="en-US" w:eastAsia="ru-RU"/>
         </w:rPr>
-        <w:t>rsatadi. Bu ish “muammoli kreditlar – rentabellik – barqarorlik” zanjirini empirik jihatdan asoslashga yordam beradi.</w:t>
-      </w:r>
-    </w:p>
-    <w:p>
-      <w:pPr>
-        <w:spacing w:before="100" w:beforeAutospacing="1" w:after="100" w:afterAutospacing="1" w:line="240" w:lineRule="auto"/>
-        <w:rPr>
-          <w:rFonts w:ascii="Times New Roman" w:eastAsia="Times New Roman" w:hAnsi="Times New Roman" w:cs="Times New Roman"/>
-          <w:sz w:val="28"/>
-          <w:szCs w:val="28"/>
-          <w:lang w:val="en-US" w:eastAsia="ru-RU"/>
-        </w:rPr>
-      </w:pPr>
-      <w:r>
-        <w:rPr>
-          <w:rFonts w:ascii="Times New Roman" w:eastAsia="Times New Roman" w:hAnsi="Times New Roman" w:cs="Times New Roman"/>
-          <w:b/>
-          <w:bCs/>
-          <w:sz w:val="28"/>
-          <w:szCs w:val="28"/>
-          <w:lang w:val="en-US" w:eastAsia="ru-RU"/>
-        </w:rPr>
-        <w:t>9. “Analysis of Credit Risk Management Practices in RAWBANK SA (DR Congo)” (yangi ilmiy maqola).</w:t>
-      </w:r>
-    </w:p>
-    <w:p>
-      <w:pPr>
-        <w:spacing w:before="100" w:beforeAutospacing="1" w:after="100" w:afterAutospacing="1" w:line="240" w:lineRule="auto"/>
-        <w:rPr>
-          <w:rFonts w:ascii="Times New Roman" w:eastAsia="Times New Roman" w:hAnsi="Times New Roman" w:cs="Times New Roman"/>
-          <w:sz w:val="28"/>
-          <w:szCs w:val="28"/>
-          <w:lang w:val="en-US" w:eastAsia="ru-RU"/>
-        </w:rPr>
-      </w:pPr>
-      <w:r>
-        <w:rPr>
-          <w:rFonts w:ascii="Times New Roman" w:eastAsia="Times New Roman" w:hAnsi="Times New Roman" w:cs="Times New Roman"/>
-          <w:sz w:val="28"/>
-          <w:szCs w:val="28"/>
-          <w:lang w:val="en-US" w:eastAsia="ru-RU"/>
-        </w:rPr>
-        <w:t xml:space="preserve">Tadqiqot DR Kongo bank tizimida kredit riskini baholash va kamaytirish amaliyotini, xususan RAWBANK SA misolida </w:t>
-      </w:r>
-      <w:proofErr w:type="gramStart"/>
-      <w:r>
-        <w:rPr>
-          <w:rFonts w:ascii="Times New Roman" w:eastAsia="Times New Roman" w:hAnsi="Times New Roman" w:cs="Times New Roman"/>
-          <w:sz w:val="28"/>
-          <w:szCs w:val="28"/>
-          <w:lang w:val="en-US" w:eastAsia="ru-RU"/>
-        </w:rPr>
-        <w:t>o‘</w:t>
-      </w:r>
-      <w:proofErr w:type="gramEnd"/>
-      <w:r>
-        <w:rPr>
-          <w:rFonts w:ascii="Times New Roman" w:eastAsia="Times New Roman" w:hAnsi="Times New Roman" w:cs="Times New Roman"/>
-          <w:sz w:val="28"/>
-          <w:szCs w:val="28"/>
-          <w:lang w:val="en-US" w:eastAsia="ru-RU"/>
-        </w:rPr>
-        <w:t xml:space="preserve">rganadi. Bankning riskni aniqlash, baholash va nazorat qilish mexanizmlari tahlil qilinib, kuchli va zaif tomonlari </w:t>
-      </w:r>
-      <w:proofErr w:type="gramStart"/>
-      <w:r>
-        <w:rPr>
-          <w:rFonts w:ascii="Times New Roman" w:eastAsia="Times New Roman" w:hAnsi="Times New Roman" w:cs="Times New Roman"/>
-          <w:sz w:val="28"/>
-          <w:szCs w:val="28"/>
-          <w:lang w:val="en-US" w:eastAsia="ru-RU"/>
-        </w:rPr>
-        <w:t>ko‘</w:t>
-      </w:r>
-      <w:proofErr w:type="gramEnd"/>
-      <w:r>
-        <w:rPr>
-          <w:rFonts w:ascii="Times New Roman" w:eastAsia="Times New Roman" w:hAnsi="Times New Roman" w:cs="Times New Roman"/>
-          <w:sz w:val="28"/>
-          <w:szCs w:val="28"/>
-          <w:lang w:val="en-US" w:eastAsia="ru-RU"/>
-        </w:rPr>
-        <w:t>rsatiladi. Bu maqola kredit riskini boshqarishning amaliy jihatlarini taqqoslash uchun foydali.</w:t>
+        <w:t xml:space="preserve"> NPL ni boshqarish samaradorligi moliyaviy natijalarni yaxshilashini ko‘rsatadi. Bu ish “muammoli kreditlar – rentabellik – barqarorlik” zanjirini empirik jihatdan asoslashga yordam beradi.</w:t>
       </w:r>
     </w:p>
     <w:p>
@@ -8940,7 +8467,7 @@
           <w:szCs w:val="28"/>
           <w:lang w:val="en-US" w:eastAsia="ru-RU"/>
         </w:rPr>
-        <w:t xml:space="preserve">Mintaqaviy va </w:t>
+        <w:t xml:space="preserve">Mintaqaviy </w:t>
       </w:r>
       <w:proofErr w:type="gramStart"/>
       <w:r>
@@ -8952,7 +8479,7 @@
           <w:szCs w:val="28"/>
           <w:lang w:val="en-US" w:eastAsia="ru-RU"/>
         </w:rPr>
-        <w:t>O‘</w:t>
+        <w:t>va</w:t>
       </w:r>
       <w:proofErr w:type="gramEnd"/>
       <w:r>
@@ -8964,7 +8491,7 @@
           <w:szCs w:val="28"/>
           <w:lang w:val="en-US" w:eastAsia="ru-RU"/>
         </w:rPr>
-        <w:t xml:space="preserve">zbekiston bo‘yicha </w:t>
+        <w:t xml:space="preserve"> O‘zbekiston bo‘yicha </w:t>
       </w:r>
       <w:r>
         <w:rPr>
@@ -9052,7 +8579,7 @@
           <w:szCs w:val="28"/>
           <w:lang w:val="en-US" w:eastAsia="ru-RU"/>
         </w:rPr>
-        <w:t xml:space="preserve">Hisobot </w:t>
+        <w:t xml:space="preserve">Hisobot Qozog‘iston, Qirg‘iziston, Tojikiston va O‘zbekistonda NPL muammosini hal qilish institutlari </w:t>
       </w:r>
       <w:proofErr w:type="gramStart"/>
       <w:r>
@@ -9062,7 +8589,7 @@
           <w:szCs w:val="28"/>
           <w:lang w:val="en-US" w:eastAsia="ru-RU"/>
         </w:rPr>
-        <w:t>Qozog‘</w:t>
+        <w:t>va</w:t>
       </w:r>
       <w:proofErr w:type="gramEnd"/>
       <w:r>
@@ -9072,7 +8599,7 @@
           <w:szCs w:val="28"/>
           <w:lang w:val="en-US" w:eastAsia="ru-RU"/>
         </w:rPr>
-        <w:t xml:space="preserve">iston, Qirg‘iziston, Tojikiston va O‘zbekistonda NPL muammosini hal qilish institutlari va huquqiy bazasini baholaydi. Unda NPLlarni boshqarish </w:t>
+        <w:t xml:space="preserve"> huquqiy bazasini baholaydi. Unda NPLlarni boshqarish </w:t>
       </w:r>
       <w:proofErr w:type="gramStart"/>
       <w:r>
@@ -9082,7 +8609,7 @@
           <w:szCs w:val="28"/>
           <w:lang w:val="en-US" w:eastAsia="ru-RU"/>
         </w:rPr>
-        <w:t>bo‘</w:t>
+        <w:t>bo‘yicha</w:t>
       </w:r>
       <w:proofErr w:type="gramEnd"/>
       <w:r>
@@ -9092,27 +8619,7 @@
           <w:szCs w:val="28"/>
           <w:lang w:val="en-US" w:eastAsia="ru-RU"/>
         </w:rPr>
-        <w:t xml:space="preserve">yicha markaziy bank vakolatlari, aktivlarni boshqarish kompaniyalari, sud tizimi samaradorligi kabi jihatlar tahlil qilingan. </w:t>
-      </w:r>
-      <w:proofErr w:type="gramStart"/>
-      <w:r>
-        <w:rPr>
-          <w:rFonts w:ascii="Times New Roman" w:eastAsia="Times New Roman" w:hAnsi="Times New Roman" w:cs="Times New Roman"/>
-          <w:sz w:val="28"/>
-          <w:szCs w:val="28"/>
-          <w:lang w:val="en-US" w:eastAsia="ru-RU"/>
-        </w:rPr>
-        <w:t>O‘</w:t>
-      </w:r>
-      <w:proofErr w:type="gramEnd"/>
-      <w:r>
-        <w:rPr>
-          <w:rFonts w:ascii="Times New Roman" w:eastAsia="Times New Roman" w:hAnsi="Times New Roman" w:cs="Times New Roman"/>
-          <w:sz w:val="28"/>
-          <w:szCs w:val="28"/>
-          <w:lang w:val="en-US" w:eastAsia="ru-RU"/>
-        </w:rPr>
-        <w:t>zbekiston uchun NPLni hal etish institutsional muhitini yoritishda bu manba juda muhim.</w:t>
+        <w:t xml:space="preserve"> markaziy bank vakolatlari, aktivlarni boshqarish kompaniyalari, sud tizimi samaradorligi kabi jihatlar tahlil qilingan. O‘zbekiston uchun NPLni hal etish institutsional muhitini yoritishda bu manba juda muhim.</w:t>
       </w:r>
     </w:p>
     <w:p>
@@ -9178,7 +8685,7 @@
           <w:szCs w:val="28"/>
           <w:lang w:val="en-US" w:eastAsia="ru-RU"/>
         </w:rPr>
-        <w:t xml:space="preserve">Hisobotda Yevropa va Markaziy Osiyo mamlakatlarida iqtisodiy </w:t>
+        <w:t xml:space="preserve">Hisobotda Yevropa </w:t>
       </w:r>
       <w:proofErr w:type="gramStart"/>
       <w:r>
@@ -9188,7 +8695,7 @@
           <w:szCs w:val="28"/>
           <w:lang w:val="en-US" w:eastAsia="ru-RU"/>
         </w:rPr>
-        <w:t>o‘</w:t>
+        <w:t>va</w:t>
       </w:r>
       <w:proofErr w:type="gramEnd"/>
       <w:r>
@@ -9198,7 +8705,7 @@
           <w:szCs w:val="28"/>
           <w:lang w:val="en-US" w:eastAsia="ru-RU"/>
         </w:rPr>
-        <w:t xml:space="preserve">sish, bank tizimi aktivlar sifati va NPL dinamikasi umumiy makro kontekstdan kelib chiqib tahlil qilinadi. Global foiz stavkalari va geosiyosiy beqarorlikning kredit risklariga ta’siri yoritiladi. Bu manbadan makrofon </w:t>
+        <w:t xml:space="preserve"> Markaziy Osiyo mamlakatlarida iqtisodiy o‘sish, bank tizimi aktivlar sifati va NPL dinamikasi umumiy makro kontekstdan kelib chiqib tahlil qilinadi. Global foiz stavkalari va geosiyosiy beqarorlikning kredit risklariga ta’siri yoritiladi. Bu manbadan makrofon </w:t>
       </w:r>
       <w:proofErr w:type="gramStart"/>
       <w:r>
@@ -9208,7 +8715,7 @@
           <w:szCs w:val="28"/>
           <w:lang w:val="en-US" w:eastAsia="ru-RU"/>
         </w:rPr>
-        <w:t>bo‘</w:t>
+        <w:t>bo‘limida</w:t>
       </w:r>
       <w:proofErr w:type="gramEnd"/>
       <w:r>
@@ -9218,7 +8725,7 @@
           <w:szCs w:val="28"/>
           <w:lang w:val="en-US" w:eastAsia="ru-RU"/>
         </w:rPr>
-        <w:t>limida iqtisodiy sikl va muammoli kreditlar o‘rtasidagi bog‘liqlikni asoslashda foydalanish</w:t>
+        <w:t xml:space="preserve"> iqtisodiy sikl va muammoli kreditlar o‘rtasidagi bog‘liqlikni asoslashda foydalanish</w:t>
       </w:r>
       <w:r>
         <w:rPr>
@@ -9302,7 +8809,7 @@
           <w:szCs w:val="28"/>
           <w:lang w:val="en-US" w:eastAsia="ru-RU"/>
         </w:rPr>
-        <w:t xml:space="preserve">Hisobot </w:t>
+        <w:t xml:space="preserve">Hisobot O‘zbekiston bank tizimining asosiy ko‘rsatkichlari — aktivlar o‘sishi, kreditlash hajmi, NPL darajasi, dollarizatsiya </w:t>
       </w:r>
       <w:proofErr w:type="gramStart"/>
       <w:r>
@@ -9312,7 +8819,7 @@
           <w:szCs w:val="28"/>
           <w:lang w:val="en-US" w:eastAsia="ru-RU"/>
         </w:rPr>
-        <w:t>O‘</w:t>
+        <w:t>va</w:t>
       </w:r>
       <w:proofErr w:type="gramEnd"/>
       <w:r>
@@ -9322,65 +8829,25 @@
           <w:szCs w:val="28"/>
           <w:lang w:val="en-US" w:eastAsia="ru-RU"/>
         </w:rPr>
-        <w:t>zbekiston bank tizimining asosiy ko‘rsatkichlari — aktivlar o‘sishi, kreditlash hajmi, NPL darajasi, dollarizatsiya va kapital yetarliligini batafsil tahlil qiladi. 2021 yildagi pandemiya ta’siri bilan NPL keskin oshgani, keyingi yillarda esa pasayish tendensiyasiga</w:t>
-      </w:r>
-      <w:r>
-        <w:rPr>
-          <w:rFonts w:ascii="Times New Roman" w:eastAsia="Times New Roman" w:hAnsi="Times New Roman" w:cs="Times New Roman"/>
-          <w:sz w:val="28"/>
-          <w:szCs w:val="28"/>
-          <w:lang w:val="en-US" w:eastAsia="ru-RU"/>
-        </w:rPr>
-        <w:t xml:space="preserve"> </w:t>
-      </w:r>
-      <w:proofErr w:type="gramStart"/>
-      <w:r>
-        <w:rPr>
-          <w:rFonts w:ascii="Times New Roman" w:eastAsia="Times New Roman" w:hAnsi="Times New Roman" w:cs="Times New Roman"/>
-          <w:sz w:val="28"/>
-          <w:szCs w:val="28"/>
-          <w:lang w:val="en-US" w:eastAsia="ru-RU"/>
-        </w:rPr>
-        <w:t>o‘</w:t>
-      </w:r>
-      <w:proofErr w:type="gramEnd"/>
-      <w:r>
-        <w:rPr>
-          <w:rFonts w:ascii="Times New Roman" w:eastAsia="Times New Roman" w:hAnsi="Times New Roman" w:cs="Times New Roman"/>
-          <w:sz w:val="28"/>
-          <w:szCs w:val="28"/>
-          <w:lang w:val="en-US" w:eastAsia="ru-RU"/>
-        </w:rPr>
-        <w:t>tganini ko‘rsatadi. Bu manba</w:t>
-      </w:r>
-      <w:r>
-        <w:rPr>
-          <w:rFonts w:ascii="Times New Roman" w:eastAsia="Times New Roman" w:hAnsi="Times New Roman" w:cs="Times New Roman"/>
-          <w:sz w:val="28"/>
-          <w:szCs w:val="28"/>
-          <w:lang w:val="en-US" w:eastAsia="ru-RU"/>
-        </w:rPr>
-        <w:t xml:space="preserve"> </w:t>
-      </w:r>
-      <w:proofErr w:type="gramStart"/>
-      <w:r>
-        <w:rPr>
-          <w:rFonts w:ascii="Times New Roman" w:eastAsia="Times New Roman" w:hAnsi="Times New Roman" w:cs="Times New Roman"/>
-          <w:sz w:val="28"/>
-          <w:szCs w:val="28"/>
-          <w:lang w:val="en-US" w:eastAsia="ru-RU"/>
-        </w:rPr>
-        <w:t>O‘</w:t>
-      </w:r>
-      <w:proofErr w:type="gramEnd"/>
-      <w:r>
-        <w:rPr>
-          <w:rFonts w:ascii="Times New Roman" w:eastAsia="Times New Roman" w:hAnsi="Times New Roman" w:cs="Times New Roman"/>
-          <w:sz w:val="28"/>
-          <w:szCs w:val="28"/>
-          <w:lang w:val="en-US" w:eastAsia="ru-RU"/>
-        </w:rPr>
-        <w:t>zbekistonda muammoli kreditlar dinamikasini raqamlar bilan tasvirlash imkonini beradi.</w:t>
+        <w:t xml:space="preserve"> kapital yetarliligini batafsil tahlil qiladi. 2021 yildagi pandemiya ta’siri bilan NPL keskin oshgani, keyingi yillarda esa pasayish tendensiyasiga</w:t>
+      </w:r>
+      <w:r>
+        <w:rPr>
+          <w:rFonts w:ascii="Times New Roman" w:eastAsia="Times New Roman" w:hAnsi="Times New Roman" w:cs="Times New Roman"/>
+          <w:sz w:val="28"/>
+          <w:szCs w:val="28"/>
+          <w:lang w:val="en-US" w:eastAsia="ru-RU"/>
+        </w:rPr>
+        <w:t xml:space="preserve"> o‘tganini ko‘rsatadi. Bu manba</w:t>
+      </w:r>
+      <w:r>
+        <w:rPr>
+          <w:rFonts w:ascii="Times New Roman" w:eastAsia="Times New Roman" w:hAnsi="Times New Roman" w:cs="Times New Roman"/>
+          <w:sz w:val="28"/>
+          <w:szCs w:val="28"/>
+          <w:lang w:val="en-US" w:eastAsia="ru-RU"/>
+        </w:rPr>
+        <w:t xml:space="preserve"> O‘zbekistonda muammoli kreditlar dinamikasini raqamlar bilan tasvirlash imkonini beradi.</w:t>
       </w:r>
     </w:p>
     <w:p>
@@ -9404,7 +8871,18 @@
           <w:szCs w:val="28"/>
           <w:lang w:val="en-US" w:eastAsia="ru-RU"/>
         </w:rPr>
-        <w:t xml:space="preserve">13. Isakov, O. K. (2024). </w:t>
+        <w:t>13. Isakov</w:t>
+      </w:r>
+      <w:r>
+        <w:rPr>
+          <w:rFonts w:ascii="Times New Roman" w:eastAsia="Times New Roman" w:hAnsi="Times New Roman" w:cs="Times New Roman"/>
+          <w:b/>
+          <w:bCs/>
+          <w:sz w:val="28"/>
+          <w:szCs w:val="28"/>
+          <w:lang w:val="en-US" w:eastAsia="ru-RU"/>
+        </w:rPr>
+        <w:t xml:space="preserve"> O. K. (2024). </w:t>
       </w:r>
       <w:r>
         <w:rPr>
@@ -9448,7 +8926,7 @@
           <w:szCs w:val="28"/>
           <w:lang w:val="en-US" w:eastAsia="ru-RU"/>
         </w:rPr>
-        <w:t xml:space="preserve">Maqolada 2020–2024 yillar oylik ma’lumotlari asosida YaIM </w:t>
+        <w:t xml:space="preserve">Maqolada 2020–2024 yillar oylik ma’lumotlari asosida YaIM o‘sishi, foiz stavkasi, inflyatsiya, valyuta kursi </w:t>
       </w:r>
       <w:proofErr w:type="gramStart"/>
       <w:r>
@@ -9458,7 +8936,7 @@
           <w:szCs w:val="28"/>
           <w:lang w:val="en-US" w:eastAsia="ru-RU"/>
         </w:rPr>
-        <w:t>o‘</w:t>
+        <w:t>va</w:t>
       </w:r>
       <w:proofErr w:type="gramEnd"/>
       <w:r>
@@ -9468,7 +8946,7 @@
           <w:szCs w:val="28"/>
           <w:lang w:val="en-US" w:eastAsia="ru-RU"/>
         </w:rPr>
-        <w:t xml:space="preserve">sishi, foiz stavkasi, inflyatsiya, valyuta kursi va NPL o‘rtasidagi dinamik bog‘liqlik VAR modeli yordamida baholanadi. Natijalar kechiktirilgan YaIM </w:t>
+        <w:t xml:space="preserve"> NPL o‘rtasidagi dinamik bog‘liqlik VAR modeli yordamida baholanadi. Natijalar kechiktirilgan YaIM o‘sishi </w:t>
       </w:r>
       <w:proofErr w:type="gramStart"/>
       <w:r>
@@ -9478,7 +8956,7 @@
           <w:szCs w:val="28"/>
           <w:lang w:val="en-US" w:eastAsia="ru-RU"/>
         </w:rPr>
-        <w:t>o‘</w:t>
+        <w:t>va</w:t>
       </w:r>
       <w:proofErr w:type="gramEnd"/>
       <w:r>
@@ -9488,7 +8966,7 @@
           <w:szCs w:val="28"/>
           <w:lang w:val="en-US" w:eastAsia="ru-RU"/>
         </w:rPr>
-        <w:t xml:space="preserve">sishi va foiz stavkalari NPL ga sezilarli ijobiy ta’sir ko‘rsatishini ko‘rsatadi. </w:t>
+        <w:t xml:space="preserve"> foiz stavkalari NPL ga sezilarli ijobiy ta’sir ko‘rsatishini ko‘rsatadi. </w:t>
       </w:r>
       <w:r>
         <w:rPr>
@@ -9506,27 +8984,7 @@
           <w:szCs w:val="28"/>
           <w:lang w:val="en-US" w:eastAsia="ru-RU"/>
         </w:rPr>
-        <w:t xml:space="preserve">u ishni </w:t>
-      </w:r>
-      <w:proofErr w:type="gramStart"/>
-      <w:r>
-        <w:rPr>
-          <w:rFonts w:ascii="Times New Roman" w:eastAsia="Times New Roman" w:hAnsi="Times New Roman" w:cs="Times New Roman"/>
-          <w:sz w:val="28"/>
-          <w:szCs w:val="28"/>
-          <w:lang w:val="en-US" w:eastAsia="ru-RU"/>
-        </w:rPr>
-        <w:t>O‘</w:t>
-      </w:r>
-      <w:proofErr w:type="gramEnd"/>
-      <w:r>
-        <w:rPr>
-          <w:rFonts w:ascii="Times New Roman" w:eastAsia="Times New Roman" w:hAnsi="Times New Roman" w:cs="Times New Roman"/>
-          <w:sz w:val="28"/>
-          <w:szCs w:val="28"/>
-          <w:lang w:val="en-US" w:eastAsia="ru-RU"/>
-        </w:rPr>
-        <w:t>zbekistonda makroomillar va muammoli kreditlar o‘rtasidagi bog‘liqlikni asoslashda to‘g‘ridan-to‘g‘ri qo‘llash mumkin.</w:t>
+        <w:t>u ishni O‘zbekistonda makroomillar va muammoli kreditlar o‘rtasidagi bog‘liqlikni asoslashda to‘g‘ridan-to‘g‘ri qo‘llash mumkin.</w:t>
       </w:r>
     </w:p>
     <w:p>
@@ -9548,7 +9006,29 @@
           <w:szCs w:val="28"/>
           <w:lang w:val="en-US" w:eastAsia="ru-RU"/>
         </w:rPr>
-        <w:t xml:space="preserve">14. Rasulov, M. B. F. (2025). </w:t>
+        <w:t>14. Rasulov</w:t>
+      </w:r>
+      <w:r>
+        <w:rPr>
+          <w:rFonts w:ascii="Times New Roman" w:eastAsia="Times New Roman" w:hAnsi="Times New Roman" w:cs="Times New Roman"/>
+          <w:b/>
+          <w:bCs/>
+          <w:sz w:val="28"/>
+          <w:szCs w:val="28"/>
+          <w:lang w:val="en-US" w:eastAsia="ru-RU"/>
+        </w:rPr>
+        <w:t xml:space="preserve"> M. B. F</w:t>
+      </w:r>
+      <w:r>
+        <w:rPr>
+          <w:rFonts w:ascii="Times New Roman" w:eastAsia="Times New Roman" w:hAnsi="Times New Roman" w:cs="Times New Roman"/>
+          <w:b/>
+          <w:bCs/>
+          <w:sz w:val="28"/>
+          <w:szCs w:val="28"/>
+          <w:lang w:val="en-US" w:eastAsia="ru-RU"/>
+        </w:rPr>
+        <w:t xml:space="preserve"> (2025). </w:t>
       </w:r>
       <w:r>
         <w:rPr>
@@ -9601,7 +9081,7 @@
           <w:szCs w:val="28"/>
           <w:lang w:val="en-US" w:eastAsia="ru-RU"/>
         </w:rPr>
-        <w:t xml:space="preserve">Tadqiqot 2019–2024 yillarda </w:t>
+        <w:t xml:space="preserve">Tadqiqot 2019–2024 yillarda O‘zbekiston bank tizimida aktivlar sifati </w:t>
       </w:r>
       <w:proofErr w:type="gramStart"/>
       <w:r>
@@ -9611,7 +9091,7 @@
           <w:szCs w:val="28"/>
           <w:lang w:val="en-US" w:eastAsia="ru-RU"/>
         </w:rPr>
-        <w:t>O‘</w:t>
+        <w:t>va</w:t>
       </w:r>
       <w:proofErr w:type="gramEnd"/>
       <w:r>
@@ -9621,7 +9101,7 @@
           <w:szCs w:val="28"/>
           <w:lang w:val="en-US" w:eastAsia="ru-RU"/>
         </w:rPr>
-        <w:t xml:space="preserve">zbekiston bank tizimida aktivlar sifati va NPL dinamikasini empirik tahlil qiladi. NPL </w:t>
+        <w:t xml:space="preserve"> NPL dinamikasini empirik tahlil qiladi. NPL </w:t>
       </w:r>
       <w:proofErr w:type="gramStart"/>
       <w:r>
@@ -9631,7 +9111,7 @@
           <w:szCs w:val="28"/>
           <w:lang w:val="en-US" w:eastAsia="ru-RU"/>
         </w:rPr>
-        <w:t>ko‘</w:t>
+        <w:t>ko‘rsatkichi</w:t>
       </w:r>
       <w:proofErr w:type="gramEnd"/>
       <w:r>
@@ -9641,7 +9121,7 @@
           <w:szCs w:val="28"/>
           <w:lang w:val="en-US" w:eastAsia="ru-RU"/>
         </w:rPr>
-        <w:t xml:space="preserve">rsatkichi iqtisodiy sikllar, kredit ekspansiyasi va davlat/ xususiy banklar orasidagi institutsional farqlar bilan </w:t>
+        <w:t xml:space="preserve"> iqtisodiy sikllar, kredit ekspansiyasi va davlat/ xususiy banklar orasidagi institutsional farqlar bilan </w:t>
       </w:r>
       <w:r>
         <w:rPr>
@@ -9661,7 +9141,7 @@
           <w:szCs w:val="28"/>
           <w:lang w:val="en-US" w:eastAsia="ru-RU"/>
         </w:rPr>
-        <w:t>bo‘</w:t>
+        <w:t>bo‘yicha</w:t>
       </w:r>
       <w:proofErr w:type="gramEnd"/>
       <w:r>
@@ -9671,7 +9151,7 @@
           <w:szCs w:val="28"/>
           <w:lang w:val="en-US" w:eastAsia="ru-RU"/>
         </w:rPr>
-        <w:t xml:space="preserve">yicha tavsiyalar beradi — bu </w:t>
+        <w:t xml:space="preserve"> tavsiyalar beradi — bu </w:t>
       </w:r>
       <w:r>
         <w:rPr>
@@ -9716,100 +9196,78 @@
         </w:rPr>
         <w:t xml:space="preserve"> </w:t>
       </w:r>
+      <w:r>
+        <w:rPr>
+          <w:rFonts w:ascii="Times New Roman" w:eastAsia="Times New Roman" w:hAnsi="Times New Roman" w:cs="Times New Roman"/>
+          <w:b/>
+          <w:bCs/>
+          <w:sz w:val="28"/>
+          <w:szCs w:val="28"/>
+          <w:lang w:val="en-US" w:eastAsia="ru-RU"/>
+        </w:rPr>
+        <w:t>Botirov</w:t>
+      </w:r>
+      <w:r>
+        <w:rPr>
+          <w:rFonts w:ascii="Times New Roman" w:eastAsia="Times New Roman" w:hAnsi="Times New Roman" w:cs="Times New Roman"/>
+          <w:b/>
+          <w:bCs/>
+          <w:sz w:val="28"/>
+          <w:szCs w:val="28"/>
+          <w:lang w:val="en-US" w:eastAsia="ru-RU"/>
+        </w:rPr>
+        <w:t xml:space="preserve"> I. </w:t>
+      </w:r>
+      <w:r>
+        <w:rPr>
+          <w:rFonts w:ascii="Times New Roman" w:eastAsia="Times New Roman" w:hAnsi="Times New Roman" w:cs="Times New Roman"/>
+          <w:b/>
+          <w:bCs/>
+          <w:sz w:val="28"/>
+          <w:szCs w:val="28"/>
+          <w:lang w:val="en-US" w:eastAsia="ru-RU"/>
+        </w:rPr>
+        <w:t xml:space="preserve"> “Methods of Improving Credit Risk Management in Uzbekistan’s Commercial Banks” (2025). International Journal of Applied and Innovative Research (inlibrary.uz).</w:t>
+      </w:r>
+    </w:p>
+    <w:p>
+      <w:pPr>
+        <w:spacing w:before="100" w:beforeAutospacing="1" w:after="100" w:afterAutospacing="1" w:line="240" w:lineRule="auto"/>
+        <w:rPr>
+          <w:rFonts w:ascii="Times New Roman" w:eastAsia="Times New Roman" w:hAnsi="Times New Roman" w:cs="Times New Roman"/>
+          <w:sz w:val="28"/>
+          <w:szCs w:val="28"/>
+          <w:lang w:val="en-US" w:eastAsia="ru-RU"/>
+        </w:rPr>
+      </w:pPr>
+      <w:r>
+        <w:rPr>
+          <w:rFonts w:ascii="Times New Roman" w:eastAsia="Times New Roman" w:hAnsi="Times New Roman" w:cs="Times New Roman"/>
+          <w:sz w:val="28"/>
+          <w:szCs w:val="28"/>
+          <w:lang w:val="en-US" w:eastAsia="ru-RU"/>
+        </w:rPr>
+        <w:t xml:space="preserve">Maqola O‘zbekiston tijorat banklarida kredit riskini boshqarishning amaldagi usullarini tahlil qilib, ularni takomillashtirish yo‘llarini taklif etadi. E’tibor, asosan, kredit siyosatini yangilash, raqamli tahlil vositalarini joriy etish va monitoring tizimini kuchaytirishga qaratilgan. Bu ish amaliy ahamiyat </w:t>
+      </w:r>
       <w:proofErr w:type="gramStart"/>
       <w:r>
         <w:rPr>
           <w:rFonts w:ascii="Times New Roman" w:eastAsia="Times New Roman" w:hAnsi="Times New Roman" w:cs="Times New Roman"/>
-          <w:b/>
-          <w:bCs/>
-          <w:sz w:val="28"/>
-          <w:szCs w:val="28"/>
-          <w:lang w:val="en-US" w:eastAsia="ru-RU"/>
-        </w:rPr>
-        <w:t>Botirov ,</w:t>
+          <w:sz w:val="28"/>
+          <w:szCs w:val="28"/>
+          <w:lang w:val="en-US" w:eastAsia="ru-RU"/>
+        </w:rPr>
+        <w:t>bo‘limingiz</w:t>
       </w:r>
       <w:proofErr w:type="gramEnd"/>
       <w:r>
         <w:rPr>
           <w:rFonts w:ascii="Times New Roman" w:eastAsia="Times New Roman" w:hAnsi="Times New Roman" w:cs="Times New Roman"/>
-          <w:b/>
-          <w:bCs/>
-          <w:sz w:val="28"/>
-          <w:szCs w:val="28"/>
-          <w:lang w:val="en-US" w:eastAsia="ru-RU"/>
-        </w:rPr>
-        <w:t xml:space="preserve"> I. </w:t>
-      </w:r>
-      <w:r>
-        <w:rPr>
-          <w:rFonts w:ascii="Times New Roman" w:eastAsia="Times New Roman" w:hAnsi="Times New Roman" w:cs="Times New Roman"/>
-          <w:b/>
-          <w:bCs/>
-          <w:sz w:val="28"/>
-          <w:szCs w:val="28"/>
-          <w:lang w:val="en-US" w:eastAsia="ru-RU"/>
-        </w:rPr>
-        <w:t xml:space="preserve"> “Methods of Improving Credit Risk Management in Uzbekistan’s Commercial Banks” (2025). International Journal of Applied and Innovative Research (inlibrary.uz).</w:t>
-      </w:r>
-    </w:p>
-    <w:p>
-      <w:pPr>
-        <w:spacing w:before="100" w:beforeAutospacing="1" w:after="100" w:afterAutospacing="1" w:line="240" w:lineRule="auto"/>
-        <w:rPr>
-          <w:rFonts w:ascii="Times New Roman" w:eastAsia="Times New Roman" w:hAnsi="Times New Roman" w:cs="Times New Roman"/>
-          <w:sz w:val="28"/>
-          <w:szCs w:val="28"/>
-          <w:lang w:val="en-US" w:eastAsia="ru-RU"/>
-        </w:rPr>
-      </w:pPr>
-      <w:r>
-        <w:rPr>
-          <w:rFonts w:ascii="Times New Roman" w:eastAsia="Times New Roman" w:hAnsi="Times New Roman" w:cs="Times New Roman"/>
-          <w:sz w:val="28"/>
-          <w:szCs w:val="28"/>
-          <w:lang w:val="en-US" w:eastAsia="ru-RU"/>
-        </w:rPr>
-        <w:t xml:space="preserve">Maqola </w:t>
-      </w:r>
-      <w:proofErr w:type="gramStart"/>
-      <w:r>
-        <w:rPr>
-          <w:rFonts w:ascii="Times New Roman" w:eastAsia="Times New Roman" w:hAnsi="Times New Roman" w:cs="Times New Roman"/>
-          <w:sz w:val="28"/>
-          <w:szCs w:val="28"/>
-          <w:lang w:val="en-US" w:eastAsia="ru-RU"/>
-        </w:rPr>
-        <w:t>O‘</w:t>
-      </w:r>
-      <w:proofErr w:type="gramEnd"/>
-      <w:r>
-        <w:rPr>
-          <w:rFonts w:ascii="Times New Roman" w:eastAsia="Times New Roman" w:hAnsi="Times New Roman" w:cs="Times New Roman"/>
-          <w:sz w:val="28"/>
-          <w:szCs w:val="28"/>
-          <w:lang w:val="en-US" w:eastAsia="ru-RU"/>
-        </w:rPr>
-        <w:t xml:space="preserve">zbekiston tijorat banklarida kredit riskini boshqarishning amaldagi usullarini tahlil qilib, ularni takomillashtirish yo‘llarini taklif etadi. E’tibor, asosan, kredit siyosatini yangilash, raqamli tahlil vositalarini joriy etish va monitoring tizimini kuchaytirishga qaratilgan. Bu ish amaliy ahamiyat </w:t>
-      </w:r>
-      <w:proofErr w:type="gramStart"/>
-      <w:r>
-        <w:rPr>
-          <w:rFonts w:ascii="Times New Roman" w:eastAsia="Times New Roman" w:hAnsi="Times New Roman" w:cs="Times New Roman"/>
-          <w:sz w:val="28"/>
-          <w:szCs w:val="28"/>
-          <w:lang w:val="en-US" w:eastAsia="ru-RU"/>
-        </w:rPr>
-        <w:t>bo‘</w:t>
-      </w:r>
-      <w:proofErr w:type="gramEnd"/>
-      <w:r>
-        <w:rPr>
-          <w:rFonts w:ascii="Times New Roman" w:eastAsia="Times New Roman" w:hAnsi="Times New Roman" w:cs="Times New Roman"/>
-          <w:sz w:val="28"/>
-          <w:szCs w:val="28"/>
-          <w:lang w:val="en-US" w:eastAsia="ru-RU"/>
-        </w:rPr>
-        <w:t>limingiz va takliflar qismida bevosita foydalanish mumkin bo‘lgan tavsiyalarni beradi.</w:t>
+          <w:sz w:val="28"/>
+          <w:szCs w:val="28"/>
+          <w:lang w:val="en-US" w:eastAsia="ru-RU"/>
+        </w:rPr>
+        <w:t xml:space="preserve"> va takliflar qismida bevosita foydalanish mumkin bo‘lgan tavsiyalarni beradi.</w:t>
       </w:r>
     </w:p>
     <w:p>
@@ -9858,7 +9316,6 @@
           <w:lang w:val="en-US"/>
         </w:rPr>
       </w:pPr>
-      <w:bookmarkStart w:id="20" w:name="_GoBack"/>
       <w:r>
         <w:rPr>
           <w:rFonts w:ascii="Times New Roman" w:hAnsi="Times New Roman" w:cs="Times New Roman"/>
@@ -9867,32 +9324,9 @@
           <w:szCs w:val="28"/>
           <w:lang w:val="en-US"/>
         </w:rPr>
-        <w:t xml:space="preserve">Foydalanilgan adabiyotlar </w:t>
-      </w:r>
-      <w:proofErr w:type="gramStart"/>
-      <w:r>
-        <w:rPr>
-          <w:rFonts w:ascii="Times New Roman" w:hAnsi="Times New Roman" w:cs="Times New Roman"/>
-          <w:b/>
-          <w:sz w:val="36"/>
-          <w:szCs w:val="28"/>
-          <w:lang w:val="en-US"/>
-        </w:rPr>
-        <w:t>ro‘</w:t>
-      </w:r>
-      <w:proofErr w:type="gramEnd"/>
-      <w:r>
-        <w:rPr>
-          <w:rFonts w:ascii="Times New Roman" w:hAnsi="Times New Roman" w:cs="Times New Roman"/>
-          <w:b/>
-          <w:sz w:val="36"/>
-          <w:szCs w:val="28"/>
-          <w:lang w:val="en-US"/>
-        </w:rPr>
-        <w:t>yxati</w:t>
-      </w:r>
-    </w:p>
-    <w:bookmarkEnd w:id="20"/>
+        <w:t>Foydalanilgan adabiyotlar ro‘yxati</w:t>
+      </w:r>
+    </w:p>
     <w:p>
       <w:pPr>
         <w:pStyle w:val="a4"/>
@@ -10151,7 +9585,36 @@
           <w:lang w:val="en-US"/>
         </w:rPr>
         <w:lastRenderedPageBreak/>
-        <w:t>Isakov, O.K. (2024) ‘Forecasting NPL of commercial banks in Uzbekistan using VAR model’, Iqtisodiyot va innovatsion texnologiyalar.</w:t>
+        <w:t>Isakov</w:t>
+      </w:r>
+      <w:r>
+        <w:rPr>
+          <w:rFonts w:ascii="Times New Roman" w:hAnsi="Times New Roman" w:cs="Times New Roman"/>
+          <w:sz w:val="28"/>
+          <w:szCs w:val="28"/>
+          <w:lang w:val="en-US"/>
+        </w:rPr>
+        <w:t xml:space="preserve"> O.K. (2024) ‘Forecasting NPL of commercial banks in Uzbekistan using VAR model’, Iqtisodiyot </w:t>
+      </w:r>
+      <w:proofErr w:type="gramStart"/>
+      <w:r>
+        <w:rPr>
+          <w:rFonts w:ascii="Times New Roman" w:hAnsi="Times New Roman" w:cs="Times New Roman"/>
+          <w:sz w:val="28"/>
+          <w:szCs w:val="28"/>
+          <w:lang w:val="en-US"/>
+        </w:rPr>
+        <w:t>va</w:t>
+      </w:r>
+      <w:proofErr w:type="gramEnd"/>
+      <w:r>
+        <w:rPr>
+          <w:rFonts w:ascii="Times New Roman" w:hAnsi="Times New Roman" w:cs="Times New Roman"/>
+          <w:sz w:val="28"/>
+          <w:szCs w:val="28"/>
+          <w:lang w:val="en-US"/>
+        </w:rPr>
+        <w:t xml:space="preserve"> innovatsion texnologiyalar.</w:t>
       </w:r>
     </w:p>
     <w:p>
@@ -10177,7 +9640,16 @@
           <w:szCs w:val="28"/>
           <w:lang w:val="en-US"/>
         </w:rPr>
-        <w:t>Kalandarov, A.B. (2022) ‘Analysis of problem loans in commercial banks of the Republic of Uzbekistan’, ScienceWeb Publications.</w:t>
+        <w:t>Kalandarov</w:t>
+      </w:r>
+      <w:r>
+        <w:rPr>
+          <w:rFonts w:ascii="Times New Roman" w:hAnsi="Times New Roman" w:cs="Times New Roman"/>
+          <w:sz w:val="28"/>
+          <w:szCs w:val="28"/>
+          <w:lang w:val="en-US"/>
+        </w:rPr>
+        <w:t xml:space="preserve"> A.B. (2022) ‘Analysis of problem loans in commercial banks of the Republic of Uzbekistan’, ScienceWeb Publications.</w:t>
       </w:r>
     </w:p>
     <w:p>
@@ -10203,7 +9675,16 @@
           <w:szCs w:val="28"/>
           <w:lang w:val="en-US"/>
         </w:rPr>
-        <w:t>Maxmudov, R.H. (2021) Tijorat banklarida muammoli kreditlar bilan ishlash mexanizmini takomillashtirish. Magistrlik dissertatsiyasi.</w:t>
+        <w:t>Maxmudov</w:t>
+      </w:r>
+      <w:r>
+        <w:rPr>
+          <w:rFonts w:ascii="Times New Roman" w:hAnsi="Times New Roman" w:cs="Times New Roman"/>
+          <w:sz w:val="28"/>
+          <w:szCs w:val="28"/>
+          <w:lang w:val="en-US"/>
+        </w:rPr>
+        <w:t xml:space="preserve"> R.H. (2021) Tijorat banklarida muammoli kreditlar bilan ishlash mexanizmini takomillashtirish. Magistrlik dissertatsiyasi.</w:t>
       </w:r>
     </w:p>
     <w:p>
@@ -10229,7 +9710,16 @@
           <w:szCs w:val="28"/>
           <w:lang w:val="en-US"/>
         </w:rPr>
-        <w:t>Nambalirwa, J. (2022) Analysis of Non-Performing Loans in Commercial Banks in Uganda: A Case Study of Eco-Bank Uganda Limited. Master’s Dissertation. Makerere University.</w:t>
+        <w:t>Nambalirwa</w:t>
+      </w:r>
+      <w:r>
+        <w:rPr>
+          <w:rFonts w:ascii="Times New Roman" w:hAnsi="Times New Roman" w:cs="Times New Roman"/>
+          <w:sz w:val="28"/>
+          <w:szCs w:val="28"/>
+          <w:lang w:val="en-US"/>
+        </w:rPr>
+        <w:t xml:space="preserve"> J. (2022) Analysis of Non-Performing Loans in Commercial Banks in Uganda: A Case Study of Eco-Bank Uganda Limited. Master’s Dissertation. Makerere University.</w:t>
       </w:r>
     </w:p>
     <w:p>
@@ -10255,7 +9745,16 @@
           <w:szCs w:val="28"/>
           <w:lang w:val="en-US"/>
         </w:rPr>
-        <w:t>Nazu, N. (2022) ‘Determinants of commercial bank’s non-performing loans in Bangladesh: An empirical study’, Heliyon (preprint).</w:t>
+        <w:t>Nazu</w:t>
+      </w:r>
+      <w:r>
+        <w:rPr>
+          <w:rFonts w:ascii="Times New Roman" w:hAnsi="Times New Roman" w:cs="Times New Roman"/>
+          <w:sz w:val="28"/>
+          <w:szCs w:val="28"/>
+          <w:lang w:val="en-US"/>
+        </w:rPr>
+        <w:t xml:space="preserve"> N. (2022) ‘Determinants of commercial bank’s non-performing loans in Bangladesh: An empirical study’, Heliyon (preprint).</w:t>
       </w:r>
     </w:p>
     <w:p>
@@ -10307,7 +9806,16 @@
           <w:szCs w:val="28"/>
           <w:lang w:val="en-US"/>
         </w:rPr>
-        <w:t>Oyasor, E.I. (2025) ‘An empirical analysis of the impact of credit risk management on the financial performance of commercial banks in Nigeria’, Ilomata International Journal of Tax and Accounting, 5(3).</w:t>
+        <w:t>Oyasor</w:t>
+      </w:r>
+      <w:r>
+        <w:rPr>
+          <w:rFonts w:ascii="Times New Roman" w:hAnsi="Times New Roman" w:cs="Times New Roman"/>
+          <w:sz w:val="28"/>
+          <w:szCs w:val="28"/>
+          <w:lang w:val="en-US"/>
+        </w:rPr>
+        <w:t xml:space="preserve"> E.I. (2025) ‘An empirical analysis of the impact of credit risk management on the financial performance of commercial banks in Nigeria’, Ilomata International Journal of Tax and Accounting, 5(3).</w:t>
       </w:r>
     </w:p>
     <w:p>
@@ -10333,7 +9841,16 @@
           <w:szCs w:val="28"/>
           <w:lang w:val="en-US"/>
         </w:rPr>
-        <w:t>Ozili, P.K. (2025) Bank Non-Performing Loans Research Around the World. MPRA Paper.</w:t>
+        <w:t>Ozili</w:t>
+      </w:r>
+      <w:r>
+        <w:rPr>
+          <w:rFonts w:ascii="Times New Roman" w:hAnsi="Times New Roman" w:cs="Times New Roman"/>
+          <w:sz w:val="28"/>
+          <w:szCs w:val="28"/>
+          <w:lang w:val="en-US"/>
+        </w:rPr>
+        <w:t xml:space="preserve"> P.K. (2025) Bank Non-Performing Loans Research Around the World. MPRA Paper.</w:t>
       </w:r>
     </w:p>
     <w:p>
@@ -10359,7 +9876,36 @@
           <w:szCs w:val="28"/>
           <w:lang w:val="en-US"/>
         </w:rPr>
-        <w:t>Paul, M. (2022) The Determinants of Non-Performing Loans: Evidence from African Banking Systems. Master’s Dissertation. University of Cape Town.</w:t>
+        <w:t>Paul</w:t>
+      </w:r>
+      <w:r>
+        <w:rPr>
+          <w:rFonts w:ascii="Times New Roman" w:hAnsi="Times New Roman" w:cs="Times New Roman"/>
+          <w:sz w:val="28"/>
+          <w:szCs w:val="28"/>
+          <w:lang w:val="en-US"/>
+        </w:rPr>
+        <w:t xml:space="preserve"> M. (2022) </w:t>
+      </w:r>
+      <w:proofErr w:type="gramStart"/>
+      <w:r>
+        <w:rPr>
+          <w:rFonts w:ascii="Times New Roman" w:hAnsi="Times New Roman" w:cs="Times New Roman"/>
+          <w:sz w:val="28"/>
+          <w:szCs w:val="28"/>
+          <w:lang w:val="en-US"/>
+        </w:rPr>
+        <w:t>The</w:t>
+      </w:r>
+      <w:proofErr w:type="gramEnd"/>
+      <w:r>
+        <w:rPr>
+          <w:rFonts w:ascii="Times New Roman" w:hAnsi="Times New Roman" w:cs="Times New Roman"/>
+          <w:sz w:val="28"/>
+          <w:szCs w:val="28"/>
+          <w:lang w:val="en-US"/>
+        </w:rPr>
+        <w:t xml:space="preserve"> Determinants of Non-Performing Loans: Evidence from African Banking Systems. Master’s Dissertation. University of Cape Town.</w:t>
       </w:r>
     </w:p>
     <w:p>
@@ -10385,7 +9931,16 @@
           <w:szCs w:val="28"/>
           <w:lang w:val="en-US"/>
         </w:rPr>
-        <w:t>Rasulov, M.B.F. (2025) ‘Dynamics of asset quality indicators in the banking system of Uzbekistan’, International Journal of Management and Economics Fundamental, 5(12).</w:t>
+        <w:t>Rasulov</w:t>
+      </w:r>
+      <w:r>
+        <w:rPr>
+          <w:rFonts w:ascii="Times New Roman" w:hAnsi="Times New Roman" w:cs="Times New Roman"/>
+          <w:sz w:val="28"/>
+          <w:szCs w:val="28"/>
+          <w:lang w:val="en-US"/>
+        </w:rPr>
+        <w:t xml:space="preserve"> M.B.F. (2025) ‘Dynamics of asset quality indicators in the banking system of Uzbekistan’, International Journal of Management and Economics Fundamental, 5(12).</w:t>
       </w:r>
     </w:p>
     <w:p>
@@ -10411,7 +9966,16 @@
           <w:szCs w:val="28"/>
           <w:lang w:val="en-US"/>
         </w:rPr>
-        <w:t>Todoroki, E., Laruelle, M. and Sattar, S. (2023) Readiness for Resolving Nonperforming Loans in Central Asia. Washington, DC: World Bank.</w:t>
+        <w:t>Todoroki</w:t>
+      </w:r>
+      <w:r>
+        <w:rPr>
+          <w:rFonts w:ascii="Times New Roman" w:hAnsi="Times New Roman" w:cs="Times New Roman"/>
+          <w:sz w:val="28"/>
+          <w:szCs w:val="28"/>
+          <w:lang w:val="en-US"/>
+        </w:rPr>
+        <w:t xml:space="preserve"> E., Laruelle, M. and Sattar, S. (2023) Readiness for Resolving Nonperforming Loans in Central Asia. Washington, DC: World Bank.</w:t>
       </w:r>
     </w:p>
     <w:p>
@@ -10437,7 +10001,18 @@
           <w:szCs w:val="28"/>
           <w:lang w:val="en-US"/>
         </w:rPr>
-        <w:t>Viet, H.P. (2023) ‘Determinants influencing non-performing loan ratio of joint stock commercial banks in Vietnam’, International Journal of Economics and Finance Studies.</w:t>
+        <w:t>Viet</w:t>
+      </w:r>
+      <w:bookmarkStart w:id="20" w:name="_GoBack"/>
+      <w:bookmarkEnd w:id="20"/>
+      <w:r>
+        <w:rPr>
+          <w:rFonts w:ascii="Times New Roman" w:hAnsi="Times New Roman" w:cs="Times New Roman"/>
+          <w:sz w:val="28"/>
+          <w:szCs w:val="28"/>
+          <w:lang w:val="en-US"/>
+        </w:rPr>
+        <w:t xml:space="preserve"> H.P. (2023) ‘Determinants influencing non-performing loan ratio of joint stock commercial banks in Vietnam’, International Journal of Economics and Finance Studies.</w:t>
       </w:r>
     </w:p>
     <w:p>
@@ -10534,7 +10109,7 @@
 </file>
 
 <file path=word/endnotes.xml><?xml version="1.0" encoding="utf-8"?>
-<w:endnotes xmlns:wpc="http://schemas.microsoft.com/office/word/2010/wordprocessingCanvas" xmlns:cx="http://schemas.microsoft.com/office/drawing/2014/chartex" xmlns:mc="http://schemas.openxmlformats.org/markup-compatibility/2006" xmlns:o="urn:schemas-microsoft-com:office:office" xmlns:r="http://schemas.openxmlformats.org/officeDocument/2006/relationships" xmlns:m="http://schemas.openxmlformats.org/officeDocument/2006/math" xmlns:v="urn:schemas-microsoft-com:vml" xmlns:wp14="http://schemas.microsoft.com/office/word/2010/wordprocessingDrawing" xmlns:wp="http://schemas.openxmlformats.org/drawingml/2006/wordprocessingDrawing" xmlns:w10="urn:schemas-microsoft-com:office:word" xmlns:w="http://schemas.openxmlformats.org/wordprocessingml/2006/main" xmlns:w14="http://schemas.microsoft.com/office/word/2010/wordml" xmlns:w15="http://schemas.microsoft.com/office/word/2012/wordml" xmlns:w16se="http://schemas.microsoft.com/office/word/2015/wordml/symex" xmlns:wpg="http://schemas.microsoft.com/office/word/2010/wordprocessingGroup" xmlns:wpi="http://schemas.microsoft.com/office/word/2010/wordprocessingInk" xmlns:wne="http://schemas.microsoft.com/office/word/2006/wordml" xmlns:wps="http://schemas.microsoft.com/office/word/2010/wordprocessingShape" mc:Ignorable="w14 w15 w16se wp14">
+<w:endnotes xmlns:wpc="http://schemas.microsoft.com/office/word/2010/wordprocessingCanvas" xmlns:mc="http://schemas.openxmlformats.org/markup-compatibility/2006" xmlns:o="urn:schemas-microsoft-com:office:office" xmlns:r="http://schemas.openxmlformats.org/officeDocument/2006/relationships" xmlns:m="http://schemas.openxmlformats.org/officeDocument/2006/math" xmlns:v="urn:schemas-microsoft-com:vml" xmlns:wp14="http://schemas.microsoft.com/office/word/2010/wordprocessingDrawing" xmlns:wp="http://schemas.openxmlformats.org/drawingml/2006/wordprocessingDrawing" xmlns:w10="urn:schemas-microsoft-com:office:word" xmlns:w="http://schemas.openxmlformats.org/wordprocessingml/2006/main" xmlns:w14="http://schemas.microsoft.com/office/word/2010/wordml" xmlns:w15="http://schemas.microsoft.com/office/word/2012/wordml" xmlns:wpg="http://schemas.microsoft.com/office/word/2010/wordprocessingGroup" xmlns:wpi="http://schemas.microsoft.com/office/word/2010/wordprocessingInk" xmlns:wne="http://schemas.microsoft.com/office/word/2006/wordml" xmlns:wps="http://schemas.microsoft.com/office/word/2010/wordprocessingShape" mc:Ignorable="w14 w15 wp14">
   <w:endnote w:type="separator" w:id="-1">
     <w:p>
       <w:pPr>
@@ -10559,7 +10134,7 @@
 </file>
 
 <file path=word/footer1.xml><?xml version="1.0" encoding="utf-8"?>
-<w:ftr xmlns:wpc="http://schemas.microsoft.com/office/word/2010/wordprocessingCanvas" xmlns:cx="http://schemas.microsoft.com/office/drawing/2014/chartex" xmlns:mc="http://schemas.openxmlformats.org/markup-compatibility/2006" xmlns:o="urn:schemas-microsoft-com:office:office" xmlns:r="http://schemas.openxmlformats.org/officeDocument/2006/relationships" xmlns:m="http://schemas.openxmlformats.org/officeDocument/2006/math" xmlns:v="urn:schemas-microsoft-com:vml" xmlns:wp14="http://schemas.microsoft.com/office/word/2010/wordprocessingDrawing" xmlns:wp="http://schemas.openxmlformats.org/drawingml/2006/wordprocessingDrawing" xmlns:w10="urn:schemas-microsoft-com:office:word" xmlns:w="http://schemas.openxmlformats.org/wordprocessingml/2006/main" xmlns:w14="http://schemas.microsoft.com/office/word/2010/wordml" xmlns:w15="http://schemas.microsoft.com/office/word/2012/wordml" xmlns:w16se="http://schemas.microsoft.com/office/word/2015/wordml/symex" xmlns:wpg="http://schemas.microsoft.com/office/word/2010/wordprocessingGroup" xmlns:wpi="http://schemas.microsoft.com/office/word/2010/wordprocessingInk" xmlns:wne="http://schemas.microsoft.com/office/word/2006/wordml" xmlns:wps="http://schemas.microsoft.com/office/word/2010/wordprocessingShape" mc:Ignorable="w14 w15 w16se wp14">
+<w:ftr xmlns:wpc="http://schemas.microsoft.com/office/word/2010/wordprocessingCanvas" xmlns:mc="http://schemas.openxmlformats.org/markup-compatibility/2006" xmlns:o="urn:schemas-microsoft-com:office:office" xmlns:r="http://schemas.openxmlformats.org/officeDocument/2006/relationships" xmlns:m="http://schemas.openxmlformats.org/officeDocument/2006/math" xmlns:v="urn:schemas-microsoft-com:vml" xmlns:wp14="http://schemas.microsoft.com/office/word/2010/wordprocessingDrawing" xmlns:wp="http://schemas.openxmlformats.org/drawingml/2006/wordprocessingDrawing" xmlns:w10="urn:schemas-microsoft-com:office:word" xmlns:w="http://schemas.openxmlformats.org/wordprocessingml/2006/main" xmlns:w14="http://schemas.microsoft.com/office/word/2010/wordml" xmlns:w15="http://schemas.microsoft.com/office/word/2012/wordml" xmlns:wpg="http://schemas.microsoft.com/office/word/2010/wordprocessingGroup" xmlns:wpi="http://schemas.microsoft.com/office/word/2010/wordprocessingInk" xmlns:wne="http://schemas.microsoft.com/office/word/2006/wordml" xmlns:wps="http://schemas.microsoft.com/office/word/2010/wordprocessingShape" mc:Ignorable="w14 w15 wp14">
   <w:sdt>
     <w:sdtPr>
       <w:rPr>
@@ -10572,7 +10147,6 @@
         <w:docPartUnique/>
       </w:docPartObj>
     </w:sdtPr>
-    <w:sdtEndPr/>
     <w:sdtContent>
       <w:p>
         <w:pPr>
@@ -10635,7 +10209,7 @@
 </file>
 
 <file path=word/footnotes.xml><?xml version="1.0" encoding="utf-8"?>
-<w:footnotes xmlns:wpc="http://schemas.microsoft.com/office/word/2010/wordprocessingCanvas" xmlns:cx="http://schemas.microsoft.com/office/drawing/2014/chartex" xmlns:mc="http://schemas.openxmlformats.org/markup-compatibility/2006" xmlns:o="urn:schemas-microsoft-com:office:office" xmlns:r="http://schemas.openxmlformats.org/officeDocument/2006/relationships" xmlns:m="http://schemas.openxmlformats.org/officeDocument/2006/math" xmlns:v="urn:schemas-microsoft-com:vml" xmlns:wp14="http://schemas.microsoft.com/office/word/2010/wordprocessingDrawing" xmlns:wp="http://schemas.openxmlformats.org/drawingml/2006/wordprocessingDrawing" xmlns:w10="urn:schemas-microsoft-com:office:word" xmlns:w="http://schemas.openxmlformats.org/wordprocessingml/2006/main" xmlns:w14="http://schemas.microsoft.com/office/word/2010/wordml" xmlns:w15="http://schemas.microsoft.com/office/word/2012/wordml" xmlns:w16se="http://schemas.microsoft.com/office/word/2015/wordml/symex" xmlns:wpg="http://schemas.microsoft.com/office/word/2010/wordprocessingGroup" xmlns:wpi="http://schemas.microsoft.com/office/word/2010/wordprocessingInk" xmlns:wne="http://schemas.microsoft.com/office/word/2006/wordml" xmlns:wps="http://schemas.microsoft.com/office/word/2010/wordprocessingShape" mc:Ignorable="w14 w15 w16se wp14">
+<w:footnotes xmlns:wpc="http://schemas.microsoft.com/office/word/2010/wordprocessingCanvas" xmlns:mc="http://schemas.openxmlformats.org/markup-compatibility/2006" xmlns:o="urn:schemas-microsoft-com:office:office" xmlns:r="http://schemas.openxmlformats.org/officeDocument/2006/relationships" xmlns:m="http://schemas.openxmlformats.org/officeDocument/2006/math" xmlns:v="urn:schemas-microsoft-com:vml" xmlns:wp14="http://schemas.microsoft.com/office/word/2010/wordprocessingDrawing" xmlns:wp="http://schemas.openxmlformats.org/drawingml/2006/wordprocessingDrawing" xmlns:w10="urn:schemas-microsoft-com:office:word" xmlns:w="http://schemas.openxmlformats.org/wordprocessingml/2006/main" xmlns:w14="http://schemas.microsoft.com/office/word/2010/wordml" xmlns:w15="http://schemas.microsoft.com/office/word/2012/wordml" xmlns:wpg="http://schemas.microsoft.com/office/word/2010/wordprocessingGroup" xmlns:wpi="http://schemas.microsoft.com/office/word/2010/wordprocessingInk" xmlns:wne="http://schemas.microsoft.com/office/word/2006/wordml" xmlns:wps="http://schemas.microsoft.com/office/word/2010/wordprocessingShape" mc:Ignorable="w14 w15 wp14">
   <w:footnote w:type="separator" w:id="-1">
     <w:p>
       <w:pPr>
@@ -10660,8 +10234,8 @@
 </file>
 
 <file path=word/numbering.xml><?xml version="1.0" encoding="utf-8"?>
-<w:numbering xmlns:wpc="http://schemas.microsoft.com/office/word/2010/wordprocessingCanvas" xmlns:cx="http://schemas.microsoft.com/office/drawing/2014/chartex" xmlns:mc="http://schemas.openxmlformats.org/markup-compatibility/2006" xmlns:o="urn:schemas-microsoft-com:office:office" xmlns:r="http://schemas.openxmlformats.org/officeDocument/2006/relationships" xmlns:m="http://schemas.openxmlformats.org/officeDocument/2006/math" xmlns:v="urn:schemas-microsoft-com:vml" xmlns:wp14="http://schemas.microsoft.com/office/word/2010/wordprocessingDrawing" xmlns:wp="http://schemas.openxmlformats.org/drawingml/2006/wordprocessingDrawing" xmlns:w10="urn:schemas-microsoft-com:office:word" xmlns:w="http://schemas.openxmlformats.org/wordprocessingml/2006/main" xmlns:w14="http://schemas.microsoft.com/office/word/2010/wordml" xmlns:w15="http://schemas.microsoft.com/office/word/2012/wordml" xmlns:w16se="http://schemas.microsoft.com/office/word/2015/wordml/symex" xmlns:wpg="http://schemas.microsoft.com/office/word/2010/wordprocessingGroup" xmlns:wpi="http://schemas.microsoft.com/office/word/2010/wordprocessingInk" xmlns:wne="http://schemas.microsoft.com/office/word/2006/wordml" xmlns:wps="http://schemas.microsoft.com/office/word/2010/wordprocessingShape" mc:Ignorable="w14 w15 w16se wp14">
-  <w:abstractNum w:abstractNumId="0" w15:restartNumberingAfterBreak="0">
+<w:numbering xmlns:wpc="http://schemas.microsoft.com/office/word/2010/wordprocessingCanvas" xmlns:mc="http://schemas.openxmlformats.org/markup-compatibility/2006" xmlns:o="urn:schemas-microsoft-com:office:office" xmlns:r="http://schemas.openxmlformats.org/officeDocument/2006/relationships" xmlns:m="http://schemas.openxmlformats.org/officeDocument/2006/math" xmlns:v="urn:schemas-microsoft-com:vml" xmlns:wp14="http://schemas.microsoft.com/office/word/2010/wordprocessingDrawing" xmlns:wp="http://schemas.openxmlformats.org/drawingml/2006/wordprocessingDrawing" xmlns:w10="urn:schemas-microsoft-com:office:word" xmlns:w="http://schemas.openxmlformats.org/wordprocessingml/2006/main" xmlns:w14="http://schemas.microsoft.com/office/word/2010/wordml" xmlns:w15="http://schemas.microsoft.com/office/word/2012/wordml" xmlns:wpg="http://schemas.microsoft.com/office/word/2010/wordprocessingGroup" xmlns:wpi="http://schemas.microsoft.com/office/word/2010/wordprocessingInk" xmlns:wne="http://schemas.microsoft.com/office/word/2006/wordml" xmlns:wps="http://schemas.microsoft.com/office/word/2010/wordprocessingShape" mc:Ignorable="w14 w15 wp14">
+  <w:abstractNum w:abstractNumId="0">
     <w:nsid w:val="05391426"/>
     <w:multiLevelType w:val="hybridMultilevel"/>
     <w:tmpl w:val="44921CD6"/>
@@ -10747,7 +10321,7 @@
       </w:pPr>
     </w:lvl>
   </w:abstractNum>
-  <w:abstractNum w:abstractNumId="1" w15:restartNumberingAfterBreak="0">
+  <w:abstractNum w:abstractNumId="1">
     <w:nsid w:val="258061F8"/>
     <w:multiLevelType w:val="multilevel"/>
     <w:tmpl w:val="B9E6659E"/>
@@ -10860,7 +10434,7 @@
       </w:pPr>
     </w:lvl>
   </w:abstractNum>
-  <w:abstractNum w:abstractNumId="2" w15:restartNumberingAfterBreak="0">
+  <w:abstractNum w:abstractNumId="2">
     <w:nsid w:val="2BCF4DA4"/>
     <w:multiLevelType w:val="multilevel"/>
     <w:tmpl w:val="98EE6FEC"/>
@@ -10973,7 +10547,7 @@
       </w:rPr>
     </w:lvl>
   </w:abstractNum>
-  <w:abstractNum w:abstractNumId="3" w15:restartNumberingAfterBreak="0">
+  <w:abstractNum w:abstractNumId="3">
     <w:nsid w:val="3E1F5B62"/>
     <w:multiLevelType w:val="multilevel"/>
     <w:tmpl w:val="0F741674"/>
@@ -11122,7 +10696,7 @@
       </w:rPr>
     </w:lvl>
   </w:abstractNum>
-  <w:abstractNum w:abstractNumId="4" w15:restartNumberingAfterBreak="0">
+  <w:abstractNum w:abstractNumId="4">
     <w:nsid w:val="5E2E4A66"/>
     <w:multiLevelType w:val="hybridMultilevel"/>
     <w:tmpl w:val="BBD09828"/>
@@ -11235,7 +10809,7 @@
       </w:rPr>
     </w:lvl>
   </w:abstractNum>
-  <w:abstractNum w:abstractNumId="5" w15:restartNumberingAfterBreak="0">
+  <w:abstractNum w:abstractNumId="5">
     <w:nsid w:val="7AA26640"/>
     <w:multiLevelType w:val="hybridMultilevel"/>
     <w:tmpl w:val="D0722F08"/>
@@ -11348,7 +10922,7 @@
       </w:rPr>
     </w:lvl>
   </w:abstractNum>
-  <w:abstractNum w:abstractNumId="6" w15:restartNumberingAfterBreak="0">
+  <w:abstractNum w:abstractNumId="6">
     <w:nsid w:val="7C0F24C5"/>
     <w:multiLevelType w:val="multilevel"/>
     <w:tmpl w:val="B9E6659E"/>
@@ -11486,7 +11060,7 @@
 </file>
 
 <file path=word/styles.xml><?xml version="1.0" encoding="utf-8"?>
-<w:styles xmlns:mc="http://schemas.openxmlformats.org/markup-compatibility/2006" xmlns:r="http://schemas.openxmlformats.org/officeDocument/2006/relationships" xmlns:w="http://schemas.openxmlformats.org/wordprocessingml/2006/main" xmlns:w14="http://schemas.microsoft.com/office/word/2010/wordml" xmlns:w15="http://schemas.microsoft.com/office/word/2012/wordml" xmlns:w16se="http://schemas.microsoft.com/office/word/2015/wordml/symex" mc:Ignorable="w14 w15 w16se">
+<w:styles xmlns:mc="http://schemas.openxmlformats.org/markup-compatibility/2006" xmlns:r="http://schemas.openxmlformats.org/officeDocument/2006/relationships" xmlns:w="http://schemas.openxmlformats.org/wordprocessingml/2006/main" xmlns:w14="http://schemas.microsoft.com/office/word/2010/wordml" xmlns:w15="http://schemas.microsoft.com/office/word/2012/wordml" mc:Ignorable="w14 w15">
   <w:docDefaults>
     <w:rPrDefault>
       <w:rPr>
@@ -11958,6 +11532,7 @@
       <w:spacing w:after="0" w:line="240" w:lineRule="auto"/>
     </w:pPr>
     <w:tblPr>
+      <w:tblInd w:w="0" w:type="dxa"/>
       <w:tblBorders>
         <w:top w:val="single" w:sz="4" w:space="0" w:color="auto"/>
         <w:left w:val="single" w:sz="4" w:space="0" w:color="auto"/>
@@ -11966,6 +11541,12 @@
         <w:insideH w:val="single" w:sz="4" w:space="0" w:color="auto"/>
         <w:insideV w:val="single" w:sz="4" w:space="0" w:color="auto"/>
       </w:tblBorders>
+      <w:tblCellMar>
+        <w:top w:w="0" w:type="dxa"/>
+        <w:left w:w="108" w:type="dxa"/>
+        <w:bottom w:w="0" w:type="dxa"/>
+        <w:right w:w="108" w:type="dxa"/>
+      </w:tblCellMar>
     </w:tblPr>
   </w:style>
   <w:style w:type="character" w:customStyle="1" w:styleId="20">
@@ -12396,7 +11977,7 @@
 </file>
 
 <file path=customXml/itemProps1.xml><?xml version="1.0" encoding="utf-8"?>
-<ds:datastoreItem xmlns:ds="http://schemas.openxmlformats.org/officeDocument/2006/customXml" ds:itemID="{2ADC9ECC-CA01-46C4-9487-65F5D961246F}">
+<ds:datastoreItem xmlns:ds="http://schemas.openxmlformats.org/officeDocument/2006/customXml" ds:itemID="{B575E553-F070-4820-A7D9-8B6397618681}">
   <ds:schemaRefs>
     <ds:schemaRef ds:uri="http://schemas.openxmlformats.org/officeDocument/2006/bibliography"/>
   </ds:schemaRefs>

--- a/JUMABOYEV MAQSUD PARXOD O‘G‘LI.docx
+++ b/JUMABOYEV MAQSUD PARXOD O‘G‘LI.docx
@@ -199,7 +199,6 @@
           <w:lang w:val="en-US"/>
         </w:rPr>
       </w:pPr>
-      <w:bookmarkStart w:id="0" w:name="_GoBack"/>
       <w:r>
         <w:rPr>
           <w:rFonts w:ascii="Times New Roman" w:hAnsi="Times New Roman"/>
@@ -209,7 +208,6 @@
         </w:rPr>
         <w:t>JUMABOYEV MAQSUD PARXOD O‘G‘LI</w:t>
       </w:r>
-      <w:bookmarkEnd w:id="0"/>
     </w:p>
     <w:p>
       <w:pPr>
@@ -2972,7 +2970,7 @@
           <w:lang w:val="en-US"/>
         </w:rPr>
       </w:pPr>
-      <w:bookmarkStart w:id="1" w:name="_Toc219022391"/>
+      <w:bookmarkStart w:id="0" w:name="_Toc219022391"/>
       <w:r>
         <w:rPr>
           <w:rFonts w:ascii="Times New Roman" w:hAnsi="Times New Roman"/>
@@ -2984,7 +2982,7 @@
         <w:lastRenderedPageBreak/>
         <w:t>I BOB. KIRISH</w:t>
       </w:r>
-      <w:bookmarkEnd w:id="1"/>
+      <w:bookmarkEnd w:id="0"/>
     </w:p>
     <w:p>
       <w:pPr>
@@ -3003,7 +3001,7 @@
           <w:lang w:val="en-US"/>
         </w:rPr>
       </w:pPr>
-      <w:bookmarkStart w:id="2" w:name="_Toc219022392"/>
+      <w:bookmarkStart w:id="1" w:name="_Toc219022392"/>
       <w:r>
         <w:rPr>
           <w:rFonts w:ascii="Times New Roman" w:hAnsi="Times New Roman"/>
@@ -3013,7 +3011,7 @@
         </w:rPr>
         <w:t>Dissertatsiya mavzusining asoslanishi va uning dolzarbligi</w:t>
       </w:r>
-      <w:bookmarkEnd w:id="2"/>
+      <w:bookmarkEnd w:id="1"/>
     </w:p>
     <w:p>
       <w:pPr>
@@ -3284,7 +3282,7 @@
           <w:lang w:val="en-US"/>
         </w:rPr>
       </w:pPr>
-      <w:bookmarkStart w:id="3" w:name="_Toc219022393"/>
+      <w:bookmarkStart w:id="2" w:name="_Toc219022393"/>
       <w:r>
         <w:rPr>
           <w:rFonts w:ascii="Times New Roman" w:hAnsi="Times New Roman"/>
@@ -3315,7 +3313,7 @@
         </w:rPr>
         <w:t xml:space="preserve"> vazifalari</w:t>
       </w:r>
-      <w:bookmarkEnd w:id="3"/>
+      <w:bookmarkEnd w:id="2"/>
     </w:p>
     <w:p>
       <w:pPr>
@@ -3741,7 +3739,7 @@
           <w:lang w:val="en-US" w:eastAsia="ru-RU"/>
         </w:rPr>
       </w:pPr>
-      <w:bookmarkStart w:id="4" w:name="_Toc219022394"/>
+      <w:bookmarkStart w:id="3" w:name="_Toc219022394"/>
       <w:r>
         <w:rPr>
           <w:rFonts w:ascii="Times New Roman" w:eastAsia="Times New Roman" w:hAnsi="Times New Roman"/>
@@ -3777,7 +3775,7 @@
         </w:rPr>
         <w:t xml:space="preserve"> savollari</w:t>
       </w:r>
-      <w:bookmarkEnd w:id="4"/>
+      <w:bookmarkEnd w:id="3"/>
     </w:p>
     <w:p>
       <w:pPr>
@@ -5120,7 +5118,7 @@
           <w:lang w:val="en-US" w:eastAsia="ru-RU"/>
         </w:rPr>
       </w:pPr>
-      <w:bookmarkStart w:id="5" w:name="_Toc219022395"/>
+      <w:bookmarkStart w:id="4" w:name="_Toc219022395"/>
       <w:r>
         <w:rPr>
           <w:rFonts w:ascii="Times New Roman" w:hAnsi="Times New Roman"/>
@@ -5156,7 +5154,7 @@
         </w:rPr>
         <w:t xml:space="preserve"> predmeti</w:t>
       </w:r>
-      <w:bookmarkEnd w:id="5"/>
+      <w:bookmarkEnd w:id="4"/>
     </w:p>
     <w:p>
       <w:pPr>
@@ -5262,7 +5260,7 @@
           <w:lang w:val="en-US" w:eastAsia="ru-RU"/>
         </w:rPr>
       </w:pPr>
-      <w:bookmarkStart w:id="6" w:name="_Toc219022396"/>
+      <w:bookmarkStart w:id="5" w:name="_Toc219022396"/>
       <w:r>
         <w:rPr>
           <w:rFonts w:ascii="Times New Roman" w:hAnsi="Times New Roman"/>
@@ -5298,7 +5296,7 @@
         </w:rPr>
         <w:t xml:space="preserve"> amaliy ahamiyati</w:t>
       </w:r>
-      <w:bookmarkEnd w:id="6"/>
+      <w:bookmarkEnd w:id="5"/>
     </w:p>
     <w:p>
       <w:pPr>
@@ -5655,7 +5653,7 @@
           <w:lang w:val="en-US" w:eastAsia="ru-RU"/>
         </w:rPr>
       </w:pPr>
-      <w:bookmarkStart w:id="7" w:name="_Toc219022397"/>
+      <w:bookmarkStart w:id="6" w:name="_Toc219022397"/>
       <w:r>
         <w:rPr>
           <w:rFonts w:ascii="Times New Roman" w:hAnsi="Times New Roman"/>
@@ -5668,7 +5666,7 @@
         <w:lastRenderedPageBreak/>
         <w:t>1.6. Dissertatsiya tarkibining qisqacha tavsifi</w:t>
       </w:r>
-      <w:bookmarkEnd w:id="7"/>
+      <w:bookmarkEnd w:id="6"/>
     </w:p>
     <w:p>
       <w:pPr>
@@ -5777,7 +5775,7 @@
           <w:lang w:val="en-US" w:eastAsia="ru-RU"/>
         </w:rPr>
       </w:pPr>
-      <w:bookmarkStart w:id="8" w:name="_Toc219022398"/>
+      <w:bookmarkStart w:id="7" w:name="_Toc219022398"/>
       <w:r>
         <w:rPr>
           <w:rFonts w:ascii="Times New Roman" w:hAnsi="Times New Roman"/>
@@ -5790,7 +5788,7 @@
         <w:lastRenderedPageBreak/>
         <w:t>II BOB.  TIJORAT BANKLARIDA KREDITLASH JARAYONI VA MUAMMOLI KREDITLARNING NAZARIY-METODOLOGIK ASOSLARI</w:t>
       </w:r>
-      <w:bookmarkEnd w:id="8"/>
+      <w:bookmarkEnd w:id="7"/>
     </w:p>
     <w:p>
       <w:pPr>
@@ -5805,7 +5803,7 @@
           <w:lang w:val="en-US" w:eastAsia="ru-RU"/>
         </w:rPr>
       </w:pPr>
-      <w:bookmarkStart w:id="9" w:name="_Toc219022399"/>
+      <w:bookmarkStart w:id="8" w:name="_Toc219022399"/>
       <w:r>
         <w:rPr>
           <w:rFonts w:ascii="Times New Roman" w:hAnsi="Times New Roman"/>
@@ -5841,7 +5839,7 @@
         </w:rPr>
         <w:t xml:space="preserve"> iqtisodiy mohiyati</w:t>
       </w:r>
-      <w:bookmarkEnd w:id="9"/>
+      <w:bookmarkEnd w:id="8"/>
     </w:p>
     <w:p>
       <w:pPr>
@@ -9272,7 +9270,7 @@
           <w:lang w:val="en-US" w:eastAsia="ru-RU"/>
         </w:rPr>
       </w:pPr>
-      <w:bookmarkStart w:id="10" w:name="_Toc219022400"/>
+      <w:bookmarkStart w:id="9" w:name="_Toc219022400"/>
       <w:r>
         <w:rPr>
           <w:rFonts w:ascii="Times New Roman" w:hAnsi="Times New Roman"/>
@@ -9308,7 +9306,7 @@
         </w:rPr>
         <w:t xml:space="preserve"> uning iqtisodiy-huquqiy talqini</w:t>
       </w:r>
-      <w:bookmarkEnd w:id="10"/>
+      <w:bookmarkEnd w:id="9"/>
     </w:p>
     <w:p>
       <w:pPr>
@@ -15442,7 +15440,7 @@
           <w:lang w:val="en-US" w:eastAsia="ru-RU"/>
         </w:rPr>
       </w:pPr>
-      <w:bookmarkStart w:id="11" w:name="_Toc219022401"/>
+      <w:bookmarkStart w:id="10" w:name="_Toc219022401"/>
       <w:r>
         <w:rPr>
           <w:rFonts w:ascii="Times New Roman" w:hAnsi="Times New Roman"/>
@@ -15476,7 +15474,7 @@
         </w:rPr>
         <w:t>sir etuvchi omillar</w:t>
       </w:r>
-      <w:bookmarkEnd w:id="11"/>
+      <w:bookmarkEnd w:id="10"/>
     </w:p>
     <w:p>
       <w:pPr>
@@ -16837,29 +16835,13 @@
       </w:r>
       <w:r>
         <w:rPr>
-          <w:rFonts w:ascii="Cambria Math" w:hAnsi="Cambria Math" w:cs="Cambria Math"/>
-          <w:sz w:val="28"/>
-          <w:lang w:val="en-US" w:eastAsia="ru-RU"/>
-        </w:rPr>
-        <w:t/>
-      </w:r>
-      <w:proofErr w:type="gramEnd"/>
-      <w:r>
-        <w:rPr>
-          <w:rFonts w:ascii="Cambria Math" w:hAnsi="Cambria Math" w:cs="Cambria Math"/>
-          <w:sz w:val="28"/>
-          <w:lang w:val="en-US" w:eastAsia="ru-RU"/>
-        </w:rPr>
-        <w:t/>
-      </w:r>
-      <w:r>
-        <w:rPr>
           <w:rFonts w:ascii="Times New Roman" w:hAnsi="Times New Roman"/>
           <w:sz w:val="28"/>
           <w:lang w:val="en-US" w:eastAsia="ru-RU"/>
         </w:rPr>
         <w:t>ℎ</w:t>
       </w:r>
+      <w:proofErr w:type="gramEnd"/>
       <w:r>
         <w:rPr>
           <w:rFonts w:ascii="Cambria Math" w:hAnsi="Cambria Math" w:cs="Cambria Math"/>
@@ -17192,7 +17174,7 @@
           <w:lang w:val="en-US"/>
         </w:rPr>
       </w:pPr>
-      <w:bookmarkStart w:id="12" w:name="_Toc219022402"/>
+      <w:bookmarkStart w:id="11" w:name="_Toc219022402"/>
       <w:r>
         <w:rPr>
           <w:rFonts w:ascii="Times New Roman" w:hAnsi="Times New Roman"/>
@@ -17232,7 +17214,7 @@
         </w:rPr>
         <w:t xml:space="preserve"> BANKLARIDA MUAMMOLI KREDITLAR PAYDO BO‘LISH MEXANIZMI VA ULARNI KAMAYTIRISHNING ILG‘OR MEXANIZMLARI</w:t>
       </w:r>
-      <w:bookmarkEnd w:id="12"/>
+      <w:bookmarkEnd w:id="11"/>
     </w:p>
     <w:p>
       <w:pPr>
@@ -17248,7 +17230,7 @@
           <w:lang w:val="en-US" w:eastAsia="ru-RU"/>
         </w:rPr>
       </w:pPr>
-      <w:bookmarkStart w:id="13" w:name="_Toc219022403"/>
+      <w:bookmarkStart w:id="12" w:name="_Toc219022403"/>
       <w:r>
         <w:rPr>
           <w:rFonts w:ascii="Times New Roman" w:hAnsi="Times New Roman"/>
@@ -17286,7 +17268,7 @@
         </w:rPr>
         <w:t xml:space="preserve"> kreditlarning vujudga kelishiga olib keluvchi asosiy omillar tahlili</w:t>
       </w:r>
-      <w:bookmarkEnd w:id="13"/>
+      <w:bookmarkEnd w:id="12"/>
     </w:p>
     <w:p>
       <w:pPr>
@@ -17300,7 +17282,7 @@
           <w:lang w:val="en-US"/>
         </w:rPr>
       </w:pPr>
-      <w:bookmarkStart w:id="14" w:name="_Toc219022404"/>
+      <w:bookmarkStart w:id="13" w:name="_Toc219022404"/>
       <w:r>
         <w:rPr>
           <w:rFonts w:ascii="Times New Roman" w:hAnsi="Times New Roman"/>
@@ -17375,7 +17357,7 @@
         </w:rPr>
         <w:t>siri</w:t>
       </w:r>
-      <w:bookmarkEnd w:id="14"/>
+      <w:bookmarkEnd w:id="13"/>
     </w:p>
     <w:p>
       <w:pPr>
@@ -17389,7 +17371,7 @@
           <w:lang w:val="en-US"/>
         </w:rPr>
       </w:pPr>
-      <w:bookmarkStart w:id="15" w:name="_Toc219022405"/>
+      <w:bookmarkStart w:id="14" w:name="_Toc219022405"/>
       <w:r>
         <w:rPr>
           <w:rFonts w:ascii="Times New Roman" w:hAnsi="Times New Roman"/>
@@ -17427,7 +17409,7 @@
         </w:rPr>
         <w:t xml:space="preserve"> kreditlarni oldini olishda kredit xavflarini boshqarish tizimi</w:t>
       </w:r>
-      <w:bookmarkEnd w:id="15"/>
+      <w:bookmarkEnd w:id="14"/>
     </w:p>
     <w:p>
       <w:pPr>
@@ -17443,7 +17425,7 @@
           <w:lang w:val="en-US" w:eastAsia="ru-RU"/>
         </w:rPr>
       </w:pPr>
-      <w:bookmarkStart w:id="16" w:name="_Toc219022406"/>
+      <w:bookmarkStart w:id="15" w:name="_Toc219022406"/>
       <w:r>
         <w:rPr>
           <w:rFonts w:ascii="Times New Roman" w:hAnsi="Times New Roman"/>
@@ -17495,7 +17477,7 @@
         </w:rPr>
         <w:t xml:space="preserve"> huquqiy mexanizmlari</w:t>
       </w:r>
-      <w:bookmarkEnd w:id="16"/>
+      <w:bookmarkEnd w:id="15"/>
     </w:p>
     <w:p>
       <w:pPr>
@@ -17511,7 +17493,7 @@
           <w:lang w:val="en-US" w:eastAsia="ru-RU"/>
         </w:rPr>
       </w:pPr>
-      <w:bookmarkStart w:id="17" w:name="_Toc219022407"/>
+      <w:bookmarkStart w:id="16" w:name="_Toc219022407"/>
       <w:r>
         <w:rPr>
           <w:rFonts w:ascii="Times New Roman" w:hAnsi="Times New Roman"/>
@@ -17535,9 +17517,8 @@
           <w:szCs w:val="28"/>
           <w:lang w:val="en-US" w:eastAsia="ru-RU"/>
         </w:rPr>
-        <w:t xml:space="preserve"> kreditlar ulushini kamaytirishda xalqaro tajriba </w:t>
-      </w:r>
-      <w:proofErr w:type="gramStart"/>
+        <w:t xml:space="preserve"> kreditlar ulushini kamaytirishda</w:t>
+      </w:r>
       <w:r>
         <w:rPr>
           <w:rFonts w:ascii="Times New Roman" w:hAnsi="Times New Roman"/>
@@ -17548,9 +17529,10 @@
           <w:szCs w:val="28"/>
           <w:lang w:val="en-US" w:eastAsia="ru-RU"/>
         </w:rPr>
-        <w:t>va</w:t>
-      </w:r>
-      <w:proofErr w:type="gramEnd"/>
+        <w:t xml:space="preserve"> mahalliy,</w:t>
+      </w:r>
+      <w:bookmarkStart w:id="17" w:name="_GoBack"/>
+      <w:bookmarkEnd w:id="17"/>
       <w:r>
         <w:rPr>
           <w:rFonts w:ascii="Times New Roman" w:hAnsi="Times New Roman"/>
@@ -17561,9 +17543,35 @@
           <w:szCs w:val="28"/>
           <w:lang w:val="en-US" w:eastAsia="ru-RU"/>
         </w:rPr>
+        <w:t xml:space="preserve"> xalqaro tajriba </w:t>
+      </w:r>
+      <w:proofErr w:type="gramStart"/>
+      <w:r>
+        <w:rPr>
+          <w:rFonts w:ascii="Times New Roman" w:hAnsi="Times New Roman"/>
+          <w:b/>
+          <w:bCs/>
+          <w:color w:val="000000"/>
+          <w:sz w:val="28"/>
+          <w:szCs w:val="28"/>
+          <w:lang w:val="en-US" w:eastAsia="ru-RU"/>
+        </w:rPr>
+        <w:t>va</w:t>
+      </w:r>
+      <w:proofErr w:type="gramEnd"/>
+      <w:r>
+        <w:rPr>
+          <w:rFonts w:ascii="Times New Roman" w:hAnsi="Times New Roman"/>
+          <w:b/>
+          <w:bCs/>
+          <w:color w:val="000000"/>
+          <w:sz w:val="28"/>
+          <w:szCs w:val="28"/>
+          <w:lang w:val="en-US" w:eastAsia="ru-RU"/>
+        </w:rPr>
         <w:t xml:space="preserve"> amaliyotlar</w:t>
       </w:r>
-      <w:bookmarkEnd w:id="17"/>
+      <w:bookmarkEnd w:id="16"/>
     </w:p>
     <w:p>
       <w:pPr>
@@ -23047,7 +23055,7 @@
         <w:noProof/>
         <w:sz w:val="28"/>
       </w:rPr>
-      <w:t>21</w:t>
+      <w:t>45</w:t>
     </w:r>
     <w:r>
       <w:rPr>
@@ -23117,42 +23125,42 @@
         <v:path o:extrusionok="f" gradientshapeok="t" o:connecttype="rect"/>
         <o:lock v:ext="edit" aspectratio="t"/>
       </v:shapetype>
-      <v:shape id="_x0000_i1126" type="#_x0000_t75" style="width:384.3pt;height:384.3pt" o:bullet="t">
+      <v:shape id="_x0000_i1062" type="#_x0000_t75" style="width:384.6pt;height:384.6pt" o:bullet="t">
         <v:imagedata r:id="rId1" o:title="7063595"/>
       </v:shape>
     </w:pict>
   </w:numPicBullet>
   <w:numPicBullet w:numPicBulletId="1">
     <w:pict>
-      <v:shape id="_x0000_i1127" type="#_x0000_t75" style="width:384.3pt;height:384.3pt" o:bullet="t">
+      <v:shape id="_x0000_i1063" type="#_x0000_t75" style="width:384.6pt;height:384.6pt" o:bullet="t">
         <v:imagedata r:id="rId2" o:title="economic"/>
       </v:shape>
     </w:pict>
   </w:numPicBullet>
   <w:numPicBullet w:numPicBulletId="2">
     <w:pict>
-      <v:shape id="_x0000_i1128" type="#_x0000_t75" style="width:384.3pt;height:384.3pt" o:bullet="t">
+      <v:shape id="_x0000_i1064" type="#_x0000_t75" style="width:384.6pt;height:384.6pt" o:bullet="t">
         <v:imagedata r:id="rId3" o:title="analytics"/>
       </v:shape>
     </w:pict>
   </w:numPicBullet>
   <w:numPicBullet w:numPicBulletId="3">
     <w:pict>
-      <v:shape id="_x0000_i1129" type="#_x0000_t75" style="width:384.3pt;height:384.3pt" o:bullet="t">
+      <v:shape id="_x0000_i1065" type="#_x0000_t75" style="width:384.6pt;height:384.6pt" o:bullet="t">
         <v:imagedata r:id="rId4" o:title="profit"/>
       </v:shape>
     </w:pict>
   </w:numPicBullet>
   <w:numPicBullet w:numPicBulletId="4">
     <w:pict>
-      <v:shape id="_x0000_i1130" type="#_x0000_t75" style="width:384.3pt;height:384.3pt" o:bullet="t">
+      <v:shape id="_x0000_i1066" type="#_x0000_t75" style="width:384.6pt;height:384.6pt" o:bullet="t">
         <v:imagedata r:id="rId5" o:title="analytics (1)"/>
       </v:shape>
     </w:pict>
   </w:numPicBullet>
   <w:numPicBullet w:numPicBulletId="5">
     <w:pict>
-      <v:shape id="_x0000_i1131" type="#_x0000_t75" style="width:384.3pt;height:384.3pt" o:bullet="t">
+      <v:shape id="_x0000_i1067" type="#_x0000_t75" style="width:384.6pt;height:384.6pt" o:bullet="t">
         <v:imagedata r:id="rId6" o:title="globalization"/>
       </v:shape>
     </w:pict>
